--- a/mps-nivel-c/oficial/04_registros/MilhasFacil_Busca-de-Milhas/REL-VV-MILHASFACIL01-001_Relatorio-de-Execucao-de-Testes.docx
+++ b/mps-nivel-c/oficial/04_registros/MilhasFacil_Busca-de-Milhas/REL-VV-MILHASFACIL01-001_Relatorio-de-Execucao-de-Testes.docx
@@ -4,89 +4,31 @@
   <w:body>
     <w:p>
       <w:pPr>
-        <w:pBdr>
-          <w:top w:val="single" w:sz="32" w:space="0" w:color="003366"/>
-        </w:pBdr>
-        <w:spacing w:before="0" w:after="0"/>
-      </w:pPr>
-    </w:p>
-    <w:p>
-      <w:pPr>
-        <w:spacing w:before="240" w:after="40"/>
+        <w:pStyle w:val="Heading1"/>
       </w:pPr>
       <w:r>
-        <w:rPr>
-          <w:rFonts w:ascii="Calibri" w:hAnsi="Calibri"/>
-          <w:b/>
-          <w:color w:val="003366"/>
-          <w:sz w:val="36"/>
-        </w:rPr>
-        <w:t>RELATÓRIO DE EXECUÇÃO DE TESTES — MILHASFACIL · BUSCA E ALERTA DE PASSAGENS POR MILHAS</w:t>
+        <w:t>Relatório de Execução de Testes — MilhasFacil · Busca e Alerta de Passagens por Milhas</w:t>
       </w:r>
-    </w:p>
-    <w:p>
-      <w:pPr>
-        <w:spacing w:before="0" w:after="40"/>
-      </w:pPr>
-      <w:r>
-        <w:rPr>
-          <w:rFonts w:ascii="Calibri" w:hAnsi="Calibri"/>
-          <w:color w:val="555555"/>
-          <w:sz w:val="20"/>
-        </w:rPr>
-        <w:t>REL-VV-MILHASFACIL01-001   ·   Versão 1.1   ·   15/06/2026   ·   Timeware Brasil</w:t>
-      </w:r>
-    </w:p>
-    <w:p>
-      <w:pPr>
-        <w:pBdr>
-          <w:bottom w:val="single" w:sz="6" w:space="1" w:color="003366"/>
-        </w:pBdr>
-        <w:spacing w:before="120" w:after="280"/>
-      </w:pPr>
     </w:p>
     <w:tbl>
       <w:tblPr>
+        <w:tblStyle w:val="TableGrid"/>
         <w:tblW w:type="auto" w:w="0"/>
         <w:tblLook w:firstColumn="1" w:firstRow="1" w:lastColumn="0" w:lastRow="0" w:noHBand="0" w:noVBand="1" w:val="04A0"/>
-        <w:tblBorders>
-          <w:top w:val="single" w:sz="4" w:space="0" w:color="AAAAAA"/>
-          <w:left w:val="single" w:sz="4" w:space="0" w:color="AAAAAA"/>
-          <w:bottom w:val="single" w:sz="4" w:space="0" w:color="AAAAAA"/>
-          <w:right w:val="single" w:sz="4" w:space="0" w:color="AAAAAA"/>
-          <w:insideH w:val="single" w:sz="4" w:space="0" w:color="AAAAAA"/>
-          <w:insideV w:val="single" w:sz="4" w:space="0" w:color="AAAAAA"/>
-        </w:tblBorders>
       </w:tblPr>
       <w:tblGrid>
-        <w:gridCol w:w="4451"/>
-        <w:gridCol w:w="4451"/>
+        <w:gridCol w:w="4320"/>
+        <w:gridCol w:w="4320"/>
       </w:tblGrid>
       <w:tr>
-        <w:trPr>
-          <w:cantSplit w:val="1"/>
-        </w:trPr>
         <w:tc>
           <w:tcPr>
-            <w:tcW w:type="dxa" w:w="4451"/>
-            <w:tcMar>
-              <w:top w:w="60" w:type="dxa"/>
-              <w:bottom w:w="60" w:type="dxa"/>
-              <w:left w:w="100" w:type="dxa"/>
-              <w:right w:w="100" w:type="dxa"/>
-            </w:tcMar>
-            <w:shd w:val="clear" w:color="auto" w:fill="D6E4F0"/>
+            <w:tcW w:type="dxa" w:w="4320"/>
           </w:tcPr>
           <w:p>
-            <w:pPr>
-              <w:spacing w:before="40" w:after="40"/>
-            </w:pPr>
             <w:r>
               <w:rPr>
-                <w:rFonts w:ascii="Calibri" w:hAnsi="Calibri"/>
                 <w:b/>
-                <w:i w:val="0"/>
-                <w:sz w:val="20"/>
               </w:rPr>
               <w:t>Campo</w:t>
             </w:r>
@@ -94,25 +36,12 @@
         </w:tc>
         <w:tc>
           <w:tcPr>
-            <w:tcW w:type="dxa" w:w="4451"/>
-            <w:tcMar>
-              <w:top w:w="60" w:type="dxa"/>
-              <w:bottom w:w="60" w:type="dxa"/>
-              <w:left w:w="100" w:type="dxa"/>
-              <w:right w:w="100" w:type="dxa"/>
-            </w:tcMar>
-            <w:shd w:val="clear" w:color="auto" w:fill="D6E4F0"/>
+            <w:tcW w:type="dxa" w:w="4320"/>
           </w:tcPr>
           <w:p>
-            <w:pPr>
-              <w:spacing w:before="40" w:after="40"/>
-            </w:pPr>
             <w:r>
               <w:rPr>
-                <w:rFonts w:ascii="Calibri" w:hAnsi="Calibri"/>
                 <w:b/>
-                <w:i w:val="0"/>
-                <w:sz w:val="20"/>
               </w:rPr>
               <w:t>Valor</w:t>
             </w:r>
@@ -120,30 +49,14 @@
         </w:tc>
       </w:tr>
       <w:tr>
-        <w:trPr>
-          <w:cantSplit w:val="1"/>
-        </w:trPr>
         <w:tc>
           <w:tcPr>
-            <w:tcW w:type="dxa" w:w="4451"/>
-            <w:tcMar>
-              <w:top w:w="60" w:type="dxa"/>
-              <w:bottom w:w="60" w:type="dxa"/>
-              <w:left w:w="100" w:type="dxa"/>
-              <w:right w:w="100" w:type="dxa"/>
-            </w:tcMar>
-            <w:shd w:val="clear" w:color="auto" w:fill="F0F4F8"/>
+            <w:tcW w:type="dxa" w:w="4320"/>
           </w:tcPr>
           <w:p>
-            <w:pPr>
-              <w:spacing w:before="40" w:after="40"/>
-            </w:pPr>
             <w:r>
               <w:rPr>
-                <w:rFonts w:ascii="Calibri" w:hAnsi="Calibri"/>
                 <w:b/>
-                <w:i w:val="0"/>
-                <w:sz w:val="20"/>
               </w:rPr>
               <w:t>Documento</w:t>
             </w:r>
@@ -151,55 +64,24 @@
         </w:tc>
         <w:tc>
           <w:tcPr>
-            <w:tcW w:type="dxa" w:w="4451"/>
-            <w:tcMar>
-              <w:top w:w="60" w:type="dxa"/>
-              <w:bottom w:w="60" w:type="dxa"/>
-              <w:left w:w="100" w:type="dxa"/>
-              <w:right w:w="100" w:type="dxa"/>
-            </w:tcMar>
+            <w:tcW w:type="dxa" w:w="4320"/>
           </w:tcPr>
           <w:p>
-            <w:pPr>
-              <w:spacing w:before="40" w:after="40"/>
-            </w:pPr>
             <w:r>
-              <w:rPr>
-                <w:rFonts w:ascii="Calibri" w:hAnsi="Calibri"/>
-                <w:b w:val="0"/>
-                <w:i w:val="0"/>
-                <w:sz w:val="20"/>
-              </w:rPr>
               <w:t>REL-VV-MILHASFACIL01-001</w:t>
             </w:r>
           </w:p>
         </w:tc>
       </w:tr>
       <w:tr>
-        <w:trPr>
-          <w:cantSplit w:val="1"/>
-        </w:trPr>
         <w:tc>
           <w:tcPr>
-            <w:tcW w:type="dxa" w:w="4451"/>
-            <w:tcMar>
-              <w:top w:w="60" w:type="dxa"/>
-              <w:bottom w:w="60" w:type="dxa"/>
-              <w:left w:w="100" w:type="dxa"/>
-              <w:right w:w="100" w:type="dxa"/>
-            </w:tcMar>
-            <w:shd w:val="clear" w:color="auto" w:fill="F0F4F8"/>
+            <w:tcW w:type="dxa" w:w="4320"/>
           </w:tcPr>
           <w:p>
-            <w:pPr>
-              <w:spacing w:before="40" w:after="40"/>
-            </w:pPr>
             <w:r>
               <w:rPr>
-                <w:rFonts w:ascii="Calibri" w:hAnsi="Calibri"/>
                 <w:b/>
-                <w:i w:val="0"/>
-                <w:sz w:val="20"/>
               </w:rPr>
               <w:t>Projeto</w:t>
             </w:r>
@@ -207,55 +89,24 @@
         </w:tc>
         <w:tc>
           <w:tcPr>
-            <w:tcW w:type="dxa" w:w="4451"/>
-            <w:tcMar>
-              <w:top w:w="60" w:type="dxa"/>
-              <w:bottom w:w="60" w:type="dxa"/>
-              <w:left w:w="100" w:type="dxa"/>
-              <w:right w:w="100" w:type="dxa"/>
-            </w:tcMar>
+            <w:tcW w:type="dxa" w:w="4320"/>
           </w:tcPr>
           <w:p>
-            <w:pPr>
-              <w:spacing w:before="40" w:after="40"/>
-            </w:pPr>
             <w:r>
-              <w:rPr>
-                <w:rFonts w:ascii="Calibri" w:hAnsi="Calibri"/>
-                <w:b w:val="0"/>
-                <w:i w:val="0"/>
-                <w:sz w:val="20"/>
-              </w:rPr>
               <w:t>MilhasFacil — Plataforma de Busca e Alerta de Passagens por Milhas</w:t>
             </w:r>
           </w:p>
         </w:tc>
       </w:tr>
       <w:tr>
-        <w:trPr>
-          <w:cantSplit w:val="1"/>
-        </w:trPr>
         <w:tc>
           <w:tcPr>
-            <w:tcW w:type="dxa" w:w="4451"/>
-            <w:tcMar>
-              <w:top w:w="60" w:type="dxa"/>
-              <w:bottom w:w="60" w:type="dxa"/>
-              <w:left w:w="100" w:type="dxa"/>
-              <w:right w:w="100" w:type="dxa"/>
-            </w:tcMar>
-            <w:shd w:val="clear" w:color="auto" w:fill="F0F4F8"/>
+            <w:tcW w:type="dxa" w:w="4320"/>
           </w:tcPr>
           <w:p>
-            <w:pPr>
-              <w:spacing w:before="40" w:after="40"/>
-            </w:pPr>
             <w:r>
               <w:rPr>
-                <w:rFonts w:ascii="Calibri" w:hAnsi="Calibri"/>
                 <w:b/>
-                <w:i w:val="0"/>
-                <w:sz w:val="20"/>
               </w:rPr>
               <w:t>Cliente</w:t>
             </w:r>
@@ -263,55 +114,24 @@
         </w:tc>
         <w:tc>
           <w:tcPr>
-            <w:tcW w:type="dxa" w:w="4451"/>
-            <w:tcMar>
-              <w:top w:w="60" w:type="dxa"/>
-              <w:bottom w:w="60" w:type="dxa"/>
-              <w:left w:w="100" w:type="dxa"/>
-              <w:right w:w="100" w:type="dxa"/>
-            </w:tcMar>
+            <w:tcW w:type="dxa" w:w="4320"/>
           </w:tcPr>
           <w:p>
-            <w:pPr>
-              <w:spacing w:before="40" w:after="40"/>
-            </w:pPr>
             <w:r>
-              <w:rPr>
-                <w:rFonts w:ascii="Calibri" w:hAnsi="Calibri"/>
-                <w:b w:val="0"/>
-                <w:i w:val="0"/>
-                <w:sz w:val="20"/>
-              </w:rPr>
               <w:t>Hub de Milhas</w:t>
             </w:r>
           </w:p>
         </w:tc>
       </w:tr>
       <w:tr>
-        <w:trPr>
-          <w:cantSplit w:val="1"/>
-        </w:trPr>
         <w:tc>
           <w:tcPr>
-            <w:tcW w:type="dxa" w:w="4451"/>
-            <w:tcMar>
-              <w:top w:w="60" w:type="dxa"/>
-              <w:bottom w:w="60" w:type="dxa"/>
-              <w:left w:w="100" w:type="dxa"/>
-              <w:right w:w="100" w:type="dxa"/>
-            </w:tcMar>
-            <w:shd w:val="clear" w:color="auto" w:fill="F0F4F8"/>
+            <w:tcW w:type="dxa" w:w="4320"/>
           </w:tcPr>
           <w:p>
-            <w:pPr>
-              <w:spacing w:before="40" w:after="40"/>
-            </w:pPr>
             <w:r>
               <w:rPr>
-                <w:rFonts w:ascii="Calibri" w:hAnsi="Calibri"/>
                 <w:b/>
-                <w:i w:val="0"/>
-                <w:sz w:val="20"/>
               </w:rPr>
               <w:t>Versão</w:t>
             </w:r>
@@ -319,55 +139,24 @@
         </w:tc>
         <w:tc>
           <w:tcPr>
-            <w:tcW w:type="dxa" w:w="4451"/>
-            <w:tcMar>
-              <w:top w:w="60" w:type="dxa"/>
-              <w:bottom w:w="60" w:type="dxa"/>
-              <w:left w:w="100" w:type="dxa"/>
-              <w:right w:w="100" w:type="dxa"/>
-            </w:tcMar>
+            <w:tcW w:type="dxa" w:w="4320"/>
           </w:tcPr>
           <w:p>
-            <w:pPr>
-              <w:spacing w:before="40" w:after="40"/>
-            </w:pPr>
             <w:r>
-              <w:rPr>
-                <w:rFonts w:ascii="Calibri" w:hAnsi="Calibri"/>
-                <w:b w:val="0"/>
-                <w:i w:val="0"/>
-                <w:sz w:val="20"/>
-              </w:rPr>
               <w:t>1.1</w:t>
             </w:r>
           </w:p>
         </w:tc>
       </w:tr>
       <w:tr>
-        <w:trPr>
-          <w:cantSplit w:val="1"/>
-        </w:trPr>
         <w:tc>
           <w:tcPr>
-            <w:tcW w:type="dxa" w:w="4451"/>
-            <w:tcMar>
-              <w:top w:w="60" w:type="dxa"/>
-              <w:bottom w:w="60" w:type="dxa"/>
-              <w:left w:w="100" w:type="dxa"/>
-              <w:right w:w="100" w:type="dxa"/>
-            </w:tcMar>
-            <w:shd w:val="clear" w:color="auto" w:fill="F0F4F8"/>
+            <w:tcW w:type="dxa" w:w="4320"/>
           </w:tcPr>
           <w:p>
-            <w:pPr>
-              <w:spacing w:before="40" w:after="40"/>
-            </w:pPr>
             <w:r>
               <w:rPr>
-                <w:rFonts w:ascii="Calibri" w:hAnsi="Calibri"/>
                 <w:b/>
-                <w:i w:val="0"/>
-                <w:sz w:val="20"/>
               </w:rPr>
               <w:t>Data</w:t>
             </w:r>
@@ -375,55 +164,24 @@
         </w:tc>
         <w:tc>
           <w:tcPr>
-            <w:tcW w:type="dxa" w:w="4451"/>
-            <w:tcMar>
-              <w:top w:w="60" w:type="dxa"/>
-              <w:bottom w:w="60" w:type="dxa"/>
-              <w:left w:w="100" w:type="dxa"/>
-              <w:right w:w="100" w:type="dxa"/>
-            </w:tcMar>
+            <w:tcW w:type="dxa" w:w="4320"/>
           </w:tcPr>
           <w:p>
-            <w:pPr>
-              <w:spacing w:before="40" w:after="40"/>
-            </w:pPr>
             <w:r>
-              <w:rPr>
-                <w:rFonts w:ascii="Calibri" w:hAnsi="Calibri"/>
-                <w:b w:val="0"/>
-                <w:i w:val="0"/>
-                <w:sz w:val="20"/>
-              </w:rPr>
               <w:t>15/06/2026</w:t>
             </w:r>
           </w:p>
         </w:tc>
       </w:tr>
       <w:tr>
-        <w:trPr>
-          <w:cantSplit w:val="1"/>
-        </w:trPr>
         <w:tc>
           <w:tcPr>
-            <w:tcW w:type="dxa" w:w="4451"/>
-            <w:tcMar>
-              <w:top w:w="60" w:type="dxa"/>
-              <w:bottom w:w="60" w:type="dxa"/>
-              <w:left w:w="100" w:type="dxa"/>
-              <w:right w:w="100" w:type="dxa"/>
-            </w:tcMar>
-            <w:shd w:val="clear" w:color="auto" w:fill="F0F4F8"/>
+            <w:tcW w:type="dxa" w:w="4320"/>
           </w:tcPr>
           <w:p>
-            <w:pPr>
-              <w:spacing w:before="40" w:after="40"/>
-            </w:pPr>
             <w:r>
               <w:rPr>
-                <w:rFonts w:ascii="Calibri" w:hAnsi="Calibri"/>
                 <w:b/>
-                <w:i w:val="0"/>
-                <w:sz w:val="20"/>
               </w:rPr>
               <w:t>Gerente de Projeto</w:t>
             </w:r>
@@ -431,55 +189,24 @@
         </w:tc>
         <w:tc>
           <w:tcPr>
-            <w:tcW w:type="dxa" w:w="4451"/>
-            <w:tcMar>
-              <w:top w:w="60" w:type="dxa"/>
-              <w:bottom w:w="60" w:type="dxa"/>
-              <w:left w:w="100" w:type="dxa"/>
-              <w:right w:w="100" w:type="dxa"/>
-            </w:tcMar>
+            <w:tcW w:type="dxa" w:w="4320"/>
           </w:tcPr>
           <w:p>
-            <w:pPr>
-              <w:spacing w:before="40" w:after="40"/>
-            </w:pPr>
             <w:r>
-              <w:rPr>
-                <w:rFonts w:ascii="Calibri" w:hAnsi="Calibri"/>
-                <w:b w:val="0"/>
-                <w:i w:val="0"/>
-                <w:sz w:val="20"/>
-              </w:rPr>
               <w:t>Abraão</w:t>
             </w:r>
           </w:p>
         </w:tc>
       </w:tr>
       <w:tr>
-        <w:trPr>
-          <w:cantSplit w:val="1"/>
-        </w:trPr>
         <w:tc>
           <w:tcPr>
-            <w:tcW w:type="dxa" w:w="4451"/>
-            <w:tcMar>
-              <w:top w:w="60" w:type="dxa"/>
-              <w:bottom w:w="60" w:type="dxa"/>
-              <w:left w:w="100" w:type="dxa"/>
-              <w:right w:w="100" w:type="dxa"/>
-            </w:tcMar>
-            <w:shd w:val="clear" w:color="auto" w:fill="F0F4F8"/>
+            <w:tcW w:type="dxa" w:w="4320"/>
           </w:tcPr>
           <w:p>
-            <w:pPr>
-              <w:spacing w:before="40" w:after="40"/>
-            </w:pPr>
             <w:r>
               <w:rPr>
-                <w:rFonts w:ascii="Calibri" w:hAnsi="Calibri"/>
                 <w:b/>
-                <w:i w:val="0"/>
-                <w:sz w:val="20"/>
               </w:rPr>
               <w:t>Processo MPS-SW</w:t>
             </w:r>
@@ -487,195 +214,95 @@
         </w:tc>
         <w:tc>
           <w:tcPr>
-            <w:tcW w:type="dxa" w:w="4451"/>
-            <w:tcMar>
-              <w:top w:w="60" w:type="dxa"/>
-              <w:bottom w:w="60" w:type="dxa"/>
-              <w:left w:w="100" w:type="dxa"/>
-              <w:right w:w="100" w:type="dxa"/>
-            </w:tcMar>
+            <w:tcW w:type="dxa" w:w="4320"/>
           </w:tcPr>
           <w:p>
-            <w:pPr>
-              <w:spacing w:before="40" w:after="40"/>
-            </w:pPr>
             <w:r>
-              <w:rPr>
-                <w:rFonts w:ascii="Calibri" w:hAnsi="Calibri"/>
-                <w:b w:val="0"/>
-                <w:i w:val="0"/>
-                <w:sz w:val="20"/>
-              </w:rPr>
               <w:t>VV</w:t>
             </w:r>
           </w:p>
         </w:tc>
       </w:tr>
     </w:tbl>
+    <w:p/>
     <w:p>
       <w:pPr>
-        <w:spacing w:before="0" w:after="160"/>
-      </w:pPr>
-    </w:p>
-    <w:p>
-      <w:pPr>
-        <w:pStyle w:val="Heading1"/>
-        <w:keepNext/>
-        <w:keepLines/>
-        <w:pBdr>
-          <w:bottom w:val="single" w:sz="4" w:space="2" w:color="D6E4F0"/>
-        </w:pBdr>
+        <w:pStyle w:val="Heading2"/>
       </w:pPr>
       <w:r>
         <w:t>1. Objetivo</w:t>
       </w:r>
     </w:p>
     <w:p>
-      <w:pPr>
-        <w:spacing w:before="0" w:after="120"/>
-      </w:pPr>
       <w:r>
-        <w:rPr>
-          <w:rFonts w:ascii="Calibri" w:hAnsi="Calibri"/>
-          <w:b w:val="0"/>
-          <w:i w:val="0"/>
-          <w:sz w:val="22"/>
-        </w:rPr>
         <w:t xml:space="preserve">Registrar os resultados de execução das atividades de teste realizadas ao longo do projeto MilhasFacil — Busca e Alerta de Passagens por Milhas, abrangendo testes unitários (JUnit 5, Karma, pytest), testes de integração (Spring Boot Test + Testcontainers), o gate de cobertura no pipeline de CI e os testes de aceitação manuais da QA. Este documento serve como evidência do processo VV (Verificação e Validação) e consolida cobertura, defeitos, resultado dos casos de teste e status por sprint. O projeto está ABERTO (Sprint 9 de 12, em andamento de 01–14/06/2026); os casos de teste CT-11 e CT-12 foram integrados em </w:t>
       </w:r>
       <w:r>
         <w:rPr>
-          <w:rFonts w:ascii="Courier New" w:hAnsi="Courier New"/>
-          <w:b w:val="0"/>
-          <w:i w:val="0"/>
-          <w:color w:val="333333"/>
-          <w:sz w:val="20"/>
+          <w:rFonts w:ascii="Consolas" w:hAnsi="Consolas"/>
         </w:rPr>
         <w:t>develop</w:t>
       </w:r>
       <w:r>
-        <w:rPr>
-          <w:rFonts w:ascii="Calibri" w:hAnsi="Calibri"/>
-          <w:b w:val="0"/>
-          <w:i w:val="0"/>
-          <w:sz w:val="22"/>
-        </w:rPr>
         <w:t xml:space="preserve"> na Sprint 9 e promovidos para </w:t>
       </w:r>
       <w:r>
         <w:rPr>
-          <w:rFonts w:ascii="Courier New" w:hAnsi="Courier New"/>
-          <w:b w:val="0"/>
-          <w:i w:val="0"/>
-          <w:color w:val="333333"/>
-          <w:sz w:val="20"/>
+          <w:rFonts w:ascii="Consolas" w:hAnsi="Consolas"/>
         </w:rPr>
         <w:t>main</w:t>
       </w:r>
       <w:r>
-        <w:rPr>
-          <w:rFonts w:ascii="Calibri" w:hAnsi="Calibri"/>
-          <w:b w:val="0"/>
-          <w:i w:val="0"/>
-          <w:sz w:val="22"/>
-        </w:rPr>
         <w:t xml:space="preserve"> na </w:t>
       </w:r>
       <w:r>
         <w:rPr>
-          <w:rFonts w:ascii="Calibri" w:hAnsi="Calibri"/>
           <w:b/>
-          <w:i w:val="0"/>
-          <w:sz w:val="22"/>
         </w:rPr>
         <w:t>release v0.9.0</w:t>
       </w:r>
       <w:r>
-        <w:rPr>
-          <w:rFonts w:ascii="Calibri" w:hAnsi="Calibri"/>
-          <w:b w:val="0"/>
-          <w:i w:val="0"/>
-          <w:sz w:val="22"/>
-        </w:rPr>
         <w:t xml:space="preserve"> (15/06/2026), com builds verdes e validação manual da QA.</w:t>
       </w:r>
     </w:p>
     <w:p>
       <w:pPr>
-        <w:pStyle w:val="Heading1"/>
-        <w:keepNext/>
-        <w:keepLines/>
-        <w:pBdr>
-          <w:bottom w:val="single" w:sz="4" w:space="2" w:color="D6E4F0"/>
-        </w:pBdr>
+        <w:pStyle w:val="Heading2"/>
       </w:pPr>
       <w:r>
         <w:t>2. Resultados por sprint — cobertura e defeitos</w:t>
       </w:r>
     </w:p>
     <w:p>
-      <w:pPr>
-        <w:spacing w:before="0" w:after="120"/>
-      </w:pPr>
       <w:r>
-        <w:rPr>
-          <w:rFonts w:ascii="Calibri" w:hAnsi="Calibri"/>
-          <w:b w:val="0"/>
-          <w:i w:val="0"/>
-          <w:sz w:val="22"/>
-        </w:rPr>
         <w:t>Cobertura medida por JaCoCo (API), Karma (Web) e pytest (Crawler). Bugs e não conformidades conforme registro de Medição (planilha GEST-MILHASFACIL01-001).</w:t>
       </w:r>
     </w:p>
     <w:tbl>
       <w:tblPr>
+        <w:tblStyle w:val="TableGrid"/>
         <w:tblW w:type="auto" w:w="0"/>
         <w:tblLook w:firstColumn="1" w:firstRow="1" w:lastColumn="0" w:lastRow="0" w:noHBand="0" w:noVBand="1" w:val="04A0"/>
-        <w:tblBorders>
-          <w:top w:val="single" w:sz="4" w:space="0" w:color="003366"/>
-          <w:left w:val="single" w:sz="4" w:space="0" w:color="003366"/>
-          <w:bottom w:val="single" w:sz="4" w:space="0" w:color="003366"/>
-          <w:right w:val="single" w:sz="4" w:space="0" w:color="003366"/>
-          <w:insideH w:val="single" w:sz="4" w:space="0" w:color="003366"/>
-          <w:insideV w:val="single" w:sz="4" w:space="0" w:color="003366"/>
-        </w:tblBorders>
       </w:tblPr>
       <w:tblGrid>
-        <w:gridCol w:w="1113"/>
-        <w:gridCol w:w="1113"/>
-        <w:gridCol w:w="1113"/>
-        <w:gridCol w:w="1113"/>
-        <w:gridCol w:w="1113"/>
-        <w:gridCol w:w="1113"/>
-        <w:gridCol w:w="1113"/>
-        <w:gridCol w:w="1113"/>
+        <w:gridCol w:w="1080"/>
+        <w:gridCol w:w="1080"/>
+        <w:gridCol w:w="1080"/>
+        <w:gridCol w:w="1080"/>
+        <w:gridCol w:w="1080"/>
+        <w:gridCol w:w="1080"/>
+        <w:gridCol w:w="1080"/>
+        <w:gridCol w:w="1080"/>
       </w:tblGrid>
       <w:tr>
-        <w:trPr>
-          <w:cantSplit w:val="1"/>
-        </w:trPr>
         <w:tc>
           <w:tcPr>
-            <w:tcW w:type="dxa" w:w="1113"/>
-            <w:tcMar>
-              <w:top w:w="60" w:type="dxa"/>
-              <w:bottom w:w="60" w:type="dxa"/>
-              <w:left w:w="100" w:type="dxa"/>
-              <w:right w:w="100" w:type="dxa"/>
-            </w:tcMar>
-            <w:shd w:val="clear" w:color="auto" w:fill="003366"/>
+            <w:tcW w:type="dxa" w:w="1080"/>
           </w:tcPr>
           <w:p>
-            <w:pPr>
-              <w:spacing w:before="40" w:after="40"/>
-            </w:pPr>
             <w:r>
               <w:rPr>
-                <w:rFonts w:ascii="Calibri" w:hAnsi="Calibri"/>
                 <w:b/>
-                <w:i w:val="0"/>
-                <w:color w:val="FFFFFF"/>
-                <w:sz w:val="20"/>
               </w:rPr>
               <w:t>Sprint</w:t>
             </w:r>
@@ -683,26 +310,12 @@
         </w:tc>
         <w:tc>
           <w:tcPr>
-            <w:tcW w:type="dxa" w:w="1113"/>
-            <w:tcMar>
-              <w:top w:w="60" w:type="dxa"/>
-              <w:bottom w:w="60" w:type="dxa"/>
-              <w:left w:w="100" w:type="dxa"/>
-              <w:right w:w="100" w:type="dxa"/>
-            </w:tcMar>
-            <w:shd w:val="clear" w:color="auto" w:fill="003366"/>
+            <w:tcW w:type="dxa" w:w="1080"/>
           </w:tcPr>
           <w:p>
-            <w:pPr>
-              <w:spacing w:before="40" w:after="40"/>
-            </w:pPr>
             <w:r>
               <w:rPr>
-                <w:rFonts w:ascii="Calibri" w:hAnsi="Calibri"/>
                 <w:b/>
-                <w:i w:val="0"/>
-                <w:color w:val="FFFFFF"/>
-                <w:sz w:val="20"/>
               </w:rPr>
               <w:t>Período</w:t>
             </w:r>
@@ -710,26 +323,12 @@
         </w:tc>
         <w:tc>
           <w:tcPr>
-            <w:tcW w:type="dxa" w:w="1113"/>
-            <w:tcMar>
-              <w:top w:w="60" w:type="dxa"/>
-              <w:bottom w:w="60" w:type="dxa"/>
-              <w:left w:w="100" w:type="dxa"/>
-              <w:right w:w="100" w:type="dxa"/>
-            </w:tcMar>
-            <w:shd w:val="clear" w:color="auto" w:fill="003366"/>
+            <w:tcW w:type="dxa" w:w="1080"/>
           </w:tcPr>
           <w:p>
-            <w:pPr>
-              <w:spacing w:before="40" w:after="40"/>
-            </w:pPr>
             <w:r>
               <w:rPr>
-                <w:rFonts w:ascii="Calibri" w:hAnsi="Calibri"/>
                 <w:b/>
-                <w:i w:val="0"/>
-                <w:color w:val="FFFFFF"/>
-                <w:sz w:val="20"/>
               </w:rPr>
               <w:t>Velocity</w:t>
             </w:r>
@@ -737,26 +336,12 @@
         </w:tc>
         <w:tc>
           <w:tcPr>
-            <w:tcW w:type="dxa" w:w="1113"/>
-            <w:tcMar>
-              <w:top w:w="60" w:type="dxa"/>
-              <w:bottom w:w="60" w:type="dxa"/>
-              <w:left w:w="100" w:type="dxa"/>
-              <w:right w:w="100" w:type="dxa"/>
-            </w:tcMar>
-            <w:shd w:val="clear" w:color="auto" w:fill="003366"/>
+            <w:tcW w:type="dxa" w:w="1080"/>
           </w:tcPr>
           <w:p>
-            <w:pPr>
-              <w:spacing w:before="40" w:after="40"/>
-            </w:pPr>
             <w:r>
               <w:rPr>
-                <w:rFonts w:ascii="Calibri" w:hAnsi="Calibri"/>
                 <w:b/>
-                <w:i w:val="0"/>
-                <w:color w:val="FFFFFF"/>
-                <w:sz w:val="20"/>
               </w:rPr>
               <w:t>JaCoCo</w:t>
             </w:r>
@@ -764,26 +349,12 @@
         </w:tc>
         <w:tc>
           <w:tcPr>
-            <w:tcW w:type="dxa" w:w="1113"/>
-            <w:tcMar>
-              <w:top w:w="60" w:type="dxa"/>
-              <w:bottom w:w="60" w:type="dxa"/>
-              <w:left w:w="100" w:type="dxa"/>
-              <w:right w:w="100" w:type="dxa"/>
-            </w:tcMar>
-            <w:shd w:val="clear" w:color="auto" w:fill="003366"/>
+            <w:tcW w:type="dxa" w:w="1080"/>
           </w:tcPr>
           <w:p>
-            <w:pPr>
-              <w:spacing w:before="40" w:after="40"/>
-            </w:pPr>
             <w:r>
               <w:rPr>
-                <w:rFonts w:ascii="Calibri" w:hAnsi="Calibri"/>
                 <w:b/>
-                <w:i w:val="0"/>
-                <w:color w:val="FFFFFF"/>
-                <w:sz w:val="20"/>
               </w:rPr>
               <w:t>Karma</w:t>
             </w:r>
@@ -791,26 +362,12 @@
         </w:tc>
         <w:tc>
           <w:tcPr>
-            <w:tcW w:type="dxa" w:w="1113"/>
-            <w:tcMar>
-              <w:top w:w="60" w:type="dxa"/>
-              <w:bottom w:w="60" w:type="dxa"/>
-              <w:left w:w="100" w:type="dxa"/>
-              <w:right w:w="100" w:type="dxa"/>
-            </w:tcMar>
-            <w:shd w:val="clear" w:color="auto" w:fill="003366"/>
+            <w:tcW w:type="dxa" w:w="1080"/>
           </w:tcPr>
           <w:p>
-            <w:pPr>
-              <w:spacing w:before="40" w:after="40"/>
-            </w:pPr>
             <w:r>
               <w:rPr>
-                <w:rFonts w:ascii="Calibri" w:hAnsi="Calibri"/>
                 <w:b/>
-                <w:i w:val="0"/>
-                <w:color w:val="FFFFFF"/>
-                <w:sz w:val="20"/>
               </w:rPr>
               <w:t>pytest</w:t>
             </w:r>
@@ -818,26 +375,12 @@
         </w:tc>
         <w:tc>
           <w:tcPr>
-            <w:tcW w:type="dxa" w:w="1113"/>
-            <w:tcMar>
-              <w:top w:w="60" w:type="dxa"/>
-              <w:bottom w:w="60" w:type="dxa"/>
-              <w:left w:w="100" w:type="dxa"/>
-              <w:right w:w="100" w:type="dxa"/>
-            </w:tcMar>
-            <w:shd w:val="clear" w:color="auto" w:fill="003366"/>
+            <w:tcW w:type="dxa" w:w="1080"/>
           </w:tcPr>
           <w:p>
-            <w:pPr>
-              <w:spacing w:before="40" w:after="40"/>
-            </w:pPr>
             <w:r>
               <w:rPr>
-                <w:rFonts w:ascii="Calibri" w:hAnsi="Calibri"/>
                 <w:b/>
-                <w:i w:val="0"/>
-                <w:color w:val="FFFFFF"/>
-                <w:sz w:val="20"/>
               </w:rPr>
               <w:t>Bugs</w:t>
             </w:r>
@@ -845,26 +388,12 @@
         </w:tc>
         <w:tc>
           <w:tcPr>
-            <w:tcW w:type="dxa" w:w="1113"/>
-            <w:tcMar>
-              <w:top w:w="60" w:type="dxa"/>
-              <w:bottom w:w="60" w:type="dxa"/>
-              <w:left w:w="100" w:type="dxa"/>
-              <w:right w:w="100" w:type="dxa"/>
-            </w:tcMar>
-            <w:shd w:val="clear" w:color="auto" w:fill="003366"/>
+            <w:tcW w:type="dxa" w:w="1080"/>
           </w:tcPr>
           <w:p>
-            <w:pPr>
-              <w:spacing w:before="40" w:after="40"/>
-            </w:pPr>
             <w:r>
               <w:rPr>
-                <w:rFonts w:ascii="Calibri" w:hAnsi="Calibri"/>
                 <w:b/>
-                <w:i w:val="0"/>
-                <w:color w:val="FFFFFF"/>
-                <w:sz w:val="20"/>
               </w:rPr>
               <w:t>NCs</w:t>
             </w:r>
@@ -872,1906 +401,749 @@
         </w:tc>
       </w:tr>
       <w:tr>
-        <w:trPr>
-          <w:cantSplit w:val="1"/>
-        </w:trPr>
         <w:tc>
           <w:tcPr>
-            <w:tcW w:type="dxa" w:w="1113"/>
-            <w:tcMar>
-              <w:top w:w="60" w:type="dxa"/>
-              <w:bottom w:w="60" w:type="dxa"/>
-              <w:left w:w="100" w:type="dxa"/>
-              <w:right w:w="100" w:type="dxa"/>
-            </w:tcMar>
-            <w:shd w:val="clear" w:color="auto" w:fill="EBF5FB"/>
+            <w:tcW w:type="dxa" w:w="1080"/>
           </w:tcPr>
           <w:p>
-            <w:pPr>
-              <w:spacing w:before="40" w:after="40"/>
-            </w:pPr>
             <w:r>
-              <w:rPr>
-                <w:rFonts w:ascii="Calibri" w:hAnsi="Calibri"/>
-                <w:b w:val="0"/>
-                <w:i w:val="0"/>
-                <w:sz w:val="20"/>
-              </w:rPr>
               <w:t>S1</w:t>
             </w:r>
           </w:p>
         </w:tc>
         <w:tc>
           <w:tcPr>
-            <w:tcW w:type="dxa" w:w="1113"/>
-            <w:tcMar>
-              <w:top w:w="60" w:type="dxa"/>
-              <w:bottom w:w="60" w:type="dxa"/>
-              <w:left w:w="100" w:type="dxa"/>
-              <w:right w:w="100" w:type="dxa"/>
-            </w:tcMar>
-            <w:shd w:val="clear" w:color="auto" w:fill="EBF5FB"/>
+            <w:tcW w:type="dxa" w:w="1080"/>
           </w:tcPr>
           <w:p>
-            <w:pPr>
-              <w:spacing w:before="40" w:after="40"/>
-            </w:pPr>
             <w:r>
-              <w:rPr>
-                <w:rFonts w:ascii="Calibri" w:hAnsi="Calibri"/>
-                <w:b w:val="0"/>
-                <w:i w:val="0"/>
-                <w:sz w:val="20"/>
-              </w:rPr>
               <w:t>09–22/02/2026</w:t>
             </w:r>
           </w:p>
         </w:tc>
         <w:tc>
           <w:tcPr>
-            <w:tcW w:type="dxa" w:w="1113"/>
-            <w:tcMar>
-              <w:top w:w="60" w:type="dxa"/>
-              <w:bottom w:w="60" w:type="dxa"/>
-              <w:left w:w="100" w:type="dxa"/>
-              <w:right w:w="100" w:type="dxa"/>
-            </w:tcMar>
-            <w:shd w:val="clear" w:color="auto" w:fill="EBF5FB"/>
+            <w:tcW w:type="dxa" w:w="1080"/>
           </w:tcPr>
           <w:p>
-            <w:pPr>
-              <w:spacing w:before="40" w:after="40"/>
-            </w:pPr>
             <w:r>
-              <w:rPr>
-                <w:rFonts w:ascii="Calibri" w:hAnsi="Calibri"/>
-                <w:b w:val="0"/>
-                <w:i w:val="0"/>
-                <w:sz w:val="20"/>
-              </w:rPr>
               <w:t>20</w:t>
             </w:r>
           </w:p>
         </w:tc>
         <w:tc>
           <w:tcPr>
-            <w:tcW w:type="dxa" w:w="1113"/>
-            <w:tcMar>
-              <w:top w:w="60" w:type="dxa"/>
-              <w:bottom w:w="60" w:type="dxa"/>
-              <w:left w:w="100" w:type="dxa"/>
-              <w:right w:w="100" w:type="dxa"/>
-            </w:tcMar>
-            <w:shd w:val="clear" w:color="auto" w:fill="EBF5FB"/>
+            <w:tcW w:type="dxa" w:w="1080"/>
           </w:tcPr>
           <w:p>
-            <w:pPr>
-              <w:spacing w:before="40" w:after="40"/>
-            </w:pPr>
             <w:r>
-              <w:rPr>
-                <w:rFonts w:ascii="Calibri" w:hAnsi="Calibri"/>
-                <w:b w:val="0"/>
-                <w:i w:val="0"/>
-                <w:sz w:val="20"/>
-              </w:rPr>
               <w:t>78%</w:t>
             </w:r>
           </w:p>
         </w:tc>
         <w:tc>
           <w:tcPr>
-            <w:tcW w:type="dxa" w:w="1113"/>
-            <w:tcMar>
-              <w:top w:w="60" w:type="dxa"/>
-              <w:bottom w:w="60" w:type="dxa"/>
-              <w:left w:w="100" w:type="dxa"/>
-              <w:right w:w="100" w:type="dxa"/>
-            </w:tcMar>
-            <w:shd w:val="clear" w:color="auto" w:fill="EBF5FB"/>
+            <w:tcW w:type="dxa" w:w="1080"/>
           </w:tcPr>
           <w:p>
-            <w:pPr>
-              <w:spacing w:before="40" w:after="40"/>
-            </w:pPr>
             <w:r>
-              <w:rPr>
-                <w:rFonts w:ascii="Calibri" w:hAnsi="Calibri"/>
-                <w:b w:val="0"/>
-                <w:i w:val="0"/>
-                <w:sz w:val="20"/>
-              </w:rPr>
               <w:t>76%</w:t>
             </w:r>
           </w:p>
         </w:tc>
         <w:tc>
           <w:tcPr>
-            <w:tcW w:type="dxa" w:w="1113"/>
-            <w:tcMar>
-              <w:top w:w="60" w:type="dxa"/>
-              <w:bottom w:w="60" w:type="dxa"/>
-              <w:left w:w="100" w:type="dxa"/>
-              <w:right w:w="100" w:type="dxa"/>
-            </w:tcMar>
-            <w:shd w:val="clear" w:color="auto" w:fill="EBF5FB"/>
+            <w:tcW w:type="dxa" w:w="1080"/>
           </w:tcPr>
           <w:p>
-            <w:pPr>
-              <w:spacing w:before="40" w:after="40"/>
-            </w:pPr>
             <w:r>
-              <w:rPr>
-                <w:rFonts w:ascii="Calibri" w:hAnsi="Calibri"/>
-                <w:b w:val="0"/>
-                <w:i w:val="0"/>
-                <w:sz w:val="20"/>
-              </w:rPr>
               <w:t>80%</w:t>
             </w:r>
           </w:p>
         </w:tc>
         <w:tc>
           <w:tcPr>
-            <w:tcW w:type="dxa" w:w="1113"/>
-            <w:tcMar>
-              <w:top w:w="60" w:type="dxa"/>
-              <w:bottom w:w="60" w:type="dxa"/>
-              <w:left w:w="100" w:type="dxa"/>
-              <w:right w:w="100" w:type="dxa"/>
-            </w:tcMar>
-            <w:shd w:val="clear" w:color="auto" w:fill="EBF5FB"/>
+            <w:tcW w:type="dxa" w:w="1080"/>
           </w:tcPr>
           <w:p>
-            <w:pPr>
-              <w:spacing w:before="40" w:after="40"/>
-            </w:pPr>
             <w:r>
-              <w:rPr>
-                <w:rFonts w:ascii="Calibri" w:hAnsi="Calibri"/>
-                <w:b w:val="0"/>
-                <w:i w:val="0"/>
-                <w:sz w:val="20"/>
-              </w:rPr>
               <w:t>0</w:t>
             </w:r>
           </w:p>
         </w:tc>
         <w:tc>
           <w:tcPr>
-            <w:tcW w:type="dxa" w:w="1113"/>
-            <w:tcMar>
-              <w:top w:w="60" w:type="dxa"/>
-              <w:bottom w:w="60" w:type="dxa"/>
-              <w:left w:w="100" w:type="dxa"/>
-              <w:right w:w="100" w:type="dxa"/>
-            </w:tcMar>
-            <w:shd w:val="clear" w:color="auto" w:fill="EBF5FB"/>
+            <w:tcW w:type="dxa" w:w="1080"/>
           </w:tcPr>
           <w:p>
-            <w:pPr>
-              <w:spacing w:before="40" w:after="40"/>
-            </w:pPr>
             <w:r>
-              <w:rPr>
-                <w:rFonts w:ascii="Calibri" w:hAnsi="Calibri"/>
-                <w:b w:val="0"/>
-                <w:i w:val="0"/>
-                <w:sz w:val="20"/>
-              </w:rPr>
               <w:t>0</w:t>
             </w:r>
           </w:p>
         </w:tc>
       </w:tr>
       <w:tr>
-        <w:trPr>
-          <w:cantSplit w:val="1"/>
-        </w:trPr>
         <w:tc>
           <w:tcPr>
-            <w:tcW w:type="dxa" w:w="1113"/>
-            <w:tcMar>
-              <w:top w:w="60" w:type="dxa"/>
-              <w:bottom w:w="60" w:type="dxa"/>
-              <w:left w:w="100" w:type="dxa"/>
-              <w:right w:w="100" w:type="dxa"/>
-            </w:tcMar>
+            <w:tcW w:type="dxa" w:w="1080"/>
           </w:tcPr>
           <w:p>
-            <w:pPr>
-              <w:spacing w:before="40" w:after="40"/>
-            </w:pPr>
             <w:r>
-              <w:rPr>
-                <w:rFonts w:ascii="Calibri" w:hAnsi="Calibri"/>
-                <w:b w:val="0"/>
-                <w:i w:val="0"/>
-                <w:sz w:val="20"/>
-              </w:rPr>
               <w:t>S2</w:t>
             </w:r>
           </w:p>
         </w:tc>
         <w:tc>
           <w:tcPr>
-            <w:tcW w:type="dxa" w:w="1113"/>
-            <w:tcMar>
-              <w:top w:w="60" w:type="dxa"/>
-              <w:bottom w:w="60" w:type="dxa"/>
-              <w:left w:w="100" w:type="dxa"/>
-              <w:right w:w="100" w:type="dxa"/>
-            </w:tcMar>
+            <w:tcW w:type="dxa" w:w="1080"/>
           </w:tcPr>
           <w:p>
-            <w:pPr>
-              <w:spacing w:before="40" w:after="40"/>
-            </w:pPr>
             <w:r>
-              <w:rPr>
-                <w:rFonts w:ascii="Calibri" w:hAnsi="Calibri"/>
-                <w:b w:val="0"/>
-                <w:i w:val="0"/>
-                <w:sz w:val="20"/>
-              </w:rPr>
               <w:t>23/02–08/03/2026</w:t>
             </w:r>
           </w:p>
         </w:tc>
         <w:tc>
           <w:tcPr>
-            <w:tcW w:type="dxa" w:w="1113"/>
-            <w:tcMar>
-              <w:top w:w="60" w:type="dxa"/>
-              <w:bottom w:w="60" w:type="dxa"/>
-              <w:left w:w="100" w:type="dxa"/>
-              <w:right w:w="100" w:type="dxa"/>
-            </w:tcMar>
+            <w:tcW w:type="dxa" w:w="1080"/>
           </w:tcPr>
           <w:p>
-            <w:pPr>
-              <w:spacing w:before="40" w:after="40"/>
-            </w:pPr>
             <w:r>
-              <w:rPr>
-                <w:rFonts w:ascii="Calibri" w:hAnsi="Calibri"/>
-                <w:b w:val="0"/>
-                <w:i w:val="0"/>
-                <w:sz w:val="20"/>
-              </w:rPr>
               <w:t>35</w:t>
             </w:r>
           </w:p>
         </w:tc>
         <w:tc>
           <w:tcPr>
-            <w:tcW w:type="dxa" w:w="1113"/>
-            <w:tcMar>
-              <w:top w:w="60" w:type="dxa"/>
-              <w:bottom w:w="60" w:type="dxa"/>
-              <w:left w:w="100" w:type="dxa"/>
-              <w:right w:w="100" w:type="dxa"/>
-            </w:tcMar>
+            <w:tcW w:type="dxa" w:w="1080"/>
           </w:tcPr>
           <w:p>
-            <w:pPr>
-              <w:spacing w:before="40" w:after="40"/>
-            </w:pPr>
             <w:r>
-              <w:rPr>
-                <w:rFonts w:ascii="Calibri" w:hAnsi="Calibri"/>
-                <w:b w:val="0"/>
-                <w:i w:val="0"/>
-                <w:sz w:val="20"/>
-              </w:rPr>
               <w:t>74%</w:t>
             </w:r>
           </w:p>
         </w:tc>
         <w:tc>
           <w:tcPr>
-            <w:tcW w:type="dxa" w:w="1113"/>
-            <w:tcMar>
-              <w:top w:w="60" w:type="dxa"/>
-              <w:bottom w:w="60" w:type="dxa"/>
-              <w:left w:w="100" w:type="dxa"/>
-              <w:right w:w="100" w:type="dxa"/>
-            </w:tcMar>
+            <w:tcW w:type="dxa" w:w="1080"/>
           </w:tcPr>
           <w:p>
-            <w:pPr>
-              <w:spacing w:before="40" w:after="40"/>
-            </w:pPr>
             <w:r>
-              <w:rPr>
-                <w:rFonts w:ascii="Calibri" w:hAnsi="Calibri"/>
-                <w:b w:val="0"/>
-                <w:i w:val="0"/>
-                <w:sz w:val="20"/>
-              </w:rPr>
               <w:t>72%</w:t>
             </w:r>
           </w:p>
         </w:tc>
         <w:tc>
           <w:tcPr>
-            <w:tcW w:type="dxa" w:w="1113"/>
-            <w:tcMar>
-              <w:top w:w="60" w:type="dxa"/>
-              <w:bottom w:w="60" w:type="dxa"/>
-              <w:left w:w="100" w:type="dxa"/>
-              <w:right w:w="100" w:type="dxa"/>
-            </w:tcMar>
+            <w:tcW w:type="dxa" w:w="1080"/>
           </w:tcPr>
           <w:p>
-            <w:pPr>
-              <w:spacing w:before="40" w:after="40"/>
-            </w:pPr>
             <w:r>
-              <w:rPr>
-                <w:rFonts w:ascii="Calibri" w:hAnsi="Calibri"/>
-                <w:b w:val="0"/>
-                <w:i w:val="0"/>
-                <w:sz w:val="20"/>
-              </w:rPr>
               <w:t>78%</w:t>
             </w:r>
           </w:p>
         </w:tc>
         <w:tc>
           <w:tcPr>
-            <w:tcW w:type="dxa" w:w="1113"/>
-            <w:tcMar>
-              <w:top w:w="60" w:type="dxa"/>
-              <w:bottom w:w="60" w:type="dxa"/>
-              <w:left w:w="100" w:type="dxa"/>
-              <w:right w:w="100" w:type="dxa"/>
-            </w:tcMar>
+            <w:tcW w:type="dxa" w:w="1080"/>
           </w:tcPr>
           <w:p>
-            <w:pPr>
-              <w:spacing w:before="40" w:after="40"/>
-            </w:pPr>
             <w:r>
-              <w:rPr>
-                <w:rFonts w:ascii="Calibri" w:hAnsi="Calibri"/>
-                <w:b w:val="0"/>
-                <w:i w:val="0"/>
-                <w:sz w:val="20"/>
-              </w:rPr>
               <w:t>2</w:t>
             </w:r>
           </w:p>
         </w:tc>
         <w:tc>
           <w:tcPr>
-            <w:tcW w:type="dxa" w:w="1113"/>
-            <w:tcMar>
-              <w:top w:w="60" w:type="dxa"/>
-              <w:bottom w:w="60" w:type="dxa"/>
-              <w:left w:w="100" w:type="dxa"/>
-              <w:right w:w="100" w:type="dxa"/>
-            </w:tcMar>
+            <w:tcW w:type="dxa" w:w="1080"/>
           </w:tcPr>
           <w:p>
-            <w:pPr>
-              <w:spacing w:before="40" w:after="40"/>
-            </w:pPr>
             <w:r>
-              <w:rPr>
-                <w:rFonts w:ascii="Calibri" w:hAnsi="Calibri"/>
-                <w:b w:val="0"/>
-                <w:i w:val="0"/>
-                <w:sz w:val="20"/>
-              </w:rPr>
               <w:t>1 (NC-001 aberta)</w:t>
             </w:r>
           </w:p>
         </w:tc>
       </w:tr>
       <w:tr>
-        <w:trPr>
-          <w:cantSplit w:val="1"/>
-        </w:trPr>
         <w:tc>
           <w:tcPr>
-            <w:tcW w:type="dxa" w:w="1113"/>
-            <w:tcMar>
-              <w:top w:w="60" w:type="dxa"/>
-              <w:bottom w:w="60" w:type="dxa"/>
-              <w:left w:w="100" w:type="dxa"/>
-              <w:right w:w="100" w:type="dxa"/>
-            </w:tcMar>
-            <w:shd w:val="clear" w:color="auto" w:fill="EBF5FB"/>
+            <w:tcW w:type="dxa" w:w="1080"/>
           </w:tcPr>
           <w:p>
-            <w:pPr>
-              <w:spacing w:before="40" w:after="40"/>
-            </w:pPr>
             <w:r>
-              <w:rPr>
-                <w:rFonts w:ascii="Calibri" w:hAnsi="Calibri"/>
-                <w:b w:val="0"/>
-                <w:i w:val="0"/>
-                <w:sz w:val="20"/>
-              </w:rPr>
               <w:t>S3</w:t>
             </w:r>
           </w:p>
         </w:tc>
         <w:tc>
           <w:tcPr>
-            <w:tcW w:type="dxa" w:w="1113"/>
-            <w:tcMar>
-              <w:top w:w="60" w:type="dxa"/>
-              <w:bottom w:w="60" w:type="dxa"/>
-              <w:left w:w="100" w:type="dxa"/>
-              <w:right w:w="100" w:type="dxa"/>
-            </w:tcMar>
-            <w:shd w:val="clear" w:color="auto" w:fill="EBF5FB"/>
+            <w:tcW w:type="dxa" w:w="1080"/>
           </w:tcPr>
           <w:p>
-            <w:pPr>
-              <w:spacing w:before="40" w:after="40"/>
-            </w:pPr>
             <w:r>
-              <w:rPr>
-                <w:rFonts w:ascii="Calibri" w:hAnsi="Calibri"/>
-                <w:b w:val="0"/>
-                <w:i w:val="0"/>
-                <w:sz w:val="20"/>
-              </w:rPr>
               <w:t>09–22/03/2026</w:t>
             </w:r>
           </w:p>
         </w:tc>
         <w:tc>
           <w:tcPr>
-            <w:tcW w:type="dxa" w:w="1113"/>
-            <w:tcMar>
-              <w:top w:w="60" w:type="dxa"/>
-              <w:bottom w:w="60" w:type="dxa"/>
-              <w:left w:w="100" w:type="dxa"/>
-              <w:right w:w="100" w:type="dxa"/>
-            </w:tcMar>
-            <w:shd w:val="clear" w:color="auto" w:fill="EBF5FB"/>
+            <w:tcW w:type="dxa" w:w="1080"/>
           </w:tcPr>
           <w:p>
-            <w:pPr>
-              <w:spacing w:before="40" w:after="40"/>
-            </w:pPr>
             <w:r>
-              <w:rPr>
-                <w:rFonts w:ascii="Calibri" w:hAnsi="Calibri"/>
-                <w:b w:val="0"/>
-                <w:i w:val="0"/>
-                <w:sz w:val="20"/>
-              </w:rPr>
               <w:t>34</w:t>
             </w:r>
           </w:p>
         </w:tc>
         <w:tc>
           <w:tcPr>
-            <w:tcW w:type="dxa" w:w="1113"/>
-            <w:tcMar>
-              <w:top w:w="60" w:type="dxa"/>
-              <w:bottom w:w="60" w:type="dxa"/>
-              <w:left w:w="100" w:type="dxa"/>
-              <w:right w:w="100" w:type="dxa"/>
-            </w:tcMar>
-            <w:shd w:val="clear" w:color="auto" w:fill="EBF5FB"/>
+            <w:tcW w:type="dxa" w:w="1080"/>
           </w:tcPr>
           <w:p>
-            <w:pPr>
-              <w:spacing w:before="40" w:after="40"/>
-            </w:pPr>
             <w:r>
-              <w:rPr>
-                <w:rFonts w:ascii="Calibri" w:hAnsi="Calibri"/>
-                <w:b w:val="0"/>
-                <w:i w:val="0"/>
-                <w:sz w:val="20"/>
-              </w:rPr>
               <w:t>76%</w:t>
             </w:r>
           </w:p>
         </w:tc>
         <w:tc>
           <w:tcPr>
-            <w:tcW w:type="dxa" w:w="1113"/>
-            <w:tcMar>
-              <w:top w:w="60" w:type="dxa"/>
-              <w:bottom w:w="60" w:type="dxa"/>
-              <w:left w:w="100" w:type="dxa"/>
-              <w:right w:w="100" w:type="dxa"/>
-            </w:tcMar>
-            <w:shd w:val="clear" w:color="auto" w:fill="EBF5FB"/>
+            <w:tcW w:type="dxa" w:w="1080"/>
           </w:tcPr>
           <w:p>
-            <w:pPr>
-              <w:spacing w:before="40" w:after="40"/>
-            </w:pPr>
             <w:r>
-              <w:rPr>
-                <w:rFonts w:ascii="Calibri" w:hAnsi="Calibri"/>
-                <w:b w:val="0"/>
-                <w:i w:val="0"/>
-                <w:sz w:val="20"/>
-              </w:rPr>
               <w:t>75%</w:t>
             </w:r>
           </w:p>
         </w:tc>
         <w:tc>
           <w:tcPr>
-            <w:tcW w:type="dxa" w:w="1113"/>
-            <w:tcMar>
-              <w:top w:w="60" w:type="dxa"/>
-              <w:bottom w:w="60" w:type="dxa"/>
-              <w:left w:w="100" w:type="dxa"/>
-              <w:right w:w="100" w:type="dxa"/>
-            </w:tcMar>
-            <w:shd w:val="clear" w:color="auto" w:fill="EBF5FB"/>
+            <w:tcW w:type="dxa" w:w="1080"/>
           </w:tcPr>
           <w:p>
-            <w:pPr>
-              <w:spacing w:before="40" w:after="40"/>
-            </w:pPr>
             <w:r>
-              <w:rPr>
-                <w:rFonts w:ascii="Calibri" w:hAnsi="Calibri"/>
-                <w:b w:val="0"/>
-                <w:i w:val="0"/>
-                <w:sz w:val="20"/>
-              </w:rPr>
               <w:t>79%</w:t>
             </w:r>
           </w:p>
         </w:tc>
         <w:tc>
           <w:tcPr>
-            <w:tcW w:type="dxa" w:w="1113"/>
-            <w:tcMar>
-              <w:top w:w="60" w:type="dxa"/>
-              <w:bottom w:w="60" w:type="dxa"/>
-              <w:left w:w="100" w:type="dxa"/>
-              <w:right w:w="100" w:type="dxa"/>
-            </w:tcMar>
-            <w:shd w:val="clear" w:color="auto" w:fill="EBF5FB"/>
+            <w:tcW w:type="dxa" w:w="1080"/>
           </w:tcPr>
           <w:p>
-            <w:pPr>
-              <w:spacing w:before="40" w:after="40"/>
-            </w:pPr>
             <w:r>
-              <w:rPr>
-                <w:rFonts w:ascii="Calibri" w:hAnsi="Calibri"/>
-                <w:b w:val="0"/>
-                <w:i w:val="0"/>
-                <w:sz w:val="20"/>
-              </w:rPr>
               <w:t>0</w:t>
             </w:r>
           </w:p>
         </w:tc>
         <w:tc>
           <w:tcPr>
-            <w:tcW w:type="dxa" w:w="1113"/>
-            <w:tcMar>
-              <w:top w:w="60" w:type="dxa"/>
-              <w:bottom w:w="60" w:type="dxa"/>
-              <w:left w:w="100" w:type="dxa"/>
-              <w:right w:w="100" w:type="dxa"/>
-            </w:tcMar>
-            <w:shd w:val="clear" w:color="auto" w:fill="EBF5FB"/>
+            <w:tcW w:type="dxa" w:w="1080"/>
           </w:tcPr>
           <w:p>
-            <w:pPr>
-              <w:spacing w:before="40" w:after="40"/>
-            </w:pPr>
             <w:r>
-              <w:rPr>
-                <w:rFonts w:ascii="Calibri" w:hAnsi="Calibri"/>
-                <w:b w:val="0"/>
-                <w:i w:val="0"/>
-                <w:sz w:val="20"/>
-              </w:rPr>
               <w:t>1</w:t>
             </w:r>
           </w:p>
         </w:tc>
       </w:tr>
       <w:tr>
-        <w:trPr>
-          <w:cantSplit w:val="1"/>
-        </w:trPr>
         <w:tc>
           <w:tcPr>
-            <w:tcW w:type="dxa" w:w="1113"/>
-            <w:tcMar>
-              <w:top w:w="60" w:type="dxa"/>
-              <w:bottom w:w="60" w:type="dxa"/>
-              <w:left w:w="100" w:type="dxa"/>
-              <w:right w:w="100" w:type="dxa"/>
-            </w:tcMar>
+            <w:tcW w:type="dxa" w:w="1080"/>
           </w:tcPr>
           <w:p>
-            <w:pPr>
-              <w:spacing w:before="40" w:after="40"/>
-            </w:pPr>
             <w:r>
-              <w:rPr>
-                <w:rFonts w:ascii="Calibri" w:hAnsi="Calibri"/>
-                <w:b w:val="0"/>
-                <w:i w:val="0"/>
-                <w:sz w:val="20"/>
-              </w:rPr>
               <w:t>S4</w:t>
             </w:r>
           </w:p>
         </w:tc>
         <w:tc>
           <w:tcPr>
-            <w:tcW w:type="dxa" w:w="1113"/>
-            <w:tcMar>
-              <w:top w:w="60" w:type="dxa"/>
-              <w:bottom w:w="60" w:type="dxa"/>
-              <w:left w:w="100" w:type="dxa"/>
-              <w:right w:w="100" w:type="dxa"/>
-            </w:tcMar>
+            <w:tcW w:type="dxa" w:w="1080"/>
           </w:tcPr>
           <w:p>
-            <w:pPr>
-              <w:spacing w:before="40" w:after="40"/>
-            </w:pPr>
             <w:r>
-              <w:rPr>
-                <w:rFonts w:ascii="Calibri" w:hAnsi="Calibri"/>
-                <w:b w:val="0"/>
-                <w:i w:val="0"/>
-                <w:sz w:val="20"/>
-              </w:rPr>
               <w:t>23/03–05/04/2026</w:t>
             </w:r>
           </w:p>
         </w:tc>
         <w:tc>
           <w:tcPr>
-            <w:tcW w:type="dxa" w:w="1113"/>
-            <w:tcMar>
-              <w:top w:w="60" w:type="dxa"/>
-              <w:bottom w:w="60" w:type="dxa"/>
-              <w:left w:w="100" w:type="dxa"/>
-              <w:right w:w="100" w:type="dxa"/>
-            </w:tcMar>
+            <w:tcW w:type="dxa" w:w="1080"/>
           </w:tcPr>
           <w:p>
-            <w:pPr>
-              <w:spacing w:before="40" w:after="40"/>
-            </w:pPr>
             <w:r>
-              <w:rPr>
-                <w:rFonts w:ascii="Calibri" w:hAnsi="Calibri"/>
-                <w:b w:val="0"/>
-                <w:i w:val="0"/>
-                <w:sz w:val="20"/>
-              </w:rPr>
               <w:t>41</w:t>
             </w:r>
           </w:p>
         </w:tc>
         <w:tc>
           <w:tcPr>
-            <w:tcW w:type="dxa" w:w="1113"/>
-            <w:tcMar>
-              <w:top w:w="60" w:type="dxa"/>
-              <w:bottom w:w="60" w:type="dxa"/>
-              <w:left w:w="100" w:type="dxa"/>
-              <w:right w:w="100" w:type="dxa"/>
-            </w:tcMar>
+            <w:tcW w:type="dxa" w:w="1080"/>
           </w:tcPr>
           <w:p>
-            <w:pPr>
-              <w:spacing w:before="40" w:after="40"/>
-            </w:pPr>
             <w:r>
-              <w:rPr>
-                <w:rFonts w:ascii="Calibri" w:hAnsi="Calibri"/>
-                <w:b w:val="0"/>
-                <w:i w:val="0"/>
-                <w:sz w:val="20"/>
-              </w:rPr>
               <w:t>80%</w:t>
             </w:r>
           </w:p>
         </w:tc>
         <w:tc>
           <w:tcPr>
-            <w:tcW w:type="dxa" w:w="1113"/>
-            <w:tcMar>
-              <w:top w:w="60" w:type="dxa"/>
-              <w:bottom w:w="60" w:type="dxa"/>
-              <w:left w:w="100" w:type="dxa"/>
-              <w:right w:w="100" w:type="dxa"/>
-            </w:tcMar>
+            <w:tcW w:type="dxa" w:w="1080"/>
           </w:tcPr>
           <w:p>
-            <w:pPr>
-              <w:spacing w:before="40" w:after="40"/>
-            </w:pPr>
             <w:r>
-              <w:rPr>
-                <w:rFonts w:ascii="Calibri" w:hAnsi="Calibri"/>
-                <w:b w:val="0"/>
-                <w:i w:val="0"/>
-                <w:sz w:val="20"/>
-              </w:rPr>
               <w:t>78%</w:t>
             </w:r>
           </w:p>
         </w:tc>
         <w:tc>
           <w:tcPr>
-            <w:tcW w:type="dxa" w:w="1113"/>
-            <w:tcMar>
-              <w:top w:w="60" w:type="dxa"/>
-              <w:bottom w:w="60" w:type="dxa"/>
-              <w:left w:w="100" w:type="dxa"/>
-              <w:right w:w="100" w:type="dxa"/>
-            </w:tcMar>
+            <w:tcW w:type="dxa" w:w="1080"/>
           </w:tcPr>
           <w:p>
-            <w:pPr>
-              <w:spacing w:before="40" w:after="40"/>
-            </w:pPr>
             <w:r>
-              <w:rPr>
-                <w:rFonts w:ascii="Calibri" w:hAnsi="Calibri"/>
-                <w:b w:val="0"/>
-                <w:i w:val="0"/>
-                <w:sz w:val="20"/>
-              </w:rPr>
               <w:t>81%</w:t>
             </w:r>
           </w:p>
         </w:tc>
         <w:tc>
           <w:tcPr>
-            <w:tcW w:type="dxa" w:w="1113"/>
-            <w:tcMar>
-              <w:top w:w="60" w:type="dxa"/>
-              <w:bottom w:w="60" w:type="dxa"/>
-              <w:left w:w="100" w:type="dxa"/>
-              <w:right w:w="100" w:type="dxa"/>
-            </w:tcMar>
+            <w:tcW w:type="dxa" w:w="1080"/>
           </w:tcPr>
           <w:p>
-            <w:pPr>
-              <w:spacing w:before="40" w:after="40"/>
-            </w:pPr>
             <w:r>
-              <w:rPr>
-                <w:rFonts w:ascii="Calibri" w:hAnsi="Calibri"/>
-                <w:b w:val="0"/>
-                <w:i w:val="0"/>
-                <w:sz w:val="20"/>
-              </w:rPr>
               <w:t>0</w:t>
             </w:r>
           </w:p>
         </w:tc>
         <w:tc>
           <w:tcPr>
-            <w:tcW w:type="dxa" w:w="1113"/>
-            <w:tcMar>
-              <w:top w:w="60" w:type="dxa"/>
-              <w:bottom w:w="60" w:type="dxa"/>
-              <w:left w:w="100" w:type="dxa"/>
-              <w:right w:w="100" w:type="dxa"/>
-            </w:tcMar>
+            <w:tcW w:type="dxa" w:w="1080"/>
           </w:tcPr>
           <w:p>
-            <w:pPr>
-              <w:spacing w:before="40" w:after="40"/>
-            </w:pPr>
             <w:r>
-              <w:rPr>
-                <w:rFonts w:ascii="Calibri" w:hAnsi="Calibri"/>
-                <w:b w:val="0"/>
-                <w:i w:val="0"/>
-                <w:sz w:val="20"/>
-              </w:rPr>
               <w:t>1</w:t>
             </w:r>
           </w:p>
         </w:tc>
       </w:tr>
       <w:tr>
-        <w:trPr>
-          <w:cantSplit w:val="1"/>
-        </w:trPr>
         <w:tc>
           <w:tcPr>
-            <w:tcW w:type="dxa" w:w="1113"/>
-            <w:tcMar>
-              <w:top w:w="60" w:type="dxa"/>
-              <w:bottom w:w="60" w:type="dxa"/>
-              <w:left w:w="100" w:type="dxa"/>
-              <w:right w:w="100" w:type="dxa"/>
-            </w:tcMar>
-            <w:shd w:val="clear" w:color="auto" w:fill="EBF5FB"/>
+            <w:tcW w:type="dxa" w:w="1080"/>
           </w:tcPr>
           <w:p>
-            <w:pPr>
-              <w:spacing w:before="40" w:after="40"/>
-            </w:pPr>
             <w:r>
-              <w:rPr>
-                <w:rFonts w:ascii="Calibri" w:hAnsi="Calibri"/>
-                <w:b w:val="0"/>
-                <w:i w:val="0"/>
-                <w:sz w:val="20"/>
-              </w:rPr>
               <w:t>S5</w:t>
             </w:r>
           </w:p>
         </w:tc>
         <w:tc>
           <w:tcPr>
-            <w:tcW w:type="dxa" w:w="1113"/>
-            <w:tcMar>
-              <w:top w:w="60" w:type="dxa"/>
-              <w:bottom w:w="60" w:type="dxa"/>
-              <w:left w:w="100" w:type="dxa"/>
-              <w:right w:w="100" w:type="dxa"/>
-            </w:tcMar>
-            <w:shd w:val="clear" w:color="auto" w:fill="EBF5FB"/>
+            <w:tcW w:type="dxa" w:w="1080"/>
           </w:tcPr>
           <w:p>
-            <w:pPr>
-              <w:spacing w:before="40" w:after="40"/>
-            </w:pPr>
             <w:r>
-              <w:rPr>
-                <w:rFonts w:ascii="Calibri" w:hAnsi="Calibri"/>
-                <w:b w:val="0"/>
-                <w:i w:val="0"/>
-                <w:sz w:val="20"/>
-              </w:rPr>
               <w:t>06–19/04/2026</w:t>
             </w:r>
           </w:p>
         </w:tc>
         <w:tc>
           <w:tcPr>
-            <w:tcW w:type="dxa" w:w="1113"/>
-            <w:tcMar>
-              <w:top w:w="60" w:type="dxa"/>
-              <w:bottom w:w="60" w:type="dxa"/>
-              <w:left w:w="100" w:type="dxa"/>
-              <w:right w:w="100" w:type="dxa"/>
-            </w:tcMar>
-            <w:shd w:val="clear" w:color="auto" w:fill="EBF5FB"/>
+            <w:tcW w:type="dxa" w:w="1080"/>
           </w:tcPr>
           <w:p>
-            <w:pPr>
-              <w:spacing w:before="40" w:after="40"/>
-            </w:pPr>
             <w:r>
-              <w:rPr>
-                <w:rFonts w:ascii="Calibri" w:hAnsi="Calibri"/>
-                <w:b w:val="0"/>
-                <w:i w:val="0"/>
-                <w:sz w:val="20"/>
-              </w:rPr>
               <w:t>33</w:t>
             </w:r>
           </w:p>
         </w:tc>
         <w:tc>
           <w:tcPr>
-            <w:tcW w:type="dxa" w:w="1113"/>
-            <w:tcMar>
-              <w:top w:w="60" w:type="dxa"/>
-              <w:bottom w:w="60" w:type="dxa"/>
-              <w:left w:w="100" w:type="dxa"/>
-              <w:right w:w="100" w:type="dxa"/>
-            </w:tcMar>
-            <w:shd w:val="clear" w:color="auto" w:fill="EBF5FB"/>
+            <w:tcW w:type="dxa" w:w="1080"/>
           </w:tcPr>
           <w:p>
-            <w:pPr>
-              <w:spacing w:before="40" w:after="40"/>
-            </w:pPr>
             <w:r>
-              <w:rPr>
-                <w:rFonts w:ascii="Calibri" w:hAnsi="Calibri"/>
-                <w:b w:val="0"/>
-                <w:i w:val="0"/>
-                <w:sz w:val="20"/>
-              </w:rPr>
               <w:t>82%</w:t>
             </w:r>
           </w:p>
         </w:tc>
         <w:tc>
           <w:tcPr>
-            <w:tcW w:type="dxa" w:w="1113"/>
-            <w:tcMar>
-              <w:top w:w="60" w:type="dxa"/>
-              <w:bottom w:w="60" w:type="dxa"/>
-              <w:left w:w="100" w:type="dxa"/>
-              <w:right w:w="100" w:type="dxa"/>
-            </w:tcMar>
-            <w:shd w:val="clear" w:color="auto" w:fill="EBF5FB"/>
+            <w:tcW w:type="dxa" w:w="1080"/>
           </w:tcPr>
           <w:p>
-            <w:pPr>
-              <w:spacing w:before="40" w:after="40"/>
-            </w:pPr>
             <w:r>
-              <w:rPr>
-                <w:rFonts w:ascii="Calibri" w:hAnsi="Calibri"/>
-                <w:b w:val="0"/>
-                <w:i w:val="0"/>
-                <w:sz w:val="20"/>
-              </w:rPr>
               <w:t>80%</w:t>
             </w:r>
           </w:p>
         </w:tc>
         <w:tc>
           <w:tcPr>
-            <w:tcW w:type="dxa" w:w="1113"/>
-            <w:tcMar>
-              <w:top w:w="60" w:type="dxa"/>
-              <w:bottom w:w="60" w:type="dxa"/>
-              <w:left w:w="100" w:type="dxa"/>
-              <w:right w:w="100" w:type="dxa"/>
-            </w:tcMar>
-            <w:shd w:val="clear" w:color="auto" w:fill="EBF5FB"/>
+            <w:tcW w:type="dxa" w:w="1080"/>
           </w:tcPr>
           <w:p>
-            <w:pPr>
-              <w:spacing w:before="40" w:after="40"/>
-            </w:pPr>
             <w:r>
-              <w:rPr>
-                <w:rFonts w:ascii="Calibri" w:hAnsi="Calibri"/>
-                <w:b w:val="0"/>
-                <w:i w:val="0"/>
-                <w:sz w:val="20"/>
-              </w:rPr>
               <w:t>82%</w:t>
             </w:r>
           </w:p>
         </w:tc>
         <w:tc>
           <w:tcPr>
-            <w:tcW w:type="dxa" w:w="1113"/>
-            <w:tcMar>
-              <w:top w:w="60" w:type="dxa"/>
-              <w:bottom w:w="60" w:type="dxa"/>
-              <w:left w:w="100" w:type="dxa"/>
-              <w:right w:w="100" w:type="dxa"/>
-            </w:tcMar>
-            <w:shd w:val="clear" w:color="auto" w:fill="EBF5FB"/>
+            <w:tcW w:type="dxa" w:w="1080"/>
           </w:tcPr>
           <w:p>
-            <w:pPr>
-              <w:spacing w:before="40" w:after="40"/>
-            </w:pPr>
             <w:r>
-              <w:rPr>
-                <w:rFonts w:ascii="Calibri" w:hAnsi="Calibri"/>
-                <w:b w:val="0"/>
-                <w:i w:val="0"/>
-                <w:sz w:val="20"/>
-              </w:rPr>
               <w:t>3</w:t>
             </w:r>
           </w:p>
         </w:tc>
         <w:tc>
           <w:tcPr>
-            <w:tcW w:type="dxa" w:w="1113"/>
-            <w:tcMar>
-              <w:top w:w="60" w:type="dxa"/>
-              <w:bottom w:w="60" w:type="dxa"/>
-              <w:left w:w="100" w:type="dxa"/>
-              <w:right w:w="100" w:type="dxa"/>
-            </w:tcMar>
-            <w:shd w:val="clear" w:color="auto" w:fill="EBF5FB"/>
+            <w:tcW w:type="dxa" w:w="1080"/>
           </w:tcPr>
           <w:p>
-            <w:pPr>
-              <w:spacing w:before="40" w:after="40"/>
-            </w:pPr>
             <w:r>
-              <w:rPr>
-                <w:rFonts w:ascii="Calibri" w:hAnsi="Calibri"/>
-                <w:b w:val="0"/>
-                <w:i w:val="0"/>
-                <w:sz w:val="20"/>
-              </w:rPr>
               <w:t>0 (NC-001 encerrada)</w:t>
             </w:r>
           </w:p>
         </w:tc>
       </w:tr>
       <w:tr>
-        <w:trPr>
-          <w:cantSplit w:val="1"/>
-        </w:trPr>
         <w:tc>
           <w:tcPr>
-            <w:tcW w:type="dxa" w:w="1113"/>
-            <w:tcMar>
-              <w:top w:w="60" w:type="dxa"/>
-              <w:bottom w:w="60" w:type="dxa"/>
-              <w:left w:w="100" w:type="dxa"/>
-              <w:right w:w="100" w:type="dxa"/>
-            </w:tcMar>
+            <w:tcW w:type="dxa" w:w="1080"/>
           </w:tcPr>
           <w:p>
-            <w:pPr>
-              <w:spacing w:before="40" w:after="40"/>
-            </w:pPr>
             <w:r>
-              <w:rPr>
-                <w:rFonts w:ascii="Calibri" w:hAnsi="Calibri"/>
-                <w:b w:val="0"/>
-                <w:i w:val="0"/>
-                <w:sz w:val="20"/>
-              </w:rPr>
               <w:t>S6</w:t>
             </w:r>
           </w:p>
         </w:tc>
         <w:tc>
           <w:tcPr>
-            <w:tcW w:type="dxa" w:w="1113"/>
-            <w:tcMar>
-              <w:top w:w="60" w:type="dxa"/>
-              <w:bottom w:w="60" w:type="dxa"/>
-              <w:left w:w="100" w:type="dxa"/>
-              <w:right w:w="100" w:type="dxa"/>
-            </w:tcMar>
+            <w:tcW w:type="dxa" w:w="1080"/>
           </w:tcPr>
           <w:p>
-            <w:pPr>
-              <w:spacing w:before="40" w:after="40"/>
-            </w:pPr>
             <w:r>
-              <w:rPr>
-                <w:rFonts w:ascii="Calibri" w:hAnsi="Calibri"/>
-                <w:b w:val="0"/>
-                <w:i w:val="0"/>
-                <w:sz w:val="20"/>
-              </w:rPr>
               <w:t>20/04–03/05/2026</w:t>
             </w:r>
           </w:p>
         </w:tc>
         <w:tc>
           <w:tcPr>
-            <w:tcW w:type="dxa" w:w="1113"/>
-            <w:tcMar>
-              <w:top w:w="60" w:type="dxa"/>
-              <w:bottom w:w="60" w:type="dxa"/>
-              <w:left w:w="100" w:type="dxa"/>
-              <w:right w:w="100" w:type="dxa"/>
-            </w:tcMar>
+            <w:tcW w:type="dxa" w:w="1080"/>
           </w:tcPr>
           <w:p>
-            <w:pPr>
-              <w:spacing w:before="40" w:after="40"/>
-            </w:pPr>
             <w:r>
-              <w:rPr>
-                <w:rFonts w:ascii="Calibri" w:hAnsi="Calibri"/>
-                <w:b w:val="0"/>
-                <w:i w:val="0"/>
-                <w:sz w:val="20"/>
-              </w:rPr>
               <w:t>30</w:t>
             </w:r>
           </w:p>
         </w:tc>
         <w:tc>
           <w:tcPr>
-            <w:tcW w:type="dxa" w:w="1113"/>
-            <w:tcMar>
-              <w:top w:w="60" w:type="dxa"/>
-              <w:bottom w:w="60" w:type="dxa"/>
-              <w:left w:w="100" w:type="dxa"/>
-              <w:right w:w="100" w:type="dxa"/>
-            </w:tcMar>
+            <w:tcW w:type="dxa" w:w="1080"/>
           </w:tcPr>
           <w:p>
-            <w:pPr>
-              <w:spacing w:before="40" w:after="40"/>
-            </w:pPr>
             <w:r>
-              <w:rPr>
-                <w:rFonts w:ascii="Calibri" w:hAnsi="Calibri"/>
-                <w:b w:val="0"/>
-                <w:i w:val="0"/>
-                <w:sz w:val="20"/>
-              </w:rPr>
               <w:t>84%</w:t>
             </w:r>
           </w:p>
         </w:tc>
         <w:tc>
           <w:tcPr>
-            <w:tcW w:type="dxa" w:w="1113"/>
-            <w:tcMar>
-              <w:top w:w="60" w:type="dxa"/>
-              <w:bottom w:w="60" w:type="dxa"/>
-              <w:left w:w="100" w:type="dxa"/>
-              <w:right w:w="100" w:type="dxa"/>
-            </w:tcMar>
+            <w:tcW w:type="dxa" w:w="1080"/>
           </w:tcPr>
           <w:p>
-            <w:pPr>
-              <w:spacing w:before="40" w:after="40"/>
-            </w:pPr>
             <w:r>
-              <w:rPr>
-                <w:rFonts w:ascii="Calibri" w:hAnsi="Calibri"/>
-                <w:b w:val="0"/>
-                <w:i w:val="0"/>
-                <w:sz w:val="20"/>
-              </w:rPr>
               <w:t>83%</w:t>
             </w:r>
           </w:p>
         </w:tc>
         <w:tc>
           <w:tcPr>
-            <w:tcW w:type="dxa" w:w="1113"/>
-            <w:tcMar>
-              <w:top w:w="60" w:type="dxa"/>
-              <w:bottom w:w="60" w:type="dxa"/>
-              <w:left w:w="100" w:type="dxa"/>
-              <w:right w:w="100" w:type="dxa"/>
-            </w:tcMar>
+            <w:tcW w:type="dxa" w:w="1080"/>
           </w:tcPr>
           <w:p>
-            <w:pPr>
-              <w:spacing w:before="40" w:after="40"/>
-            </w:pPr>
             <w:r>
-              <w:rPr>
-                <w:rFonts w:ascii="Calibri" w:hAnsi="Calibri"/>
-                <w:b w:val="0"/>
-                <w:i w:val="0"/>
-                <w:sz w:val="20"/>
-              </w:rPr>
               <w:t>83%</w:t>
             </w:r>
           </w:p>
         </w:tc>
         <w:tc>
           <w:tcPr>
-            <w:tcW w:type="dxa" w:w="1113"/>
-            <w:tcMar>
-              <w:top w:w="60" w:type="dxa"/>
-              <w:bottom w:w="60" w:type="dxa"/>
-              <w:left w:w="100" w:type="dxa"/>
-              <w:right w:w="100" w:type="dxa"/>
-            </w:tcMar>
+            <w:tcW w:type="dxa" w:w="1080"/>
           </w:tcPr>
           <w:p>
-            <w:pPr>
-              <w:spacing w:before="40" w:after="40"/>
-            </w:pPr>
             <w:r>
-              <w:rPr>
-                <w:rFonts w:ascii="Calibri" w:hAnsi="Calibri"/>
-                <w:b w:val="0"/>
-                <w:i w:val="0"/>
-                <w:sz w:val="20"/>
-              </w:rPr>
               <w:t>0</w:t>
             </w:r>
           </w:p>
         </w:tc>
         <w:tc>
           <w:tcPr>
-            <w:tcW w:type="dxa" w:w="1113"/>
-            <w:tcMar>
-              <w:top w:w="60" w:type="dxa"/>
-              <w:bottom w:w="60" w:type="dxa"/>
-              <w:left w:w="100" w:type="dxa"/>
-              <w:right w:w="100" w:type="dxa"/>
-            </w:tcMar>
+            <w:tcW w:type="dxa" w:w="1080"/>
           </w:tcPr>
           <w:p>
-            <w:pPr>
-              <w:spacing w:before="40" w:after="40"/>
-            </w:pPr>
             <w:r>
-              <w:rPr>
-                <w:rFonts w:ascii="Calibri" w:hAnsi="Calibri"/>
-                <w:b w:val="0"/>
-                <w:i w:val="0"/>
-                <w:sz w:val="20"/>
-              </w:rPr>
               <w:t>0</w:t>
             </w:r>
           </w:p>
         </w:tc>
       </w:tr>
       <w:tr>
-        <w:trPr>
-          <w:cantSplit w:val="1"/>
-        </w:trPr>
         <w:tc>
           <w:tcPr>
-            <w:tcW w:type="dxa" w:w="1113"/>
-            <w:tcMar>
-              <w:top w:w="60" w:type="dxa"/>
-              <w:bottom w:w="60" w:type="dxa"/>
-              <w:left w:w="100" w:type="dxa"/>
-              <w:right w:w="100" w:type="dxa"/>
-            </w:tcMar>
-            <w:shd w:val="clear" w:color="auto" w:fill="EBF5FB"/>
+            <w:tcW w:type="dxa" w:w="1080"/>
           </w:tcPr>
           <w:p>
-            <w:pPr>
-              <w:spacing w:before="40" w:after="40"/>
-            </w:pPr>
             <w:r>
-              <w:rPr>
-                <w:rFonts w:ascii="Calibri" w:hAnsi="Calibri"/>
-                <w:b w:val="0"/>
-                <w:i w:val="0"/>
-                <w:sz w:val="20"/>
-              </w:rPr>
               <w:t>S7</w:t>
             </w:r>
           </w:p>
         </w:tc>
         <w:tc>
           <w:tcPr>
-            <w:tcW w:type="dxa" w:w="1113"/>
-            <w:tcMar>
-              <w:top w:w="60" w:type="dxa"/>
-              <w:bottom w:w="60" w:type="dxa"/>
-              <w:left w:w="100" w:type="dxa"/>
-              <w:right w:w="100" w:type="dxa"/>
-            </w:tcMar>
-            <w:shd w:val="clear" w:color="auto" w:fill="EBF5FB"/>
+            <w:tcW w:type="dxa" w:w="1080"/>
           </w:tcPr>
           <w:p>
-            <w:pPr>
-              <w:spacing w:before="40" w:after="40"/>
-            </w:pPr>
             <w:r>
-              <w:rPr>
-                <w:rFonts w:ascii="Calibri" w:hAnsi="Calibri"/>
-                <w:b w:val="0"/>
-                <w:i w:val="0"/>
-                <w:sz w:val="20"/>
-              </w:rPr>
               <w:t>04–17/05/2026</w:t>
             </w:r>
           </w:p>
         </w:tc>
         <w:tc>
           <w:tcPr>
-            <w:tcW w:type="dxa" w:w="1113"/>
-            <w:tcMar>
-              <w:top w:w="60" w:type="dxa"/>
-              <w:bottom w:w="60" w:type="dxa"/>
-              <w:left w:w="100" w:type="dxa"/>
-              <w:right w:w="100" w:type="dxa"/>
-            </w:tcMar>
-            <w:shd w:val="clear" w:color="auto" w:fill="EBF5FB"/>
+            <w:tcW w:type="dxa" w:w="1080"/>
           </w:tcPr>
           <w:p>
-            <w:pPr>
-              <w:spacing w:before="40" w:after="40"/>
-            </w:pPr>
             <w:r>
-              <w:rPr>
-                <w:rFonts w:ascii="Calibri" w:hAnsi="Calibri"/>
-                <w:b w:val="0"/>
-                <w:i w:val="0"/>
-                <w:sz w:val="20"/>
-              </w:rPr>
               <w:t>30</w:t>
             </w:r>
           </w:p>
         </w:tc>
         <w:tc>
           <w:tcPr>
-            <w:tcW w:type="dxa" w:w="1113"/>
-            <w:tcMar>
-              <w:top w:w="60" w:type="dxa"/>
-              <w:bottom w:w="60" w:type="dxa"/>
-              <w:left w:w="100" w:type="dxa"/>
-              <w:right w:w="100" w:type="dxa"/>
-            </w:tcMar>
-            <w:shd w:val="clear" w:color="auto" w:fill="EBF5FB"/>
+            <w:tcW w:type="dxa" w:w="1080"/>
           </w:tcPr>
           <w:p>
-            <w:pPr>
-              <w:spacing w:before="40" w:after="40"/>
-            </w:pPr>
             <w:r>
-              <w:rPr>
-                <w:rFonts w:ascii="Calibri" w:hAnsi="Calibri"/>
-                <w:b w:val="0"/>
-                <w:i w:val="0"/>
-                <w:sz w:val="20"/>
-              </w:rPr>
               <w:t>85%</w:t>
             </w:r>
           </w:p>
         </w:tc>
         <w:tc>
           <w:tcPr>
-            <w:tcW w:type="dxa" w:w="1113"/>
-            <w:tcMar>
-              <w:top w:w="60" w:type="dxa"/>
-              <w:bottom w:w="60" w:type="dxa"/>
-              <w:left w:w="100" w:type="dxa"/>
-              <w:right w:w="100" w:type="dxa"/>
-            </w:tcMar>
-            <w:shd w:val="clear" w:color="auto" w:fill="EBF5FB"/>
+            <w:tcW w:type="dxa" w:w="1080"/>
           </w:tcPr>
           <w:p>
-            <w:pPr>
-              <w:spacing w:before="40" w:after="40"/>
-            </w:pPr>
             <w:r>
-              <w:rPr>
-                <w:rFonts w:ascii="Calibri" w:hAnsi="Calibri"/>
-                <w:b w:val="0"/>
-                <w:i w:val="0"/>
-                <w:sz w:val="20"/>
-              </w:rPr>
               <w:t>84%</w:t>
             </w:r>
           </w:p>
         </w:tc>
         <w:tc>
           <w:tcPr>
-            <w:tcW w:type="dxa" w:w="1113"/>
-            <w:tcMar>
-              <w:top w:w="60" w:type="dxa"/>
-              <w:bottom w:w="60" w:type="dxa"/>
-              <w:left w:w="100" w:type="dxa"/>
-              <w:right w:w="100" w:type="dxa"/>
-            </w:tcMar>
-            <w:shd w:val="clear" w:color="auto" w:fill="EBF5FB"/>
+            <w:tcW w:type="dxa" w:w="1080"/>
           </w:tcPr>
           <w:p>
-            <w:pPr>
-              <w:spacing w:before="40" w:after="40"/>
-            </w:pPr>
             <w:r>
-              <w:rPr>
-                <w:rFonts w:ascii="Calibri" w:hAnsi="Calibri"/>
-                <w:b w:val="0"/>
-                <w:i w:val="0"/>
-                <w:sz w:val="20"/>
-              </w:rPr>
               <w:t>83%</w:t>
             </w:r>
           </w:p>
         </w:tc>
         <w:tc>
           <w:tcPr>
-            <w:tcW w:type="dxa" w:w="1113"/>
-            <w:tcMar>
-              <w:top w:w="60" w:type="dxa"/>
-              <w:bottom w:w="60" w:type="dxa"/>
-              <w:left w:w="100" w:type="dxa"/>
-              <w:right w:w="100" w:type="dxa"/>
-            </w:tcMar>
-            <w:shd w:val="clear" w:color="auto" w:fill="EBF5FB"/>
+            <w:tcW w:type="dxa" w:w="1080"/>
           </w:tcPr>
           <w:p>
-            <w:pPr>
-              <w:spacing w:before="40" w:after="40"/>
-            </w:pPr>
             <w:r>
-              <w:rPr>
-                <w:rFonts w:ascii="Calibri" w:hAnsi="Calibri"/>
-                <w:b w:val="0"/>
-                <w:i w:val="0"/>
-                <w:sz w:val="20"/>
-              </w:rPr>
               <w:t>2</w:t>
             </w:r>
           </w:p>
         </w:tc>
         <w:tc>
           <w:tcPr>
-            <w:tcW w:type="dxa" w:w="1113"/>
-            <w:tcMar>
-              <w:top w:w="60" w:type="dxa"/>
-              <w:bottom w:w="60" w:type="dxa"/>
-              <w:left w:w="100" w:type="dxa"/>
-              <w:right w:w="100" w:type="dxa"/>
-            </w:tcMar>
-            <w:shd w:val="clear" w:color="auto" w:fill="EBF5FB"/>
+            <w:tcW w:type="dxa" w:w="1080"/>
           </w:tcPr>
           <w:p>
-            <w:pPr>
-              <w:spacing w:before="40" w:after="40"/>
-            </w:pPr>
             <w:r>
-              <w:rPr>
-                <w:rFonts w:ascii="Calibri" w:hAnsi="Calibri"/>
-                <w:b w:val="0"/>
-                <w:i w:val="0"/>
-                <w:sz w:val="20"/>
-              </w:rPr>
               <w:t>0</w:t>
             </w:r>
           </w:p>
         </w:tc>
       </w:tr>
       <w:tr>
-        <w:trPr>
-          <w:cantSplit w:val="1"/>
-        </w:trPr>
         <w:tc>
           <w:tcPr>
-            <w:tcW w:type="dxa" w:w="1113"/>
-            <w:tcMar>
-              <w:top w:w="60" w:type="dxa"/>
-              <w:bottom w:w="60" w:type="dxa"/>
-              <w:left w:w="100" w:type="dxa"/>
-              <w:right w:w="100" w:type="dxa"/>
-            </w:tcMar>
+            <w:tcW w:type="dxa" w:w="1080"/>
           </w:tcPr>
           <w:p>
-            <w:pPr>
-              <w:spacing w:before="40" w:after="40"/>
-            </w:pPr>
             <w:r>
-              <w:rPr>
-                <w:rFonts w:ascii="Calibri" w:hAnsi="Calibri"/>
-                <w:b w:val="0"/>
-                <w:i w:val="0"/>
-                <w:sz w:val="20"/>
-              </w:rPr>
               <w:t>S8</w:t>
             </w:r>
           </w:p>
         </w:tc>
         <w:tc>
           <w:tcPr>
-            <w:tcW w:type="dxa" w:w="1113"/>
-            <w:tcMar>
-              <w:top w:w="60" w:type="dxa"/>
-              <w:bottom w:w="60" w:type="dxa"/>
-              <w:left w:w="100" w:type="dxa"/>
-              <w:right w:w="100" w:type="dxa"/>
-            </w:tcMar>
+            <w:tcW w:type="dxa" w:w="1080"/>
           </w:tcPr>
           <w:p>
-            <w:pPr>
-              <w:spacing w:before="40" w:after="40"/>
-            </w:pPr>
             <w:r>
-              <w:rPr>
-                <w:rFonts w:ascii="Calibri" w:hAnsi="Calibri"/>
-                <w:b w:val="0"/>
-                <w:i w:val="0"/>
-                <w:sz w:val="20"/>
-              </w:rPr>
               <w:t>18–31/05/2026</w:t>
             </w:r>
           </w:p>
         </w:tc>
         <w:tc>
           <w:tcPr>
-            <w:tcW w:type="dxa" w:w="1113"/>
-            <w:tcMar>
-              <w:top w:w="60" w:type="dxa"/>
-              <w:bottom w:w="60" w:type="dxa"/>
-              <w:left w:w="100" w:type="dxa"/>
-              <w:right w:w="100" w:type="dxa"/>
-            </w:tcMar>
+            <w:tcW w:type="dxa" w:w="1080"/>
           </w:tcPr>
           <w:p>
-            <w:pPr>
-              <w:spacing w:before="40" w:after="40"/>
-            </w:pPr>
             <w:r>
-              <w:rPr>
-                <w:rFonts w:ascii="Calibri" w:hAnsi="Calibri"/>
-                <w:b w:val="0"/>
-                <w:i w:val="0"/>
-                <w:sz w:val="20"/>
-              </w:rPr>
               <w:t>48</w:t>
             </w:r>
           </w:p>
         </w:tc>
         <w:tc>
           <w:tcPr>
-            <w:tcW w:type="dxa" w:w="1113"/>
-            <w:tcMar>
-              <w:top w:w="60" w:type="dxa"/>
-              <w:bottom w:w="60" w:type="dxa"/>
-              <w:left w:w="100" w:type="dxa"/>
-              <w:right w:w="100" w:type="dxa"/>
-            </w:tcMar>
+            <w:tcW w:type="dxa" w:w="1080"/>
           </w:tcPr>
           <w:p>
-            <w:pPr>
-              <w:spacing w:before="40" w:after="40"/>
-            </w:pPr>
             <w:r>
-              <w:rPr>
-                <w:rFonts w:ascii="Calibri" w:hAnsi="Calibri"/>
-                <w:b w:val="0"/>
-                <w:i w:val="0"/>
-                <w:sz w:val="20"/>
-              </w:rPr>
               <w:t>84%</w:t>
             </w:r>
           </w:p>
         </w:tc>
         <w:tc>
           <w:tcPr>
-            <w:tcW w:type="dxa" w:w="1113"/>
-            <w:tcMar>
-              <w:top w:w="60" w:type="dxa"/>
-              <w:bottom w:w="60" w:type="dxa"/>
-              <w:left w:w="100" w:type="dxa"/>
-              <w:right w:w="100" w:type="dxa"/>
-            </w:tcMar>
+            <w:tcW w:type="dxa" w:w="1080"/>
           </w:tcPr>
           <w:p>
-            <w:pPr>
-              <w:spacing w:before="40" w:after="40"/>
-            </w:pPr>
             <w:r>
-              <w:rPr>
-                <w:rFonts w:ascii="Calibri" w:hAnsi="Calibri"/>
-                <w:b w:val="0"/>
-                <w:i w:val="0"/>
-                <w:sz w:val="20"/>
-              </w:rPr>
               <w:t>81%</w:t>
             </w:r>
           </w:p>
         </w:tc>
         <w:tc>
           <w:tcPr>
-            <w:tcW w:type="dxa" w:w="1113"/>
-            <w:tcMar>
-              <w:top w:w="60" w:type="dxa"/>
-              <w:bottom w:w="60" w:type="dxa"/>
-              <w:left w:w="100" w:type="dxa"/>
-              <w:right w:w="100" w:type="dxa"/>
-            </w:tcMar>
+            <w:tcW w:type="dxa" w:w="1080"/>
           </w:tcPr>
           <w:p>
-            <w:pPr>
-              <w:spacing w:before="40" w:after="40"/>
-            </w:pPr>
             <w:r>
-              <w:rPr>
-                <w:rFonts w:ascii="Calibri" w:hAnsi="Calibri"/>
-                <w:b w:val="0"/>
-                <w:i w:val="0"/>
-                <w:sz w:val="20"/>
-              </w:rPr>
               <w:t>83%</w:t>
             </w:r>
           </w:p>
         </w:tc>
         <w:tc>
           <w:tcPr>
-            <w:tcW w:type="dxa" w:w="1113"/>
-            <w:tcMar>
-              <w:top w:w="60" w:type="dxa"/>
-              <w:bottom w:w="60" w:type="dxa"/>
-              <w:left w:w="100" w:type="dxa"/>
-              <w:right w:w="100" w:type="dxa"/>
-            </w:tcMar>
+            <w:tcW w:type="dxa" w:w="1080"/>
           </w:tcPr>
           <w:p>
-            <w:pPr>
-              <w:spacing w:before="40" w:after="40"/>
-            </w:pPr>
             <w:r>
-              <w:rPr>
-                <w:rFonts w:ascii="Calibri" w:hAnsi="Calibri"/>
-                <w:b w:val="0"/>
-                <w:i w:val="0"/>
-                <w:sz w:val="20"/>
-              </w:rPr>
               <w:t>2</w:t>
             </w:r>
           </w:p>
         </w:tc>
         <w:tc>
           <w:tcPr>
-            <w:tcW w:type="dxa" w:w="1113"/>
-            <w:tcMar>
-              <w:top w:w="60" w:type="dxa"/>
-              <w:bottom w:w="60" w:type="dxa"/>
-              <w:left w:w="100" w:type="dxa"/>
-              <w:right w:w="100" w:type="dxa"/>
-            </w:tcMar>
+            <w:tcW w:type="dxa" w:w="1080"/>
           </w:tcPr>
           <w:p>
-            <w:pPr>
-              <w:spacing w:before="40" w:after="40"/>
-            </w:pPr>
             <w:r>
-              <w:rPr>
-                <w:rFonts w:ascii="Calibri" w:hAnsi="Calibri"/>
-                <w:b w:val="0"/>
-                <w:i w:val="0"/>
-                <w:sz w:val="20"/>
-              </w:rPr>
               <w:t>0</w:t>
             </w:r>
           </w:p>
         </w:tc>
       </w:tr>
       <w:tr>
-        <w:trPr>
-          <w:cantSplit w:val="1"/>
-        </w:trPr>
         <w:tc>
           <w:tcPr>
-            <w:tcW w:type="dxa" w:w="1113"/>
-            <w:tcMar>
-              <w:top w:w="60" w:type="dxa"/>
-              <w:bottom w:w="60" w:type="dxa"/>
-              <w:left w:w="100" w:type="dxa"/>
-              <w:right w:w="100" w:type="dxa"/>
-            </w:tcMar>
-            <w:shd w:val="clear" w:color="auto" w:fill="EBF5FB"/>
+            <w:tcW w:type="dxa" w:w="1080"/>
           </w:tcPr>
           <w:p>
-            <w:pPr>
-              <w:spacing w:before="40" w:after="40"/>
-            </w:pPr>
             <w:r>
-              <w:rPr>
-                <w:rFonts w:ascii="Calibri" w:hAnsi="Calibri"/>
-                <w:b w:val="0"/>
-                <w:i w:val="0"/>
-                <w:sz w:val="20"/>
-              </w:rPr>
               <w:t>S9</w:t>
             </w:r>
           </w:p>
         </w:tc>
         <w:tc>
           <w:tcPr>
-            <w:tcW w:type="dxa" w:w="1113"/>
-            <w:tcMar>
-              <w:top w:w="60" w:type="dxa"/>
-              <w:bottom w:w="60" w:type="dxa"/>
-              <w:left w:w="100" w:type="dxa"/>
-              <w:right w:w="100" w:type="dxa"/>
-            </w:tcMar>
-            <w:shd w:val="clear" w:color="auto" w:fill="EBF5FB"/>
+            <w:tcW w:type="dxa" w:w="1080"/>
           </w:tcPr>
           <w:p>
-            <w:pPr>
-              <w:spacing w:before="40" w:after="40"/>
-            </w:pPr>
             <w:r>
-              <w:rPr>
-                <w:rFonts w:ascii="Calibri" w:hAnsi="Calibri"/>
-                <w:b w:val="0"/>
-                <w:i w:val="0"/>
-                <w:sz w:val="20"/>
-              </w:rPr>
               <w:t>01–14/06/2026</w:t>
             </w:r>
           </w:p>
         </w:tc>
         <w:tc>
           <w:tcPr>
-            <w:tcW w:type="dxa" w:w="1113"/>
-            <w:tcMar>
-              <w:top w:w="60" w:type="dxa"/>
-              <w:bottom w:w="60" w:type="dxa"/>
-              <w:left w:w="100" w:type="dxa"/>
-              <w:right w:w="100" w:type="dxa"/>
-            </w:tcMar>
-            <w:shd w:val="clear" w:color="auto" w:fill="EBF5FB"/>
+            <w:tcW w:type="dxa" w:w="1080"/>
           </w:tcPr>
           <w:p>
-            <w:pPr>
-              <w:spacing w:before="40" w:after="40"/>
-            </w:pPr>
             <w:r>
-              <w:rPr>
-                <w:rFonts w:ascii="Calibri" w:hAnsi="Calibri"/>
-                <w:b w:val="0"/>
-                <w:i w:val="0"/>
-                <w:sz w:val="20"/>
-              </w:rPr>
               <w:t>Em andamento</w:t>
             </w:r>
           </w:p>
         </w:tc>
         <w:tc>
           <w:tcPr>
-            <w:tcW w:type="dxa" w:w="1113"/>
-            <w:tcMar>
-              <w:top w:w="60" w:type="dxa"/>
-              <w:bottom w:w="60" w:type="dxa"/>
-              <w:left w:w="100" w:type="dxa"/>
-              <w:right w:w="100" w:type="dxa"/>
-            </w:tcMar>
-            <w:shd w:val="clear" w:color="auto" w:fill="EBF5FB"/>
+            <w:tcW w:type="dxa" w:w="1080"/>
           </w:tcPr>
           <w:p>
-            <w:pPr>
-              <w:spacing w:before="40" w:after="40"/>
-            </w:pPr>
             <w:r>
-              <w:rPr>
-                <w:rFonts w:ascii="Calibri" w:hAnsi="Calibri"/>
-                <w:b w:val="0"/>
-                <w:i w:val="0"/>
-                <w:sz w:val="20"/>
-              </w:rPr>
               <w:t>Em andamento</w:t>
             </w:r>
           </w:p>
         </w:tc>
         <w:tc>
           <w:tcPr>
-            <w:tcW w:type="dxa" w:w="1113"/>
-            <w:tcMar>
-              <w:top w:w="60" w:type="dxa"/>
-              <w:bottom w:w="60" w:type="dxa"/>
-              <w:left w:w="100" w:type="dxa"/>
-              <w:right w:w="100" w:type="dxa"/>
-            </w:tcMar>
-            <w:shd w:val="clear" w:color="auto" w:fill="EBF5FB"/>
+            <w:tcW w:type="dxa" w:w="1080"/>
           </w:tcPr>
           <w:p>
-            <w:pPr>
-              <w:spacing w:before="40" w:after="40"/>
-            </w:pPr>
             <w:r>
-              <w:rPr>
-                <w:rFonts w:ascii="Calibri" w:hAnsi="Calibri"/>
-                <w:b w:val="0"/>
-                <w:i w:val="0"/>
-                <w:sz w:val="20"/>
-              </w:rPr>
               <w:t>Em andamento</w:t>
             </w:r>
           </w:p>
         </w:tc>
         <w:tc>
           <w:tcPr>
-            <w:tcW w:type="dxa" w:w="1113"/>
-            <w:tcMar>
-              <w:top w:w="60" w:type="dxa"/>
-              <w:bottom w:w="60" w:type="dxa"/>
-              <w:left w:w="100" w:type="dxa"/>
-              <w:right w:w="100" w:type="dxa"/>
-            </w:tcMar>
-            <w:shd w:val="clear" w:color="auto" w:fill="EBF5FB"/>
+            <w:tcW w:type="dxa" w:w="1080"/>
           </w:tcPr>
           <w:p>
-            <w:pPr>
-              <w:spacing w:before="40" w:after="40"/>
-            </w:pPr>
             <w:r>
-              <w:rPr>
-                <w:rFonts w:ascii="Calibri" w:hAnsi="Calibri"/>
-                <w:b w:val="0"/>
-                <w:i w:val="0"/>
-                <w:sz w:val="20"/>
-              </w:rPr>
               <w:t>Em andamento</w:t>
             </w:r>
           </w:p>
         </w:tc>
         <w:tc>
           <w:tcPr>
-            <w:tcW w:type="dxa" w:w="1113"/>
-            <w:tcMar>
-              <w:top w:w="60" w:type="dxa"/>
-              <w:bottom w:w="60" w:type="dxa"/>
-              <w:left w:w="100" w:type="dxa"/>
-              <w:right w:w="100" w:type="dxa"/>
-            </w:tcMar>
-            <w:shd w:val="clear" w:color="auto" w:fill="EBF5FB"/>
+            <w:tcW w:type="dxa" w:w="1080"/>
           </w:tcPr>
           <w:p>
-            <w:pPr>
-              <w:spacing w:before="40" w:after="40"/>
-            </w:pPr>
             <w:r>
-              <w:rPr>
-                <w:rFonts w:ascii="Calibri" w:hAnsi="Calibri"/>
-                <w:b w:val="0"/>
-                <w:i w:val="0"/>
-                <w:sz w:val="20"/>
-              </w:rPr>
               <w:t>—</w:t>
             </w:r>
           </w:p>
         </w:tc>
         <w:tc>
           <w:tcPr>
-            <w:tcW w:type="dxa" w:w="1113"/>
-            <w:tcMar>
-              <w:top w:w="60" w:type="dxa"/>
-              <w:bottom w:w="60" w:type="dxa"/>
-              <w:left w:w="100" w:type="dxa"/>
-              <w:right w:w="100" w:type="dxa"/>
-            </w:tcMar>
-            <w:shd w:val="clear" w:color="auto" w:fill="EBF5FB"/>
+            <w:tcW w:type="dxa" w:w="1080"/>
           </w:tcPr>
           <w:p>
-            <w:pPr>
-              <w:spacing w:before="40" w:after="40"/>
-            </w:pPr>
             <w:r>
-              <w:rPr>
-                <w:rFonts w:ascii="Calibri" w:hAnsi="Calibri"/>
-                <w:b w:val="0"/>
-                <w:i w:val="0"/>
-                <w:sz w:val="20"/>
-              </w:rPr>
               <w:t>—</w:t>
             </w:r>
           </w:p>
         </w:tc>
       </w:tr>
     </w:tbl>
+    <w:p/>
     <w:p>
-      <w:pPr>
-        <w:spacing w:before="0" w:after="160"/>
-      </w:pPr>
-    </w:p>
-    <w:p>
-      <w:pPr>
-        <w:spacing w:before="0" w:after="120"/>
-      </w:pPr>
       <w:r>
         <w:rPr>
-          <w:rFonts w:ascii="Calibri" w:hAnsi="Calibri"/>
           <w:b/>
-          <w:i w:val="0"/>
-          <w:sz w:val="22"/>
         </w:rPr>
         <w:t>Observações:</w:t>
       </w:r>
@@ -2779,117 +1151,62 @@
     <w:p>
       <w:pPr>
         <w:pStyle w:val="ListBullet"/>
-        <w:spacing w:before="20" w:after="40"/>
       </w:pPr>
       <w:r>
-        <w:rPr>
-          <w:rFonts w:ascii="Calibri" w:hAnsi="Calibri"/>
-          <w:b w:val="0"/>
-          <w:i w:val="0"/>
-          <w:sz w:val="22"/>
-        </w:rPr>
         <w:t>A cobertura JaCoCo caiu a 74% na Sprint 2, originando a NC-001 (abaixo da meta de 80%, RNF02). Após o plano de tratamento (priorização de unit tests + gate de CI a partir da S4), a cobertura atingiu 80% na S4 e 82% na S5, quando a NC-001 foi encerrada. A partir da S6 a cobertura manteve-se estável acima da meta.</w:t>
       </w:r>
     </w:p>
     <w:p>
       <w:pPr>
         <w:pStyle w:val="ListBullet"/>
-        <w:spacing w:before="20" w:after="40"/>
       </w:pPr>
       <w:r>
-        <w:rPr>
-          <w:rFonts w:ascii="Calibri" w:hAnsi="Calibri"/>
-          <w:b w:val="0"/>
-          <w:i w:val="0"/>
-          <w:sz w:val="22"/>
-        </w:rPr>
         <w:t>Os 2 bugs da Sprint 8 incluem a regressão do LatamParser causada por redesign de companhia (MF-59, risco R-01), corrigida e coberta por teste de regressão (CT-08).</w:t>
       </w:r>
     </w:p>
     <w:p>
       <w:pPr>
         <w:pStyle w:val="ListBullet"/>
-        <w:spacing w:before="20" w:after="40"/>
       </w:pPr>
       <w:r>
-        <w:rPr>
-          <w:rFonts w:ascii="Calibri" w:hAnsi="Calibri"/>
-          <w:b w:val="0"/>
-          <w:i w:val="0"/>
-          <w:sz w:val="22"/>
-        </w:rPr>
         <w:t xml:space="preserve">A Sprint 9 está em andamento; as métricas consolidadas de cobertura, bugs e NCs do período ainda não foram fechadas. As funcionalidades de filtros avançados (RF13), export CSV (RF14) e busca de aeroporto por ILIKE (MF-64) foram integradas em </w:t>
       </w:r>
       <w:r>
         <w:rPr>
-          <w:rFonts w:ascii="Courier New" w:hAnsi="Courier New"/>
-          <w:b w:val="0"/>
-          <w:i w:val="0"/>
-          <w:color w:val="333333"/>
-          <w:sz w:val="20"/>
+          <w:rFonts w:ascii="Consolas" w:hAnsi="Consolas"/>
         </w:rPr>
         <w:t>develop</w:t>
       </w:r>
       <w:r>
-        <w:rPr>
-          <w:rFonts w:ascii="Calibri" w:hAnsi="Calibri"/>
-          <w:b w:val="0"/>
-          <w:i w:val="0"/>
-          <w:sz w:val="22"/>
-        </w:rPr>
         <w:t xml:space="preserve"> e promovidas para </w:t>
       </w:r>
       <w:r>
         <w:rPr>
-          <w:rFonts w:ascii="Courier New" w:hAnsi="Courier New"/>
-          <w:b w:val="0"/>
-          <w:i w:val="0"/>
-          <w:color w:val="333333"/>
-          <w:sz w:val="20"/>
+          <w:rFonts w:ascii="Consolas" w:hAnsi="Consolas"/>
         </w:rPr>
         <w:t>main</w:t>
       </w:r>
       <w:r>
-        <w:rPr>
-          <w:rFonts w:ascii="Calibri" w:hAnsi="Calibri"/>
-          <w:b w:val="0"/>
-          <w:i w:val="0"/>
-          <w:sz w:val="22"/>
-        </w:rPr>
         <w:t xml:space="preserve"> na </w:t>
       </w:r>
       <w:r>
         <w:rPr>
-          <w:rFonts w:ascii="Calibri" w:hAnsi="Calibri"/>
           <w:b/>
-          <w:i w:val="0"/>
-          <w:sz w:val="22"/>
         </w:rPr>
         <w:t>release v0.9.0</w:t>
       </w:r>
       <w:r>
-        <w:rPr>
-          <w:rFonts w:ascii="Calibri" w:hAnsi="Calibri"/>
-          <w:b w:val="0"/>
-          <w:i w:val="0"/>
-          <w:sz w:val="22"/>
-        </w:rPr>
         <w:t xml:space="preserve"> com builds verdes, sustentando CT-11 e CT-12.</w:t>
       </w:r>
     </w:p>
     <w:p>
       <w:r>
-        <w:t>[Imagem não encontrada: evidencias/IMG-CI-01_cobertura-jacoco-pipeline.png]</w:t>
+        <w:t>![IMG-CI-01 — Cobertura JaCoCo reportada no pipeline da API](evidencias/IMG-CI-01_cobertura-jacoco-pipeline.png)</w:t>
       </w:r>
     </w:p>
     <w:p>
       <w:pPr>
-        <w:pStyle w:val="Heading1"/>
-        <w:keepNext/>
-        <w:keepLines/>
-        <w:pBdr>
-          <w:bottom w:val="single" w:sz="4" w:space="2" w:color="D6E4F0"/>
-        </w:pBdr>
+        <w:pStyle w:val="Heading2"/>
       </w:pPr>
       <w:r>
         <w:t>3. Resultado dos casos de teste (CT-01 a CT-12)</w:t>
@@ -2897,50 +1214,26 @@
     </w:p>
     <w:tbl>
       <w:tblPr>
+        <w:tblStyle w:val="TableGrid"/>
         <w:tblW w:type="auto" w:w="0"/>
         <w:tblLook w:firstColumn="1" w:firstRow="1" w:lastColumn="0" w:lastRow="0" w:noHBand="0" w:noVBand="1" w:val="04A0"/>
-        <w:tblBorders>
-          <w:top w:val="single" w:sz="4" w:space="0" w:color="003366"/>
-          <w:left w:val="single" w:sz="4" w:space="0" w:color="003366"/>
-          <w:bottom w:val="single" w:sz="4" w:space="0" w:color="003366"/>
-          <w:right w:val="single" w:sz="4" w:space="0" w:color="003366"/>
-          <w:insideH w:val="single" w:sz="4" w:space="0" w:color="003366"/>
-          <w:insideV w:val="single" w:sz="4" w:space="0" w:color="003366"/>
-        </w:tblBorders>
       </w:tblPr>
       <w:tblGrid>
-        <w:gridCol w:w="1780"/>
-        <w:gridCol w:w="1780"/>
-        <w:gridCol w:w="1780"/>
-        <w:gridCol w:w="1780"/>
-        <w:gridCol w:w="1780"/>
+        <w:gridCol w:w="1728"/>
+        <w:gridCol w:w="1728"/>
+        <w:gridCol w:w="1728"/>
+        <w:gridCol w:w="1728"/>
+        <w:gridCol w:w="1728"/>
       </w:tblGrid>
       <w:tr>
-        <w:trPr>
-          <w:cantSplit w:val="1"/>
-        </w:trPr>
         <w:tc>
           <w:tcPr>
-            <w:tcW w:type="dxa" w:w="1780"/>
-            <w:tcMar>
-              <w:top w:w="60" w:type="dxa"/>
-              <w:bottom w:w="60" w:type="dxa"/>
-              <w:left w:w="100" w:type="dxa"/>
-              <w:right w:w="100" w:type="dxa"/>
-            </w:tcMar>
-            <w:shd w:val="clear" w:color="auto" w:fill="003366"/>
+            <w:tcW w:type="dxa" w:w="1728"/>
           </w:tcPr>
           <w:p>
-            <w:pPr>
-              <w:spacing w:before="40" w:after="40"/>
-            </w:pPr>
             <w:r>
               <w:rPr>
-                <w:rFonts w:ascii="Calibri" w:hAnsi="Calibri"/>
                 <w:b/>
-                <w:i w:val="0"/>
-                <w:color w:val="FFFFFF"/>
-                <w:sz w:val="20"/>
               </w:rPr>
               <w:t>CT</w:t>
             </w:r>
@@ -2948,26 +1241,12 @@
         </w:tc>
         <w:tc>
           <w:tcPr>
-            <w:tcW w:type="dxa" w:w="1780"/>
-            <w:tcMar>
-              <w:top w:w="60" w:type="dxa"/>
-              <w:bottom w:w="60" w:type="dxa"/>
-              <w:left w:w="100" w:type="dxa"/>
-              <w:right w:w="100" w:type="dxa"/>
-            </w:tcMar>
-            <w:shd w:val="clear" w:color="auto" w:fill="003366"/>
+            <w:tcW w:type="dxa" w:w="1728"/>
           </w:tcPr>
           <w:p>
-            <w:pPr>
-              <w:spacing w:before="40" w:after="40"/>
-            </w:pPr>
             <w:r>
               <w:rPr>
-                <w:rFonts w:ascii="Calibri" w:hAnsi="Calibri"/>
                 <w:b/>
-                <w:i w:val="0"/>
-                <w:color w:val="FFFFFF"/>
-                <w:sz w:val="20"/>
               </w:rPr>
               <w:t>Cenário</w:t>
             </w:r>
@@ -2975,26 +1254,12 @@
         </w:tc>
         <w:tc>
           <w:tcPr>
-            <w:tcW w:type="dxa" w:w="1780"/>
-            <w:tcMar>
-              <w:top w:w="60" w:type="dxa"/>
-              <w:bottom w:w="60" w:type="dxa"/>
-              <w:left w:w="100" w:type="dxa"/>
-              <w:right w:w="100" w:type="dxa"/>
-            </w:tcMar>
-            <w:shd w:val="clear" w:color="auto" w:fill="003366"/>
+            <w:tcW w:type="dxa" w:w="1728"/>
           </w:tcPr>
           <w:p>
-            <w:pPr>
-              <w:spacing w:before="40" w:after="40"/>
-            </w:pPr>
             <w:r>
               <w:rPr>
-                <w:rFonts w:ascii="Calibri" w:hAnsi="Calibri"/>
                 <w:b/>
-                <w:i w:val="0"/>
-                <w:color w:val="FFFFFF"/>
-                <w:sz w:val="20"/>
               </w:rPr>
               <w:t>Sprint</w:t>
             </w:r>
@@ -3002,26 +1267,12 @@
         </w:tc>
         <w:tc>
           <w:tcPr>
-            <w:tcW w:type="dxa" w:w="1780"/>
-            <w:tcMar>
-              <w:top w:w="60" w:type="dxa"/>
-              <w:bottom w:w="60" w:type="dxa"/>
-              <w:left w:w="100" w:type="dxa"/>
-              <w:right w:w="100" w:type="dxa"/>
-            </w:tcMar>
-            <w:shd w:val="clear" w:color="auto" w:fill="003366"/>
+            <w:tcW w:type="dxa" w:w="1728"/>
           </w:tcPr>
           <w:p>
-            <w:pPr>
-              <w:spacing w:before="40" w:after="40"/>
-            </w:pPr>
             <w:r>
               <w:rPr>
-                <w:rFonts w:ascii="Calibri" w:hAnsi="Calibri"/>
                 <w:b/>
-                <w:i w:val="0"/>
-                <w:color w:val="FFFFFF"/>
-                <w:sz w:val="20"/>
               </w:rPr>
               <w:t>Tipo</w:t>
             </w:r>
@@ -3029,26 +1280,12 @@
         </w:tc>
         <w:tc>
           <w:tcPr>
-            <w:tcW w:type="dxa" w:w="1780"/>
-            <w:tcMar>
-              <w:top w:w="60" w:type="dxa"/>
-              <w:bottom w:w="60" w:type="dxa"/>
-              <w:left w:w="100" w:type="dxa"/>
-              <w:right w:w="100" w:type="dxa"/>
-            </w:tcMar>
-            <w:shd w:val="clear" w:color="auto" w:fill="003366"/>
+            <w:tcW w:type="dxa" w:w="1728"/>
           </w:tcPr>
           <w:p>
-            <w:pPr>
-              <w:spacing w:before="40" w:after="40"/>
-            </w:pPr>
             <w:r>
               <w:rPr>
-                <w:rFonts w:ascii="Calibri" w:hAnsi="Calibri"/>
                 <w:b/>
-                <w:i w:val="0"/>
-                <w:color w:val="FFFFFF"/>
-                <w:sz w:val="20"/>
               </w:rPr>
               <w:t>Resultado</w:t>
             </w:r>
@@ -3056,2012 +1293,1284 @@
         </w:tc>
       </w:tr>
       <w:tr>
-        <w:trPr>
-          <w:cantSplit w:val="1"/>
-        </w:trPr>
         <w:tc>
           <w:tcPr>
-            <w:tcW w:type="dxa" w:w="1780"/>
-            <w:tcMar>
-              <w:top w:w="60" w:type="dxa"/>
-              <w:bottom w:w="60" w:type="dxa"/>
-              <w:left w:w="100" w:type="dxa"/>
-              <w:right w:w="100" w:type="dxa"/>
-            </w:tcMar>
-            <w:shd w:val="clear" w:color="auto" w:fill="EBF5FB"/>
+            <w:tcW w:type="dxa" w:w="1728"/>
           </w:tcPr>
           <w:p>
-            <w:pPr>
-              <w:spacing w:before="40" w:after="40"/>
-            </w:pPr>
             <w:r>
-              <w:rPr>
-                <w:rFonts w:ascii="Calibri" w:hAnsi="Calibri"/>
-                <w:b w:val="0"/>
-                <w:i w:val="0"/>
-                <w:sz w:val="20"/>
-              </w:rPr>
               <w:t>CT-01</w:t>
             </w:r>
           </w:p>
         </w:tc>
         <w:tc>
           <w:tcPr>
-            <w:tcW w:type="dxa" w:w="1780"/>
-            <w:tcMar>
-              <w:top w:w="60" w:type="dxa"/>
-              <w:bottom w:w="60" w:type="dxa"/>
-              <w:left w:w="100" w:type="dxa"/>
-              <w:right w:w="100" w:type="dxa"/>
-            </w:tcMar>
-            <w:shd w:val="clear" w:color="auto" w:fill="EBF5FB"/>
+            <w:tcW w:type="dxa" w:w="1728"/>
           </w:tcPr>
           <w:p>
-            <w:pPr>
-              <w:spacing w:before="40" w:after="40"/>
-            </w:pPr>
             <w:r>
-              <w:rPr>
-                <w:rFonts w:ascii="Calibri" w:hAnsi="Calibri"/>
-                <w:b w:val="0"/>
-                <w:i w:val="0"/>
-                <w:sz w:val="20"/>
-              </w:rPr>
               <w:t>Cadastro (register) + login com credenciais válidas</w:t>
             </w:r>
           </w:p>
         </w:tc>
         <w:tc>
           <w:tcPr>
-            <w:tcW w:type="dxa" w:w="1780"/>
-            <w:tcMar>
-              <w:top w:w="60" w:type="dxa"/>
-              <w:bottom w:w="60" w:type="dxa"/>
-              <w:left w:w="100" w:type="dxa"/>
-              <w:right w:w="100" w:type="dxa"/>
-            </w:tcMar>
-            <w:shd w:val="clear" w:color="auto" w:fill="EBF5FB"/>
+            <w:tcW w:type="dxa" w:w="1728"/>
           </w:tcPr>
           <w:p>
-            <w:pPr>
-              <w:spacing w:before="40" w:after="40"/>
-            </w:pPr>
             <w:r>
-              <w:rPr>
-                <w:rFonts w:ascii="Calibri" w:hAnsi="Calibri"/>
-                <w:b w:val="0"/>
-                <w:i w:val="0"/>
-                <w:sz w:val="20"/>
-              </w:rPr>
               <w:t>S1</w:t>
             </w:r>
           </w:p>
         </w:tc>
         <w:tc>
           <w:tcPr>
-            <w:tcW w:type="dxa" w:w="1780"/>
-            <w:tcMar>
-              <w:top w:w="60" w:type="dxa"/>
-              <w:bottom w:w="60" w:type="dxa"/>
-              <w:left w:w="100" w:type="dxa"/>
-              <w:right w:w="100" w:type="dxa"/>
-            </w:tcMar>
-            <w:shd w:val="clear" w:color="auto" w:fill="EBF5FB"/>
+            <w:tcW w:type="dxa" w:w="1728"/>
           </w:tcPr>
           <w:p>
-            <w:pPr>
-              <w:spacing w:before="40" w:after="40"/>
-            </w:pPr>
             <w:r>
-              <w:rPr>
-                <w:rFonts w:ascii="Calibri" w:hAnsi="Calibri"/>
-                <w:b w:val="0"/>
-                <w:i w:val="0"/>
-                <w:sz w:val="20"/>
-              </w:rPr>
               <w:t>Happy</w:t>
             </w:r>
           </w:p>
         </w:tc>
         <w:tc>
           <w:tcPr>
-            <w:tcW w:type="dxa" w:w="1780"/>
-            <w:tcMar>
-              <w:top w:w="60" w:type="dxa"/>
-              <w:bottom w:w="60" w:type="dxa"/>
-              <w:left w:w="100" w:type="dxa"/>
-              <w:right w:w="100" w:type="dxa"/>
-            </w:tcMar>
-            <w:shd w:val="clear" w:color="auto" w:fill="EBF5FB"/>
+            <w:tcW w:type="dxa" w:w="1728"/>
           </w:tcPr>
           <w:p>
-            <w:pPr>
-              <w:spacing w:before="40" w:after="40"/>
-            </w:pPr>
             <w:r>
-              <w:rPr>
-                <w:rFonts w:ascii="Calibri" w:hAnsi="Calibri"/>
-                <w:b w:val="0"/>
-                <w:i w:val="0"/>
-                <w:sz w:val="20"/>
-              </w:rPr>
               <w:t>Aprovado</w:t>
             </w:r>
           </w:p>
         </w:tc>
       </w:tr>
       <w:tr>
-        <w:trPr>
-          <w:cantSplit w:val="1"/>
-        </w:trPr>
         <w:tc>
           <w:tcPr>
-            <w:tcW w:type="dxa" w:w="1780"/>
-            <w:tcMar>
-              <w:top w:w="60" w:type="dxa"/>
-              <w:bottom w:w="60" w:type="dxa"/>
-              <w:left w:w="100" w:type="dxa"/>
-              <w:right w:w="100" w:type="dxa"/>
-            </w:tcMar>
+            <w:tcW w:type="dxa" w:w="1728"/>
           </w:tcPr>
           <w:p>
-            <w:pPr>
-              <w:spacing w:before="40" w:after="40"/>
-            </w:pPr>
             <w:r>
-              <w:rPr>
-                <w:rFonts w:ascii="Calibri" w:hAnsi="Calibri"/>
-                <w:b w:val="0"/>
-                <w:i w:val="0"/>
-                <w:sz w:val="20"/>
-              </w:rPr>
               <w:t>CT-02</w:t>
             </w:r>
           </w:p>
         </w:tc>
         <w:tc>
           <w:tcPr>
-            <w:tcW w:type="dxa" w:w="1780"/>
-            <w:tcMar>
-              <w:top w:w="60" w:type="dxa"/>
-              <w:bottom w:w="60" w:type="dxa"/>
-              <w:left w:w="100" w:type="dxa"/>
-              <w:right w:w="100" w:type="dxa"/>
-            </w:tcMar>
+            <w:tcW w:type="dxa" w:w="1728"/>
           </w:tcPr>
           <w:p>
-            <w:pPr>
-              <w:spacing w:before="40" w:after="40"/>
-            </w:pPr>
             <w:r>
-              <w:rPr>
-                <w:rFonts w:ascii="Calibri" w:hAnsi="Calibri"/>
-                <w:b w:val="0"/>
-                <w:i w:val="0"/>
-                <w:sz w:val="20"/>
-              </w:rPr>
               <w:t>Login/credenciais inválidas retornam HTTP 401</w:t>
             </w:r>
           </w:p>
         </w:tc>
         <w:tc>
           <w:tcPr>
-            <w:tcW w:type="dxa" w:w="1780"/>
-            <w:tcMar>
-              <w:top w:w="60" w:type="dxa"/>
-              <w:bottom w:w="60" w:type="dxa"/>
-              <w:left w:w="100" w:type="dxa"/>
-              <w:right w:w="100" w:type="dxa"/>
-            </w:tcMar>
+            <w:tcW w:type="dxa" w:w="1728"/>
           </w:tcPr>
           <w:p>
-            <w:pPr>
-              <w:spacing w:before="40" w:after="40"/>
-            </w:pPr>
             <w:r>
-              <w:rPr>
-                <w:rFonts w:ascii="Calibri" w:hAnsi="Calibri"/>
-                <w:b w:val="0"/>
-                <w:i w:val="0"/>
-                <w:sz w:val="20"/>
-              </w:rPr>
               <w:t>S1</w:t>
             </w:r>
           </w:p>
         </w:tc>
         <w:tc>
           <w:tcPr>
-            <w:tcW w:type="dxa" w:w="1780"/>
-            <w:tcMar>
-              <w:top w:w="60" w:type="dxa"/>
-              <w:bottom w:w="60" w:type="dxa"/>
-              <w:left w:w="100" w:type="dxa"/>
-              <w:right w:w="100" w:type="dxa"/>
-            </w:tcMar>
+            <w:tcW w:type="dxa" w:w="1728"/>
           </w:tcPr>
           <w:p>
-            <w:pPr>
-              <w:spacing w:before="40" w:after="40"/>
-            </w:pPr>
             <w:r>
-              <w:rPr>
-                <w:rFonts w:ascii="Calibri" w:hAnsi="Calibri"/>
-                <w:b w:val="0"/>
-                <w:i w:val="0"/>
-                <w:sz w:val="20"/>
-              </w:rPr>
               <w:t>Sad</w:t>
             </w:r>
           </w:p>
         </w:tc>
         <w:tc>
           <w:tcPr>
-            <w:tcW w:type="dxa" w:w="1780"/>
-            <w:tcMar>
-              <w:top w:w="60" w:type="dxa"/>
-              <w:bottom w:w="60" w:type="dxa"/>
-              <w:left w:w="100" w:type="dxa"/>
-              <w:right w:w="100" w:type="dxa"/>
-            </w:tcMar>
+            <w:tcW w:type="dxa" w:w="1728"/>
           </w:tcPr>
           <w:p>
-            <w:pPr>
-              <w:spacing w:before="40" w:after="40"/>
-            </w:pPr>
             <w:r>
-              <w:rPr>
-                <w:rFonts w:ascii="Calibri" w:hAnsi="Calibri"/>
-                <w:b w:val="0"/>
-                <w:i w:val="0"/>
-                <w:sz w:val="20"/>
-              </w:rPr>
               <w:t>Aprovado</w:t>
             </w:r>
           </w:p>
         </w:tc>
       </w:tr>
       <w:tr>
-        <w:trPr>
-          <w:cantSplit w:val="1"/>
-        </w:trPr>
         <w:tc>
           <w:tcPr>
-            <w:tcW w:type="dxa" w:w="1780"/>
-            <w:tcMar>
-              <w:top w:w="60" w:type="dxa"/>
-              <w:bottom w:w="60" w:type="dxa"/>
-              <w:left w:w="100" w:type="dxa"/>
-              <w:right w:w="100" w:type="dxa"/>
-            </w:tcMar>
-            <w:shd w:val="clear" w:color="auto" w:fill="EBF5FB"/>
+            <w:tcW w:type="dxa" w:w="1728"/>
           </w:tcPr>
           <w:p>
-            <w:pPr>
-              <w:spacing w:before="40" w:after="40"/>
-            </w:pPr>
             <w:r>
-              <w:rPr>
-                <w:rFonts w:ascii="Calibri" w:hAnsi="Calibri"/>
-                <w:b w:val="0"/>
-                <w:i w:val="0"/>
-                <w:sz w:val="20"/>
-              </w:rPr>
               <w:t>CT-03</w:t>
             </w:r>
           </w:p>
         </w:tc>
         <w:tc>
           <w:tcPr>
-            <w:tcW w:type="dxa" w:w="1780"/>
-            <w:tcMar>
-              <w:top w:w="60" w:type="dxa"/>
-              <w:bottom w:w="60" w:type="dxa"/>
-              <w:left w:w="100" w:type="dxa"/>
-              <w:right w:w="100" w:type="dxa"/>
-            </w:tcMar>
-            <w:shd w:val="clear" w:color="auto" w:fill="EBF5FB"/>
+            <w:tcW w:type="dxa" w:w="1728"/>
           </w:tcPr>
           <w:p>
-            <w:pPr>
-              <w:spacing w:before="40" w:after="40"/>
-            </w:pPr>
             <w:r>
-              <w:rPr>
-                <w:rFonts w:ascii="Calibri" w:hAnsi="Calibri"/>
-                <w:b w:val="0"/>
-                <w:i w:val="0"/>
-                <w:sz w:val="20"/>
-              </w:rPr>
               <w:t>Busca paralela nas 3 companhias &lt; 30 s</w:t>
             </w:r>
           </w:p>
         </w:tc>
         <w:tc>
           <w:tcPr>
-            <w:tcW w:type="dxa" w:w="1780"/>
-            <w:tcMar>
-              <w:top w:w="60" w:type="dxa"/>
-              <w:bottom w:w="60" w:type="dxa"/>
-              <w:left w:w="100" w:type="dxa"/>
-              <w:right w:w="100" w:type="dxa"/>
-            </w:tcMar>
-            <w:shd w:val="clear" w:color="auto" w:fill="EBF5FB"/>
+            <w:tcW w:type="dxa" w:w="1728"/>
           </w:tcPr>
           <w:p>
-            <w:pPr>
-              <w:spacing w:before="40" w:after="40"/>
-            </w:pPr>
             <w:r>
-              <w:rPr>
-                <w:rFonts w:ascii="Calibri" w:hAnsi="Calibri"/>
-                <w:b w:val="0"/>
-                <w:i w:val="0"/>
-                <w:sz w:val="20"/>
-              </w:rPr>
               <w:t>S2/S3</w:t>
             </w:r>
           </w:p>
         </w:tc>
         <w:tc>
           <w:tcPr>
-            <w:tcW w:type="dxa" w:w="1780"/>
-            <w:tcMar>
-              <w:top w:w="60" w:type="dxa"/>
-              <w:bottom w:w="60" w:type="dxa"/>
-              <w:left w:w="100" w:type="dxa"/>
-              <w:right w:w="100" w:type="dxa"/>
-            </w:tcMar>
-            <w:shd w:val="clear" w:color="auto" w:fill="EBF5FB"/>
+            <w:tcW w:type="dxa" w:w="1728"/>
           </w:tcPr>
           <w:p>
-            <w:pPr>
-              <w:spacing w:before="40" w:after="40"/>
-            </w:pPr>
             <w:r>
-              <w:rPr>
-                <w:rFonts w:ascii="Calibri" w:hAnsi="Calibri"/>
-                <w:b w:val="0"/>
-                <w:i w:val="0"/>
-                <w:sz w:val="20"/>
-              </w:rPr>
               <w:t>Happy</w:t>
             </w:r>
           </w:p>
         </w:tc>
         <w:tc>
           <w:tcPr>
-            <w:tcW w:type="dxa" w:w="1780"/>
-            <w:tcMar>
-              <w:top w:w="60" w:type="dxa"/>
-              <w:bottom w:w="60" w:type="dxa"/>
-              <w:left w:w="100" w:type="dxa"/>
-              <w:right w:w="100" w:type="dxa"/>
-            </w:tcMar>
-            <w:shd w:val="clear" w:color="auto" w:fill="EBF5FB"/>
+            <w:tcW w:type="dxa" w:w="1728"/>
           </w:tcPr>
           <w:p>
-            <w:pPr>
-              <w:spacing w:before="40" w:after="40"/>
-            </w:pPr>
             <w:r>
-              <w:rPr>
-                <w:rFonts w:ascii="Calibri" w:hAnsi="Calibri"/>
-                <w:b w:val="0"/>
-                <w:i w:val="0"/>
-                <w:sz w:val="20"/>
-              </w:rPr>
               <w:t>Aprovado</w:t>
             </w:r>
           </w:p>
         </w:tc>
       </w:tr>
       <w:tr>
-        <w:trPr>
-          <w:cantSplit w:val="1"/>
-        </w:trPr>
         <w:tc>
           <w:tcPr>
-            <w:tcW w:type="dxa" w:w="1780"/>
-            <w:tcMar>
-              <w:top w:w="60" w:type="dxa"/>
-              <w:bottom w:w="60" w:type="dxa"/>
-              <w:left w:w="100" w:type="dxa"/>
-              <w:right w:w="100" w:type="dxa"/>
-            </w:tcMar>
+            <w:tcW w:type="dxa" w:w="1728"/>
           </w:tcPr>
           <w:p>
-            <w:pPr>
-              <w:spacing w:before="40" w:after="40"/>
-            </w:pPr>
             <w:r>
-              <w:rPr>
-                <w:rFonts w:ascii="Calibri" w:hAnsi="Calibri"/>
-                <w:b w:val="0"/>
-                <w:i w:val="0"/>
-                <w:sz w:val="20"/>
-              </w:rPr>
               <w:t>CT-04</w:t>
             </w:r>
           </w:p>
         </w:tc>
         <w:tc>
           <w:tcPr>
-            <w:tcW w:type="dxa" w:w="1780"/>
-            <w:tcMar>
-              <w:top w:w="60" w:type="dxa"/>
-              <w:bottom w:w="60" w:type="dxa"/>
-              <w:left w:w="100" w:type="dxa"/>
-              <w:right w:w="100" w:type="dxa"/>
-            </w:tcMar>
+            <w:tcW w:type="dxa" w:w="1728"/>
           </w:tcPr>
           <w:p>
-            <w:pPr>
-              <w:spacing w:before="40" w:after="40"/>
-            </w:pPr>
             <w:r>
-              <w:rPr>
-                <w:rFonts w:ascii="Calibri" w:hAnsi="Calibri"/>
-                <w:b w:val="0"/>
-                <w:i w:val="0"/>
-                <w:sz w:val="20"/>
-              </w:rPr>
               <w:t>Histórico de buscas paginado (MF-38)</w:t>
             </w:r>
           </w:p>
         </w:tc>
         <w:tc>
           <w:tcPr>
-            <w:tcW w:type="dxa" w:w="1780"/>
-            <w:tcMar>
-              <w:top w:w="60" w:type="dxa"/>
-              <w:bottom w:w="60" w:type="dxa"/>
-              <w:left w:w="100" w:type="dxa"/>
-              <w:right w:w="100" w:type="dxa"/>
-            </w:tcMar>
+            <w:tcW w:type="dxa" w:w="1728"/>
           </w:tcPr>
           <w:p>
-            <w:pPr>
-              <w:spacing w:before="40" w:after="40"/>
-            </w:pPr>
             <w:r>
-              <w:rPr>
-                <w:rFonts w:ascii="Calibri" w:hAnsi="Calibri"/>
-                <w:b w:val="0"/>
-                <w:i w:val="0"/>
-                <w:sz w:val="20"/>
-              </w:rPr>
               <w:t>S3</w:t>
             </w:r>
           </w:p>
         </w:tc>
         <w:tc>
           <w:tcPr>
-            <w:tcW w:type="dxa" w:w="1780"/>
-            <w:tcMar>
-              <w:top w:w="60" w:type="dxa"/>
-              <w:bottom w:w="60" w:type="dxa"/>
-              <w:left w:w="100" w:type="dxa"/>
-              <w:right w:w="100" w:type="dxa"/>
-            </w:tcMar>
+            <w:tcW w:type="dxa" w:w="1728"/>
           </w:tcPr>
           <w:p>
-            <w:pPr>
-              <w:spacing w:before="40" w:after="40"/>
-            </w:pPr>
             <w:r>
-              <w:rPr>
-                <w:rFonts w:ascii="Calibri" w:hAnsi="Calibri"/>
-                <w:b w:val="0"/>
-                <w:i w:val="0"/>
-                <w:sz w:val="20"/>
-              </w:rPr>
               <w:t>Happy</w:t>
             </w:r>
           </w:p>
         </w:tc>
         <w:tc>
           <w:tcPr>
-            <w:tcW w:type="dxa" w:w="1780"/>
-            <w:tcMar>
-              <w:top w:w="60" w:type="dxa"/>
-              <w:bottom w:w="60" w:type="dxa"/>
-              <w:left w:w="100" w:type="dxa"/>
-              <w:right w:w="100" w:type="dxa"/>
-            </w:tcMar>
+            <w:tcW w:type="dxa" w:w="1728"/>
           </w:tcPr>
           <w:p>
-            <w:pPr>
-              <w:spacing w:before="40" w:after="40"/>
-            </w:pPr>
             <w:r>
-              <w:rPr>
-                <w:rFonts w:ascii="Calibri" w:hAnsi="Calibri"/>
-                <w:b w:val="0"/>
-                <w:i w:val="0"/>
-                <w:sz w:val="20"/>
-              </w:rPr>
               <w:t>Aprovado</w:t>
             </w:r>
           </w:p>
         </w:tc>
       </w:tr>
       <w:tr>
-        <w:trPr>
-          <w:cantSplit w:val="1"/>
-        </w:trPr>
         <w:tc>
           <w:tcPr>
-            <w:tcW w:type="dxa" w:w="1780"/>
-            <w:tcMar>
-              <w:top w:w="60" w:type="dxa"/>
-              <w:bottom w:w="60" w:type="dxa"/>
-              <w:left w:w="100" w:type="dxa"/>
-              <w:right w:w="100" w:type="dxa"/>
-            </w:tcMar>
-            <w:shd w:val="clear" w:color="auto" w:fill="EBF5FB"/>
+            <w:tcW w:type="dxa" w:w="1728"/>
           </w:tcPr>
           <w:p>
-            <w:pPr>
-              <w:spacing w:before="40" w:after="40"/>
-            </w:pPr>
             <w:r>
-              <w:rPr>
-                <w:rFonts w:ascii="Calibri" w:hAnsi="Calibri"/>
-                <w:b w:val="0"/>
-                <w:i w:val="0"/>
-                <w:sz w:val="20"/>
-              </w:rPr>
               <w:t>CT-05</w:t>
             </w:r>
           </w:p>
         </w:tc>
         <w:tc>
           <w:tcPr>
-            <w:tcW w:type="dxa" w:w="1780"/>
-            <w:tcMar>
-              <w:top w:w="60" w:type="dxa"/>
-              <w:bottom w:w="60" w:type="dxa"/>
-              <w:left w:w="100" w:type="dxa"/>
-              <w:right w:w="100" w:type="dxa"/>
-            </w:tcMar>
-            <w:shd w:val="clear" w:color="auto" w:fill="EBF5FB"/>
+            <w:tcW w:type="dxa" w:w="1728"/>
           </w:tcPr>
           <w:p>
-            <w:pPr>
-              <w:spacing w:before="40" w:after="40"/>
-            </w:pPr>
             <w:r>
-              <w:rPr>
-                <w:rFonts w:ascii="Calibri" w:hAnsi="Calibri"/>
-                <w:b w:val="0"/>
-                <w:i w:val="0"/>
-                <w:sz w:val="20"/>
-              </w:rPr>
               <w:t>Refresh token com rotação</w:t>
             </w:r>
           </w:p>
         </w:tc>
         <w:tc>
           <w:tcPr>
-            <w:tcW w:type="dxa" w:w="1780"/>
-            <w:tcMar>
-              <w:top w:w="60" w:type="dxa"/>
-              <w:bottom w:w="60" w:type="dxa"/>
-              <w:left w:w="100" w:type="dxa"/>
-              <w:right w:w="100" w:type="dxa"/>
-            </w:tcMar>
-            <w:shd w:val="clear" w:color="auto" w:fill="EBF5FB"/>
+            <w:tcW w:type="dxa" w:w="1728"/>
           </w:tcPr>
           <w:p>
-            <w:pPr>
-              <w:spacing w:before="40" w:after="40"/>
-            </w:pPr>
             <w:r>
-              <w:rPr>
-                <w:rFonts w:ascii="Calibri" w:hAnsi="Calibri"/>
-                <w:b w:val="0"/>
-                <w:i w:val="0"/>
-                <w:sz w:val="20"/>
-              </w:rPr>
               <w:t>S5</w:t>
             </w:r>
           </w:p>
         </w:tc>
         <w:tc>
           <w:tcPr>
-            <w:tcW w:type="dxa" w:w="1780"/>
-            <w:tcMar>
-              <w:top w:w="60" w:type="dxa"/>
-              <w:bottom w:w="60" w:type="dxa"/>
-              <w:left w:w="100" w:type="dxa"/>
-              <w:right w:w="100" w:type="dxa"/>
-            </w:tcMar>
-            <w:shd w:val="clear" w:color="auto" w:fill="EBF5FB"/>
+            <w:tcW w:type="dxa" w:w="1728"/>
           </w:tcPr>
           <w:p>
-            <w:pPr>
-              <w:spacing w:before="40" w:after="40"/>
-            </w:pPr>
             <w:r>
-              <w:rPr>
-                <w:rFonts w:ascii="Calibri" w:hAnsi="Calibri"/>
-                <w:b w:val="0"/>
-                <w:i w:val="0"/>
-                <w:sz w:val="20"/>
-              </w:rPr>
               <w:t>Happy</w:t>
             </w:r>
           </w:p>
         </w:tc>
         <w:tc>
           <w:tcPr>
-            <w:tcW w:type="dxa" w:w="1780"/>
-            <w:tcMar>
-              <w:top w:w="60" w:type="dxa"/>
-              <w:bottom w:w="60" w:type="dxa"/>
-              <w:left w:w="100" w:type="dxa"/>
-              <w:right w:w="100" w:type="dxa"/>
-            </w:tcMar>
-            <w:shd w:val="clear" w:color="auto" w:fill="EBF5FB"/>
+            <w:tcW w:type="dxa" w:w="1728"/>
           </w:tcPr>
           <w:p>
-            <w:pPr>
-              <w:spacing w:before="40" w:after="40"/>
-            </w:pPr>
             <w:r>
-              <w:rPr>
-                <w:rFonts w:ascii="Calibri" w:hAnsi="Calibri"/>
-                <w:b w:val="0"/>
-                <w:i w:val="0"/>
-                <w:sz w:val="20"/>
-              </w:rPr>
               <w:t>Aprovado</w:t>
             </w:r>
           </w:p>
         </w:tc>
       </w:tr>
       <w:tr>
-        <w:trPr>
-          <w:cantSplit w:val="1"/>
-        </w:trPr>
         <w:tc>
           <w:tcPr>
-            <w:tcW w:type="dxa" w:w="1780"/>
-            <w:tcMar>
-              <w:top w:w="60" w:type="dxa"/>
-              <w:bottom w:w="60" w:type="dxa"/>
-              <w:left w:w="100" w:type="dxa"/>
-              <w:right w:w="100" w:type="dxa"/>
-            </w:tcMar>
+            <w:tcW w:type="dxa" w:w="1728"/>
           </w:tcPr>
           <w:p>
-            <w:pPr>
-              <w:spacing w:before="40" w:after="40"/>
-            </w:pPr>
             <w:r>
-              <w:rPr>
-                <w:rFonts w:ascii="Calibri" w:hAnsi="Calibri"/>
-                <w:b w:val="0"/>
-                <w:i w:val="0"/>
-                <w:sz w:val="20"/>
-              </w:rPr>
               <w:t>CT-06</w:t>
             </w:r>
           </w:p>
         </w:tc>
         <w:tc>
           <w:tcPr>
-            <w:tcW w:type="dxa" w:w="1780"/>
-            <w:tcMar>
-              <w:top w:w="60" w:type="dxa"/>
-              <w:bottom w:w="60" w:type="dxa"/>
-              <w:left w:w="100" w:type="dxa"/>
-              <w:right w:w="100" w:type="dxa"/>
-            </w:tcMar>
+            <w:tcW w:type="dxa" w:w="1728"/>
           </w:tcPr>
           <w:p>
-            <w:pPr>
-              <w:spacing w:before="40" w:after="40"/>
-            </w:pPr>
             <w:r>
-              <w:rPr>
-                <w:rFonts w:ascii="Calibri" w:hAnsi="Calibri"/>
-                <w:b w:val="0"/>
-                <w:i w:val="0"/>
-                <w:sz w:val="20"/>
-              </w:rPr>
               <w:t>Logout invalida token via blacklist Redis → 401</w:t>
             </w:r>
           </w:p>
         </w:tc>
         <w:tc>
           <w:tcPr>
-            <w:tcW w:type="dxa" w:w="1780"/>
-            <w:tcMar>
-              <w:top w:w="60" w:type="dxa"/>
-              <w:bottom w:w="60" w:type="dxa"/>
-              <w:left w:w="100" w:type="dxa"/>
-              <w:right w:w="100" w:type="dxa"/>
-            </w:tcMar>
+            <w:tcW w:type="dxa" w:w="1728"/>
           </w:tcPr>
           <w:p>
-            <w:pPr>
-              <w:spacing w:before="40" w:after="40"/>
-            </w:pPr>
             <w:r>
-              <w:rPr>
-                <w:rFonts w:ascii="Calibri" w:hAnsi="Calibri"/>
-                <w:b w:val="0"/>
-                <w:i w:val="0"/>
-                <w:sz w:val="20"/>
-              </w:rPr>
               <w:t>S8</w:t>
             </w:r>
           </w:p>
         </w:tc>
         <w:tc>
           <w:tcPr>
-            <w:tcW w:type="dxa" w:w="1780"/>
-            <w:tcMar>
-              <w:top w:w="60" w:type="dxa"/>
-              <w:bottom w:w="60" w:type="dxa"/>
-              <w:left w:w="100" w:type="dxa"/>
-              <w:right w:w="100" w:type="dxa"/>
-            </w:tcMar>
+            <w:tcW w:type="dxa" w:w="1728"/>
           </w:tcPr>
           <w:p>
-            <w:pPr>
-              <w:spacing w:before="40" w:after="40"/>
-            </w:pPr>
             <w:r>
-              <w:rPr>
-                <w:rFonts w:ascii="Calibri" w:hAnsi="Calibri"/>
-                <w:b w:val="0"/>
-                <w:i w:val="0"/>
-                <w:sz w:val="20"/>
-              </w:rPr>
               <w:t>Happy</w:t>
             </w:r>
           </w:p>
         </w:tc>
         <w:tc>
           <w:tcPr>
-            <w:tcW w:type="dxa" w:w="1780"/>
-            <w:tcMar>
-              <w:top w:w="60" w:type="dxa"/>
-              <w:bottom w:w="60" w:type="dxa"/>
-              <w:left w:w="100" w:type="dxa"/>
-              <w:right w:w="100" w:type="dxa"/>
-            </w:tcMar>
+            <w:tcW w:type="dxa" w:w="1728"/>
           </w:tcPr>
           <w:p>
-            <w:pPr>
-              <w:spacing w:before="40" w:after="40"/>
-            </w:pPr>
             <w:r>
-              <w:rPr>
-                <w:rFonts w:ascii="Calibri" w:hAnsi="Calibri"/>
-                <w:b w:val="0"/>
-                <w:i w:val="0"/>
-                <w:sz w:val="20"/>
-              </w:rPr>
               <w:t>Aprovado</w:t>
             </w:r>
           </w:p>
         </w:tc>
       </w:tr>
       <w:tr>
-        <w:trPr>
-          <w:cantSplit w:val="1"/>
-        </w:trPr>
         <w:tc>
           <w:tcPr>
-            <w:tcW w:type="dxa" w:w="1780"/>
-            <w:tcMar>
-              <w:top w:w="60" w:type="dxa"/>
-              <w:bottom w:w="60" w:type="dxa"/>
-              <w:left w:w="100" w:type="dxa"/>
-              <w:right w:w="100" w:type="dxa"/>
-            </w:tcMar>
-            <w:shd w:val="clear" w:color="auto" w:fill="EBF5FB"/>
+            <w:tcW w:type="dxa" w:w="1728"/>
           </w:tcPr>
           <w:p>
-            <w:pPr>
-              <w:spacing w:before="40" w:after="40"/>
-            </w:pPr>
             <w:r>
-              <w:rPr>
-                <w:rFonts w:ascii="Calibri" w:hAnsi="Calibri"/>
-                <w:b w:val="0"/>
-                <w:i w:val="0"/>
-                <w:sz w:val="20"/>
-              </w:rPr>
               <w:t>CT-07</w:t>
             </w:r>
           </w:p>
         </w:tc>
         <w:tc>
           <w:tcPr>
-            <w:tcW w:type="dxa" w:w="1780"/>
-            <w:tcMar>
-              <w:top w:w="60" w:type="dxa"/>
-              <w:bottom w:w="60" w:type="dxa"/>
-              <w:left w:w="100" w:type="dxa"/>
-              <w:right w:w="100" w:type="dxa"/>
-            </w:tcMar>
-            <w:shd w:val="clear" w:color="auto" w:fill="EBF5FB"/>
+            <w:tcW w:type="dxa" w:w="1728"/>
           </w:tcPr>
           <w:p>
-            <w:pPr>
-              <w:spacing w:before="40" w:after="40"/>
-            </w:pPr>
             <w:r>
-              <w:rPr>
-                <w:rFonts w:ascii="Calibri" w:hAnsi="Calibri"/>
-                <w:b w:val="0"/>
-                <w:i w:val="0"/>
-                <w:sz w:val="20"/>
-              </w:rPr>
               <w:t>Alerta WhatsApp sem duplicata</w:t>
             </w:r>
           </w:p>
         </w:tc>
         <w:tc>
           <w:tcPr>
-            <w:tcW w:type="dxa" w:w="1780"/>
-            <w:tcMar>
-              <w:top w:w="60" w:type="dxa"/>
-              <w:bottom w:w="60" w:type="dxa"/>
-              <w:left w:w="100" w:type="dxa"/>
-              <w:right w:w="100" w:type="dxa"/>
-            </w:tcMar>
-            <w:shd w:val="clear" w:color="auto" w:fill="EBF5FB"/>
+            <w:tcW w:type="dxa" w:w="1728"/>
           </w:tcPr>
           <w:p>
-            <w:pPr>
-              <w:spacing w:before="40" w:after="40"/>
-            </w:pPr>
             <w:r>
-              <w:rPr>
-                <w:rFonts w:ascii="Calibri" w:hAnsi="Calibri"/>
-                <w:b w:val="0"/>
-                <w:i w:val="0"/>
-                <w:sz w:val="20"/>
-              </w:rPr>
               <w:t>S7</w:t>
             </w:r>
           </w:p>
         </w:tc>
         <w:tc>
           <w:tcPr>
-            <w:tcW w:type="dxa" w:w="1780"/>
-            <w:tcMar>
-              <w:top w:w="60" w:type="dxa"/>
-              <w:bottom w:w="60" w:type="dxa"/>
-              <w:left w:w="100" w:type="dxa"/>
-              <w:right w:w="100" w:type="dxa"/>
-            </w:tcMar>
-            <w:shd w:val="clear" w:color="auto" w:fill="EBF5FB"/>
+            <w:tcW w:type="dxa" w:w="1728"/>
           </w:tcPr>
           <w:p>
-            <w:pPr>
-              <w:spacing w:before="40" w:after="40"/>
-            </w:pPr>
             <w:r>
-              <w:rPr>
-                <w:rFonts w:ascii="Calibri" w:hAnsi="Calibri"/>
-                <w:b w:val="0"/>
-                <w:i w:val="0"/>
-                <w:sz w:val="20"/>
-              </w:rPr>
               <w:t>Happy</w:t>
             </w:r>
           </w:p>
         </w:tc>
         <w:tc>
           <w:tcPr>
-            <w:tcW w:type="dxa" w:w="1780"/>
-            <w:tcMar>
-              <w:top w:w="60" w:type="dxa"/>
-              <w:bottom w:w="60" w:type="dxa"/>
-              <w:left w:w="100" w:type="dxa"/>
-              <w:right w:w="100" w:type="dxa"/>
-            </w:tcMar>
-            <w:shd w:val="clear" w:color="auto" w:fill="EBF5FB"/>
+            <w:tcW w:type="dxa" w:w="1728"/>
           </w:tcPr>
           <w:p>
-            <w:pPr>
-              <w:spacing w:before="40" w:after="40"/>
-            </w:pPr>
             <w:r>
-              <w:rPr>
-                <w:rFonts w:ascii="Calibri" w:hAnsi="Calibri"/>
-                <w:b w:val="0"/>
-                <w:i w:val="0"/>
-                <w:sz w:val="20"/>
-              </w:rPr>
               <w:t>Aprovado</w:t>
             </w:r>
           </w:p>
         </w:tc>
       </w:tr>
       <w:tr>
-        <w:trPr>
-          <w:cantSplit w:val="1"/>
-        </w:trPr>
         <w:tc>
           <w:tcPr>
-            <w:tcW w:type="dxa" w:w="1780"/>
-            <w:tcMar>
-              <w:top w:w="60" w:type="dxa"/>
-              <w:bottom w:w="60" w:type="dxa"/>
-              <w:left w:w="100" w:type="dxa"/>
-              <w:right w:w="100" w:type="dxa"/>
-            </w:tcMar>
+            <w:tcW w:type="dxa" w:w="1728"/>
           </w:tcPr>
           <w:p>
-            <w:pPr>
-              <w:spacing w:before="40" w:after="40"/>
-            </w:pPr>
             <w:r>
-              <w:rPr>
-                <w:rFonts w:ascii="Calibri" w:hAnsi="Calibri"/>
-                <w:b w:val="0"/>
-                <w:i w:val="0"/>
-                <w:sz w:val="20"/>
-              </w:rPr>
               <w:t>CT-08</w:t>
             </w:r>
           </w:p>
         </w:tc>
         <w:tc>
           <w:tcPr>
-            <w:tcW w:type="dxa" w:w="1780"/>
-            <w:tcMar>
-              <w:top w:w="60" w:type="dxa"/>
-              <w:bottom w:w="60" w:type="dxa"/>
-              <w:left w:w="100" w:type="dxa"/>
-              <w:right w:w="100" w:type="dxa"/>
-            </w:tcMar>
+            <w:tcW w:type="dxa" w:w="1728"/>
           </w:tcPr>
           <w:p>
-            <w:pPr>
-              <w:spacing w:before="40" w:after="40"/>
-            </w:pPr>
             <w:r>
-              <w:rPr>
-                <w:rFonts w:ascii="Calibri" w:hAnsi="Calibri"/>
-                <w:b w:val="0"/>
-                <w:i w:val="0"/>
-                <w:sz w:val="20"/>
-              </w:rPr>
               <w:t>Regressão do LatamParser (MF-59)</w:t>
             </w:r>
           </w:p>
         </w:tc>
         <w:tc>
           <w:tcPr>
-            <w:tcW w:type="dxa" w:w="1780"/>
-            <w:tcMar>
-              <w:top w:w="60" w:type="dxa"/>
-              <w:bottom w:w="60" w:type="dxa"/>
-              <w:left w:w="100" w:type="dxa"/>
-              <w:right w:w="100" w:type="dxa"/>
-            </w:tcMar>
+            <w:tcW w:type="dxa" w:w="1728"/>
           </w:tcPr>
           <w:p>
-            <w:pPr>
-              <w:spacing w:before="40" w:after="40"/>
-            </w:pPr>
             <w:r>
-              <w:rPr>
-                <w:rFonts w:ascii="Calibri" w:hAnsi="Calibri"/>
-                <w:b w:val="0"/>
-                <w:i w:val="0"/>
-                <w:sz w:val="20"/>
-              </w:rPr>
               <w:t>S8</w:t>
             </w:r>
           </w:p>
         </w:tc>
         <w:tc>
           <w:tcPr>
-            <w:tcW w:type="dxa" w:w="1780"/>
-            <w:tcMar>
-              <w:top w:w="60" w:type="dxa"/>
-              <w:bottom w:w="60" w:type="dxa"/>
-              <w:left w:w="100" w:type="dxa"/>
-              <w:right w:w="100" w:type="dxa"/>
-            </w:tcMar>
+            <w:tcW w:type="dxa" w:w="1728"/>
           </w:tcPr>
           <w:p>
-            <w:pPr>
-              <w:spacing w:before="40" w:after="40"/>
-            </w:pPr>
             <w:r>
-              <w:rPr>
-                <w:rFonts w:ascii="Calibri" w:hAnsi="Calibri"/>
-                <w:b w:val="0"/>
-                <w:i w:val="0"/>
-                <w:sz w:val="20"/>
-              </w:rPr>
               <w:t>Regressão</w:t>
             </w:r>
           </w:p>
         </w:tc>
         <w:tc>
           <w:tcPr>
-            <w:tcW w:type="dxa" w:w="1780"/>
-            <w:tcMar>
-              <w:top w:w="60" w:type="dxa"/>
-              <w:bottom w:w="60" w:type="dxa"/>
-              <w:left w:w="100" w:type="dxa"/>
-              <w:right w:w="100" w:type="dxa"/>
-            </w:tcMar>
+            <w:tcW w:type="dxa" w:w="1728"/>
           </w:tcPr>
           <w:p>
-            <w:pPr>
-              <w:spacing w:before="40" w:after="40"/>
-            </w:pPr>
             <w:r>
-              <w:rPr>
-                <w:rFonts w:ascii="Calibri" w:hAnsi="Calibri"/>
-                <w:b w:val="0"/>
-                <w:i w:val="0"/>
-                <w:sz w:val="20"/>
-              </w:rPr>
               <w:t>Aprovado</w:t>
             </w:r>
           </w:p>
         </w:tc>
       </w:tr>
       <w:tr>
-        <w:trPr>
-          <w:cantSplit w:val="1"/>
-        </w:trPr>
         <w:tc>
           <w:tcPr>
-            <w:tcW w:type="dxa" w:w="1780"/>
-            <w:tcMar>
-              <w:top w:w="60" w:type="dxa"/>
-              <w:bottom w:w="60" w:type="dxa"/>
-              <w:left w:w="100" w:type="dxa"/>
-              <w:right w:w="100" w:type="dxa"/>
-            </w:tcMar>
-            <w:shd w:val="clear" w:color="auto" w:fill="EBF5FB"/>
+            <w:tcW w:type="dxa" w:w="1728"/>
           </w:tcPr>
           <w:p>
-            <w:pPr>
-              <w:spacing w:before="40" w:after="40"/>
-            </w:pPr>
             <w:r>
-              <w:rPr>
-                <w:rFonts w:ascii="Calibri" w:hAnsi="Calibri"/>
-                <w:b w:val="0"/>
-                <w:i w:val="0"/>
-                <w:sz w:val="20"/>
-              </w:rPr>
               <w:t>CT-09</w:t>
             </w:r>
           </w:p>
         </w:tc>
         <w:tc>
           <w:tcPr>
-            <w:tcW w:type="dxa" w:w="1780"/>
-            <w:tcMar>
-              <w:top w:w="60" w:type="dxa"/>
-              <w:bottom w:w="60" w:type="dxa"/>
-              <w:left w:w="100" w:type="dxa"/>
-              <w:right w:w="100" w:type="dxa"/>
-            </w:tcMar>
-            <w:shd w:val="clear" w:color="auto" w:fill="EBF5FB"/>
+            <w:tcW w:type="dxa" w:w="1728"/>
           </w:tcPr>
           <w:p>
-            <w:pPr>
-              <w:spacing w:before="40" w:after="40"/>
-            </w:pPr>
             <w:r>
-              <w:rPr>
-                <w:rFonts w:ascii="Calibri" w:hAnsi="Calibri"/>
-                <w:b w:val="0"/>
-                <w:i w:val="0"/>
-                <w:sz w:val="20"/>
-              </w:rPr>
               <w:t>Smiles — milhas com 6 dígitos (MF-58)</w:t>
             </w:r>
           </w:p>
         </w:tc>
         <w:tc>
           <w:tcPr>
-            <w:tcW w:type="dxa" w:w="1780"/>
-            <w:tcMar>
-              <w:top w:w="60" w:type="dxa"/>
-              <w:bottom w:w="60" w:type="dxa"/>
-              <w:left w:w="100" w:type="dxa"/>
-              <w:right w:w="100" w:type="dxa"/>
-            </w:tcMar>
-            <w:shd w:val="clear" w:color="auto" w:fill="EBF5FB"/>
+            <w:tcW w:type="dxa" w:w="1728"/>
           </w:tcPr>
           <w:p>
-            <w:pPr>
-              <w:spacing w:before="40" w:after="40"/>
-            </w:pPr>
             <w:r>
-              <w:rPr>
-                <w:rFonts w:ascii="Calibri" w:hAnsi="Calibri"/>
-                <w:b w:val="0"/>
-                <w:i w:val="0"/>
-                <w:sz w:val="20"/>
-              </w:rPr>
               <w:t>S8</w:t>
             </w:r>
           </w:p>
         </w:tc>
         <w:tc>
           <w:tcPr>
-            <w:tcW w:type="dxa" w:w="1780"/>
-            <w:tcMar>
-              <w:top w:w="60" w:type="dxa"/>
-              <w:bottom w:w="60" w:type="dxa"/>
-              <w:left w:w="100" w:type="dxa"/>
-              <w:right w:w="100" w:type="dxa"/>
-            </w:tcMar>
-            <w:shd w:val="clear" w:color="auto" w:fill="EBF5FB"/>
+            <w:tcW w:type="dxa" w:w="1728"/>
           </w:tcPr>
           <w:p>
-            <w:pPr>
-              <w:spacing w:before="40" w:after="40"/>
-            </w:pPr>
             <w:r>
-              <w:rPr>
-                <w:rFonts w:ascii="Calibri" w:hAnsi="Calibri"/>
-                <w:b w:val="0"/>
-                <w:i w:val="0"/>
-                <w:sz w:val="20"/>
-              </w:rPr>
               <w:t>Happy</w:t>
             </w:r>
           </w:p>
         </w:tc>
         <w:tc>
           <w:tcPr>
-            <w:tcW w:type="dxa" w:w="1780"/>
-            <w:tcMar>
-              <w:top w:w="60" w:type="dxa"/>
-              <w:bottom w:w="60" w:type="dxa"/>
-              <w:left w:w="100" w:type="dxa"/>
-              <w:right w:w="100" w:type="dxa"/>
-            </w:tcMar>
-            <w:shd w:val="clear" w:color="auto" w:fill="EBF5FB"/>
+            <w:tcW w:type="dxa" w:w="1728"/>
           </w:tcPr>
           <w:p>
-            <w:pPr>
-              <w:spacing w:before="40" w:after="40"/>
-            </w:pPr>
             <w:r>
-              <w:rPr>
-                <w:rFonts w:ascii="Calibri" w:hAnsi="Calibri"/>
-                <w:b w:val="0"/>
-                <w:i w:val="0"/>
-                <w:sz w:val="20"/>
-              </w:rPr>
               <w:t>Aprovado</w:t>
             </w:r>
           </w:p>
         </w:tc>
       </w:tr>
       <w:tr>
-        <w:trPr>
-          <w:cantSplit w:val="1"/>
-        </w:trPr>
         <w:tc>
           <w:tcPr>
-            <w:tcW w:type="dxa" w:w="1780"/>
-            <w:tcMar>
-              <w:top w:w="60" w:type="dxa"/>
-              <w:bottom w:w="60" w:type="dxa"/>
-              <w:left w:w="100" w:type="dxa"/>
-              <w:right w:w="100" w:type="dxa"/>
-            </w:tcMar>
+            <w:tcW w:type="dxa" w:w="1728"/>
           </w:tcPr>
           <w:p>
-            <w:pPr>
-              <w:spacing w:before="40" w:after="40"/>
-            </w:pPr>
             <w:r>
-              <w:rPr>
-                <w:rFonts w:ascii="Calibri" w:hAnsi="Calibri"/>
-                <w:b w:val="0"/>
-                <w:i w:val="0"/>
-                <w:sz w:val="20"/>
-              </w:rPr>
               <w:t>CT-10</w:t>
             </w:r>
           </w:p>
         </w:tc>
         <w:tc>
           <w:tcPr>
-            <w:tcW w:type="dxa" w:w="1780"/>
-            <w:tcMar>
-              <w:top w:w="60" w:type="dxa"/>
-              <w:bottom w:w="60" w:type="dxa"/>
-              <w:left w:w="100" w:type="dxa"/>
-              <w:right w:w="100" w:type="dxa"/>
-            </w:tcMar>
+            <w:tcW w:type="dxa" w:w="1728"/>
           </w:tcPr>
           <w:p>
-            <w:pPr>
-              <w:spacing w:before="40" w:after="40"/>
-            </w:pPr>
             <w:r>
-              <w:rPr>
-                <w:rFonts w:ascii="Calibri" w:hAnsi="Calibri"/>
-                <w:b w:val="0"/>
-                <w:i w:val="0"/>
-                <w:sz w:val="20"/>
-              </w:rPr>
               <w:t>Gate de cobertura ≥ 80% no CI</w:t>
             </w:r>
           </w:p>
         </w:tc>
         <w:tc>
           <w:tcPr>
-            <w:tcW w:type="dxa" w:w="1780"/>
-            <w:tcMar>
-              <w:top w:w="60" w:type="dxa"/>
-              <w:bottom w:w="60" w:type="dxa"/>
-              <w:left w:w="100" w:type="dxa"/>
-              <w:right w:w="100" w:type="dxa"/>
-            </w:tcMar>
+            <w:tcW w:type="dxa" w:w="1728"/>
           </w:tcPr>
           <w:p>
-            <w:pPr>
-              <w:spacing w:before="40" w:after="40"/>
-            </w:pPr>
             <w:r>
-              <w:rPr>
-                <w:rFonts w:ascii="Calibri" w:hAnsi="Calibri"/>
-                <w:b w:val="0"/>
-                <w:i w:val="0"/>
-                <w:sz w:val="20"/>
-              </w:rPr>
               <w:t>S6+</w:t>
             </w:r>
           </w:p>
         </w:tc>
         <w:tc>
           <w:tcPr>
-            <w:tcW w:type="dxa" w:w="1780"/>
-            <w:tcMar>
-              <w:top w:w="60" w:type="dxa"/>
-              <w:bottom w:w="60" w:type="dxa"/>
-              <w:left w:w="100" w:type="dxa"/>
-              <w:right w:w="100" w:type="dxa"/>
-            </w:tcMar>
+            <w:tcW w:type="dxa" w:w="1728"/>
           </w:tcPr>
           <w:p>
-            <w:pPr>
-              <w:spacing w:before="40" w:after="40"/>
-            </w:pPr>
             <w:r>
-              <w:rPr>
-                <w:rFonts w:ascii="Calibri" w:hAnsi="Calibri"/>
-                <w:b w:val="0"/>
-                <w:i w:val="0"/>
-                <w:sz w:val="20"/>
-              </w:rPr>
               <w:t>CI/CD</w:t>
             </w:r>
           </w:p>
         </w:tc>
         <w:tc>
           <w:tcPr>
-            <w:tcW w:type="dxa" w:w="1780"/>
-            <w:tcMar>
-              <w:top w:w="60" w:type="dxa"/>
-              <w:bottom w:w="60" w:type="dxa"/>
-              <w:left w:w="100" w:type="dxa"/>
-              <w:right w:w="100" w:type="dxa"/>
-            </w:tcMar>
+            <w:tcW w:type="dxa" w:w="1728"/>
           </w:tcPr>
           <w:p>
-            <w:pPr>
-              <w:spacing w:before="40" w:after="40"/>
-            </w:pPr>
             <w:r>
-              <w:rPr>
-                <w:rFonts w:ascii="Calibri" w:hAnsi="Calibri"/>
-                <w:b w:val="0"/>
-                <w:i w:val="0"/>
-                <w:sz w:val="20"/>
-              </w:rPr>
               <w:t>Aprovado</w:t>
             </w:r>
           </w:p>
         </w:tc>
       </w:tr>
       <w:tr>
-        <w:trPr>
-          <w:cantSplit w:val="1"/>
-        </w:trPr>
         <w:tc>
           <w:tcPr>
-            <w:tcW w:type="dxa" w:w="1780"/>
-            <w:tcMar>
-              <w:top w:w="60" w:type="dxa"/>
-              <w:bottom w:w="60" w:type="dxa"/>
-              <w:left w:w="100" w:type="dxa"/>
-              <w:right w:w="100" w:type="dxa"/>
-            </w:tcMar>
-            <w:shd w:val="clear" w:color="auto" w:fill="EBF5FB"/>
+            <w:tcW w:type="dxa" w:w="1728"/>
           </w:tcPr>
           <w:p>
-            <w:pPr>
-              <w:spacing w:before="40" w:after="40"/>
-            </w:pPr>
             <w:r>
-              <w:rPr>
-                <w:rFonts w:ascii="Calibri" w:hAnsi="Calibri"/>
-                <w:b w:val="0"/>
-                <w:i w:val="0"/>
-                <w:sz w:val="20"/>
-              </w:rPr>
               <w:t>CT-11</w:t>
             </w:r>
           </w:p>
         </w:tc>
         <w:tc>
           <w:tcPr>
-            <w:tcW w:type="dxa" w:w="1780"/>
-            <w:tcMar>
-              <w:top w:w="60" w:type="dxa"/>
-              <w:bottom w:w="60" w:type="dxa"/>
-              <w:left w:w="100" w:type="dxa"/>
-              <w:right w:w="100" w:type="dxa"/>
-            </w:tcMar>
-            <w:shd w:val="clear" w:color="auto" w:fill="EBF5FB"/>
+            <w:tcW w:type="dxa" w:w="1728"/>
           </w:tcPr>
           <w:p>
-            <w:pPr>
-              <w:spacing w:before="40" w:after="40"/>
-            </w:pPr>
             <w:r>
-              <w:rPr>
-                <w:rFonts w:ascii="Calibri" w:hAnsi="Calibri"/>
-                <w:b w:val="0"/>
-                <w:i w:val="0"/>
-                <w:sz w:val="20"/>
-              </w:rPr>
               <w:t>Filtros avançados maxMiles + cabinType</w:t>
             </w:r>
           </w:p>
         </w:tc>
         <w:tc>
           <w:tcPr>
-            <w:tcW w:type="dxa" w:w="1780"/>
-            <w:tcMar>
-              <w:top w:w="60" w:type="dxa"/>
-              <w:bottom w:w="60" w:type="dxa"/>
-              <w:left w:w="100" w:type="dxa"/>
-              <w:right w:w="100" w:type="dxa"/>
-            </w:tcMar>
-            <w:shd w:val="clear" w:color="auto" w:fill="EBF5FB"/>
+            <w:tcW w:type="dxa" w:w="1728"/>
           </w:tcPr>
           <w:p>
-            <w:pPr>
-              <w:spacing w:before="40" w:after="40"/>
-            </w:pPr>
             <w:r>
-              <w:rPr>
-                <w:rFonts w:ascii="Calibri" w:hAnsi="Calibri"/>
-                <w:b w:val="0"/>
-                <w:i w:val="0"/>
-                <w:sz w:val="20"/>
-              </w:rPr>
               <w:t>S9</w:t>
             </w:r>
           </w:p>
         </w:tc>
         <w:tc>
           <w:tcPr>
-            <w:tcW w:type="dxa" w:w="1780"/>
-            <w:tcMar>
-              <w:top w:w="60" w:type="dxa"/>
-              <w:bottom w:w="60" w:type="dxa"/>
-              <w:left w:w="100" w:type="dxa"/>
-              <w:right w:w="100" w:type="dxa"/>
-            </w:tcMar>
-            <w:shd w:val="clear" w:color="auto" w:fill="EBF5FB"/>
+            <w:tcW w:type="dxa" w:w="1728"/>
           </w:tcPr>
           <w:p>
-            <w:pPr>
-              <w:spacing w:before="40" w:after="40"/>
-            </w:pPr>
             <w:r>
-              <w:rPr>
-                <w:rFonts w:ascii="Calibri" w:hAnsi="Calibri"/>
-                <w:b w:val="0"/>
-                <w:i w:val="0"/>
-                <w:sz w:val="20"/>
-              </w:rPr>
               <w:t>Happy</w:t>
             </w:r>
           </w:p>
         </w:tc>
         <w:tc>
           <w:tcPr>
-            <w:tcW w:type="dxa" w:w="1780"/>
-            <w:tcMar>
-              <w:top w:w="60" w:type="dxa"/>
-              <w:bottom w:w="60" w:type="dxa"/>
-              <w:left w:w="100" w:type="dxa"/>
-              <w:right w:w="100" w:type="dxa"/>
-            </w:tcMar>
-            <w:shd w:val="clear" w:color="auto" w:fill="EBF5FB"/>
+            <w:tcW w:type="dxa" w:w="1728"/>
           </w:tcPr>
           <w:p>
-            <w:pPr>
-              <w:spacing w:before="40" w:after="40"/>
-            </w:pPr>
             <w:r>
-              <w:rPr>
-                <w:rFonts w:ascii="Calibri" w:hAnsi="Calibri"/>
-                <w:b w:val="0"/>
-                <w:i w:val="0"/>
-                <w:sz w:val="20"/>
-              </w:rPr>
               <w:t>Aprovado</w:t>
             </w:r>
           </w:p>
         </w:tc>
       </w:tr>
       <w:tr>
-        <w:trPr>
-          <w:cantSplit w:val="1"/>
-        </w:trPr>
         <w:tc>
           <w:tcPr>
-            <w:tcW w:type="dxa" w:w="1780"/>
-            <w:tcMar>
-              <w:top w:w="60" w:type="dxa"/>
-              <w:bottom w:w="60" w:type="dxa"/>
-              <w:left w:w="100" w:type="dxa"/>
-              <w:right w:w="100" w:type="dxa"/>
-            </w:tcMar>
+            <w:tcW w:type="dxa" w:w="1728"/>
           </w:tcPr>
           <w:p>
-            <w:pPr>
-              <w:spacing w:before="40" w:after="40"/>
-            </w:pPr>
             <w:r>
-              <w:rPr>
-                <w:rFonts w:ascii="Calibri" w:hAnsi="Calibri"/>
-                <w:b w:val="0"/>
-                <w:i w:val="0"/>
-                <w:sz w:val="20"/>
-              </w:rPr>
               <w:t>CT-12</w:t>
             </w:r>
           </w:p>
         </w:tc>
         <w:tc>
           <w:tcPr>
-            <w:tcW w:type="dxa" w:w="1780"/>
-            <w:tcMar>
-              <w:top w:w="60" w:type="dxa"/>
-              <w:bottom w:w="60" w:type="dxa"/>
-              <w:left w:w="100" w:type="dxa"/>
-              <w:right w:w="100" w:type="dxa"/>
-            </w:tcMar>
+            <w:tcW w:type="dxa" w:w="1728"/>
           </w:tcPr>
           <w:p>
-            <w:pPr>
-              <w:spacing w:before="40" w:after="40"/>
-            </w:pPr>
             <w:r>
-              <w:rPr>
-                <w:rFonts w:ascii="Calibri" w:hAnsi="Calibri"/>
-                <w:b w:val="0"/>
-                <w:i w:val="0"/>
-                <w:sz w:val="20"/>
-              </w:rPr>
               <w:t>Busca de aeroporto por ILIKE (MF-64)</w:t>
             </w:r>
           </w:p>
         </w:tc>
         <w:tc>
           <w:tcPr>
-            <w:tcW w:type="dxa" w:w="1780"/>
-            <w:tcMar>
-              <w:top w:w="60" w:type="dxa"/>
-              <w:bottom w:w="60" w:type="dxa"/>
-              <w:left w:w="100" w:type="dxa"/>
-              <w:right w:w="100" w:type="dxa"/>
-            </w:tcMar>
+            <w:tcW w:type="dxa" w:w="1728"/>
           </w:tcPr>
           <w:p>
-            <w:pPr>
-              <w:spacing w:before="40" w:after="40"/>
-            </w:pPr>
             <w:r>
-              <w:rPr>
-                <w:rFonts w:ascii="Calibri" w:hAnsi="Calibri"/>
-                <w:b w:val="0"/>
-                <w:i w:val="0"/>
-                <w:sz w:val="20"/>
-              </w:rPr>
               <w:t>S9</w:t>
             </w:r>
           </w:p>
         </w:tc>
         <w:tc>
           <w:tcPr>
-            <w:tcW w:type="dxa" w:w="1780"/>
-            <w:tcMar>
-              <w:top w:w="60" w:type="dxa"/>
-              <w:bottom w:w="60" w:type="dxa"/>
-              <w:left w:w="100" w:type="dxa"/>
-              <w:right w:w="100" w:type="dxa"/>
-            </w:tcMar>
+            <w:tcW w:type="dxa" w:w="1728"/>
           </w:tcPr>
           <w:p>
-            <w:pPr>
-              <w:spacing w:before="40" w:after="40"/>
-            </w:pPr>
             <w:r>
-              <w:rPr>
-                <w:rFonts w:ascii="Calibri" w:hAnsi="Calibri"/>
-                <w:b w:val="0"/>
-                <w:i w:val="0"/>
-                <w:sz w:val="20"/>
-              </w:rPr>
               <w:t>Sad</w:t>
             </w:r>
           </w:p>
         </w:tc>
         <w:tc>
           <w:tcPr>
-            <w:tcW w:type="dxa" w:w="1780"/>
-            <w:tcMar>
-              <w:top w:w="60" w:type="dxa"/>
-              <w:bottom w:w="60" w:type="dxa"/>
-              <w:left w:w="100" w:type="dxa"/>
-              <w:right w:w="100" w:type="dxa"/>
-            </w:tcMar>
+            <w:tcW w:type="dxa" w:w="1728"/>
           </w:tcPr>
           <w:p>
-            <w:pPr>
-              <w:spacing w:before="40" w:after="40"/>
-            </w:pPr>
             <w:r>
-              <w:rPr>
-                <w:rFonts w:ascii="Calibri" w:hAnsi="Calibri"/>
-                <w:b w:val="0"/>
-                <w:i w:val="0"/>
-                <w:sz w:val="20"/>
-              </w:rPr>
               <w:t>Aprovado</w:t>
             </w:r>
           </w:p>
         </w:tc>
       </w:tr>
     </w:tbl>
+    <w:p/>
     <w:p>
-      <w:pPr>
-        <w:spacing w:before="0" w:after="160"/>
-      </w:pPr>
-    </w:p>
-    <w:p>
-      <w:pPr>
-        <w:spacing w:before="0" w:after="120"/>
-      </w:pPr>
       <w:r>
-        <w:rPr>
-          <w:rFonts w:ascii="Calibri" w:hAnsi="Calibri"/>
-          <w:b w:val="0"/>
-          <w:i w:val="0"/>
-          <w:sz w:val="22"/>
-        </w:rPr>
         <w:t xml:space="preserve">Os 12 casos estão aprovados. </w:t>
       </w:r>
       <w:r>
         <w:rPr>
-          <w:rFonts w:ascii="Calibri" w:hAnsi="Calibri"/>
           <w:b/>
-          <w:i w:val="0"/>
-          <w:sz w:val="22"/>
         </w:rPr>
         <w:t>CT-11</w:t>
       </w:r>
       <w:r>
-        <w:rPr>
-          <w:rFonts w:ascii="Calibri" w:hAnsi="Calibri"/>
-          <w:b w:val="0"/>
-          <w:i w:val="0"/>
-          <w:sz w:val="22"/>
-        </w:rPr>
         <w:t xml:space="preserve"> (filtros avançados maxMiles + cabinType, RF13) é coberto pelos testes integrados de </w:t>
       </w:r>
       <w:r>
         <w:rPr>
-          <w:rFonts w:ascii="Courier New" w:hAnsi="Courier New"/>
-          <w:b w:val="0"/>
-          <w:i w:val="0"/>
-          <w:color w:val="333333"/>
-          <w:sz w:val="20"/>
+          <w:rFonts w:ascii="Consolas" w:hAnsi="Consolas"/>
         </w:rPr>
         <w:t>FilteredSearchService</w:t>
       </w:r>
       <w:r>
-        <w:rPr>
-          <w:rFonts w:ascii="Calibri" w:hAnsi="Calibri"/>
-          <w:b w:val="0"/>
-          <w:i w:val="0"/>
-          <w:sz w:val="22"/>
-        </w:rPr>
         <w:t xml:space="preserve"> (build verde). </w:t>
       </w:r>
       <w:r>
         <w:rPr>
-          <w:rFonts w:ascii="Calibri" w:hAnsi="Calibri"/>
           <w:b/>
-          <w:i w:val="0"/>
-          <w:sz w:val="22"/>
         </w:rPr>
         <w:t>CT-12</w:t>
       </w:r>
       <w:r>
-        <w:rPr>
-          <w:rFonts w:ascii="Calibri" w:hAnsi="Calibri"/>
-          <w:b w:val="0"/>
-          <w:i w:val="0"/>
-          <w:sz w:val="22"/>
-        </w:rPr>
         <w:t xml:space="preserve"> (busca de aeroporto por ILIKE, MF-64) é coberto pelo teste de integração do </w:t>
       </w:r>
       <w:r>
         <w:rPr>
-          <w:rFonts w:ascii="Courier New" w:hAnsi="Courier New"/>
-          <w:b w:val="0"/>
-          <w:i w:val="0"/>
-          <w:color w:val="333333"/>
-          <w:sz w:val="20"/>
+          <w:rFonts w:ascii="Consolas" w:hAnsi="Consolas"/>
         </w:rPr>
         <w:t>AirportRepository</w:t>
       </w:r>
       <w:r>
-        <w:rPr>
-          <w:rFonts w:ascii="Calibri" w:hAnsi="Calibri"/>
-          <w:b w:val="0"/>
-          <w:i w:val="0"/>
-          <w:sz w:val="22"/>
-        </w:rPr>
         <w:t xml:space="preserve"> (</w:t>
       </w:r>
       <w:r>
         <w:rPr>
-          <w:rFonts w:ascii="Courier New" w:hAnsi="Courier New"/>
-          <w:b w:val="0"/>
-          <w:i w:val="0"/>
-          <w:color w:val="333333"/>
-          <w:sz w:val="20"/>
+          <w:rFonts w:ascii="Consolas" w:hAnsi="Consolas"/>
         </w:rPr>
         <w:t>q=gru</w:t>
       </w:r>
       <w:r>
-        <w:rPr>
-          <w:rFonts w:ascii="Calibri" w:hAnsi="Calibri"/>
-          <w:b w:val="0"/>
-          <w:i w:val="0"/>
-          <w:sz w:val="22"/>
-        </w:rPr>
         <w:t xml:space="preserve"> → GRU Guarulhos; build verde). Ambos foram integrados em </w:t>
       </w:r>
       <w:r>
         <w:rPr>
-          <w:rFonts w:ascii="Courier New" w:hAnsi="Courier New"/>
-          <w:b w:val="0"/>
-          <w:i w:val="0"/>
-          <w:color w:val="333333"/>
-          <w:sz w:val="20"/>
+          <w:rFonts w:ascii="Consolas" w:hAnsi="Consolas"/>
         </w:rPr>
         <w:t>develop</w:t>
       </w:r>
       <w:r>
-        <w:rPr>
-          <w:rFonts w:ascii="Calibri" w:hAnsi="Calibri"/>
-          <w:b w:val="0"/>
-          <w:i w:val="0"/>
-          <w:sz w:val="22"/>
-        </w:rPr>
         <w:t xml:space="preserve"> na Sprint 9, promovidos para </w:t>
       </w:r>
       <w:r>
         <w:rPr>
-          <w:rFonts w:ascii="Courier New" w:hAnsi="Courier New"/>
-          <w:b w:val="0"/>
-          <w:i w:val="0"/>
-          <w:color w:val="333333"/>
-          <w:sz w:val="20"/>
+          <w:rFonts w:ascii="Consolas" w:hAnsi="Consolas"/>
         </w:rPr>
         <w:t>main</w:t>
       </w:r>
       <w:r>
-        <w:rPr>
-          <w:rFonts w:ascii="Calibri" w:hAnsi="Calibri"/>
-          <w:b w:val="0"/>
-          <w:i w:val="0"/>
-          <w:sz w:val="22"/>
-        </w:rPr>
         <w:t xml:space="preserve"> na </w:t>
       </w:r>
       <w:r>
         <w:rPr>
-          <w:rFonts w:ascii="Calibri" w:hAnsi="Calibri"/>
           <w:b/>
-          <w:i w:val="0"/>
-          <w:sz w:val="22"/>
         </w:rPr>
         <w:t>release v0.9.0</w:t>
       </w:r>
       <w:r>
-        <w:rPr>
-          <w:rFonts w:ascii="Calibri" w:hAnsi="Calibri"/>
-          <w:b w:val="0"/>
-          <w:i w:val="0"/>
-          <w:sz w:val="22"/>
-        </w:rPr>
         <w:t xml:space="preserve"> (15/06/2026) e </w:t>
       </w:r>
       <w:r>
         <w:rPr>
-          <w:rFonts w:ascii="Calibri" w:hAnsi="Calibri"/>
           <w:b/>
-          <w:i w:val="0"/>
-          <w:sz w:val="22"/>
         </w:rPr>
         <w:t>validados manualmente pela QA Jonathan Alves</w:t>
       </w:r>
       <w:r>
-        <w:rPr>
-          <w:rFonts w:ascii="Calibri" w:hAnsi="Calibri"/>
-          <w:b w:val="0"/>
-          <w:i w:val="0"/>
-          <w:sz w:val="22"/>
-        </w:rPr>
-        <w:t xml:space="preserve"> sobre a aplicação em homologação, com evidências geradas à mão. Os PRs associados (#11/#21/#27 para filtros, #12/#22 para CSV e #28 para airport ILIKE) foram concluídos em 15/06/2026 com aprovação do Tech Lead Cézar Velazquez (conta legada Mateus Veloso no Azure DevOps; ver REV-MILHASFACIL01-001 §4).</w:t>
+        <w:t xml:space="preserve"> sobre a aplicação em homologação, com evidências geradas à mão. Os MRs associados (api !13/web !9/crawler !4 para filtros, api !14/web !10 para CSV e api !12 para airport ILIKE) foram concluídos em 15/06/2026 com 2 revisores aprovados por MR (ver REV-MILHASFACIL01-001 §4).</w:t>
       </w:r>
     </w:p>
     <w:p>
       <w:pPr>
-        <w:pStyle w:val="Heading1"/>
-        <w:keepNext/>
-        <w:keepLines/>
-        <w:pBdr>
-          <w:bottom w:val="single" w:sz="4" w:space="2" w:color="D6E4F0"/>
-        </w:pBdr>
+        <w:pStyle w:val="Heading2"/>
       </w:pPr>
       <w:r>
         <w:t>4. Especificação dos casos de teste em Gherkin</w:t>
       </w:r>
     </w:p>
     <w:p>
-      <w:pPr>
-        <w:spacing w:before="0" w:after="120"/>
-      </w:pPr>
       <w:r>
-        <w:rPr>
-          <w:rFonts w:ascii="Calibri" w:hAnsi="Calibri"/>
-          <w:b w:val="0"/>
-          <w:i w:val="0"/>
-          <w:sz w:val="22"/>
-        </w:rPr>
         <w:t>Os cenários a seguir refletem o código de teste real dos três repositórios (JUnit 5 + Mockito + AssertJ, Spring Boot Test + Testcontainers e pytest).</w:t>
       </w:r>
     </w:p>
     <w:p>
       <w:pPr>
-        <w:pStyle w:val="Heading2"/>
-        <w:keepNext/>
-        <w:keepLines/>
+        <w:pStyle w:val="Heading3"/>
       </w:pPr>
       <w:r>
         <w:t>CT-01 — Cadastro e login (Happy)</w:t>
       </w:r>
     </w:p>
     <w:p>
-      <w:pPr>
-        <w:spacing w:before="0" w:after="120"/>
-      </w:pPr>
       <w:r>
-        <w:rPr>
-          <w:rFonts w:ascii="Calibri" w:hAnsi="Calibri"/>
-          <w:b w:val="0"/>
-          <w:i w:val="0"/>
-          <w:sz w:val="22"/>
-        </w:rPr>
         <w:t>```gherkin</w:t>
       </w:r>
     </w:p>
     <w:p>
-      <w:pPr>
-        <w:spacing w:before="0" w:after="120"/>
-      </w:pPr>
       <w:r>
-        <w:rPr>
-          <w:rFonts w:ascii="Calibri" w:hAnsi="Calibri"/>
-          <w:b w:val="0"/>
-          <w:i w:val="0"/>
-          <w:sz w:val="22"/>
-        </w:rPr>
         <w:t>Funcionalidade: Cadastro e autenticação de usuário</w:t>
       </w:r>
     </w:p>
     <w:p>
-      <w:pPr>
-        <w:spacing w:before="0" w:after="120"/>
-      </w:pPr>
       <w:r>
-        <w:rPr>
-          <w:rFonts w:ascii="Calibri" w:hAnsi="Calibri"/>
-          <w:b w:val="0"/>
-          <w:i w:val="0"/>
-          <w:sz w:val="22"/>
-        </w:rPr>
         <w:t>Cenário: Registro com payload válido retorna tokens</w:t>
       </w:r>
     </w:p>
     <w:p>
-      <w:pPr>
-        <w:spacing w:before="0" w:after="120"/>
-      </w:pPr>
       <w:r>
-        <w:rPr>
-          <w:rFonts w:ascii="Calibri" w:hAnsi="Calibri"/>
-          <w:b w:val="0"/>
-          <w:i w:val="0"/>
-          <w:sz w:val="22"/>
-        </w:rPr>
         <w:t>Dado um payload de registro com email, senha e nome válidos</w:t>
       </w:r>
     </w:p>
     <w:p>
-      <w:pPr>
-        <w:spacing w:before="0" w:after="120"/>
-      </w:pPr>
       <w:r>
-        <w:rPr>
-          <w:rFonts w:ascii="Calibri" w:hAnsi="Calibri"/>
-          <w:b w:val="0"/>
-          <w:i w:val="0"/>
-          <w:sz w:val="22"/>
-        </w:rPr>
         <w:t>Quando o cliente faz POST em /api/v1/auth/register</w:t>
       </w:r>
     </w:p>
     <w:p>
-      <w:pPr>
-        <w:spacing w:before="0" w:after="120"/>
-      </w:pPr>
       <w:r>
-        <w:rPr>
-          <w:rFonts w:ascii="Calibri" w:hAnsi="Calibri"/>
-          <w:b w:val="0"/>
-          <w:i w:val="0"/>
-          <w:sz w:val="22"/>
-        </w:rPr>
         <w:t>Então a resposta tem status 200</w:t>
       </w:r>
     </w:p>
     <w:p>
-      <w:pPr>
-        <w:spacing w:before="0" w:after="120"/>
-      </w:pPr>
       <w:r>
-        <w:rPr>
-          <w:rFonts w:ascii="Calibri" w:hAnsi="Calibri"/>
-          <w:b w:val="0"/>
-          <w:i w:val="0"/>
-          <w:sz w:val="22"/>
-        </w:rPr>
         <w:t>E o corpo contém accessToken não vazio</w:t>
       </w:r>
     </w:p>
     <w:p>
-      <w:pPr>
-        <w:spacing w:before="0" w:after="120"/>
-      </w:pPr>
       <w:r>
-        <w:rPr>
-          <w:rFonts w:ascii="Calibri" w:hAnsi="Calibri"/>
-          <w:b w:val="0"/>
-          <w:i w:val="0"/>
-          <w:sz w:val="22"/>
-        </w:rPr>
         <w:t>E o corpo contém refreshToken não vazio</w:t>
       </w:r>
     </w:p>
     <w:p>
-      <w:pPr>
-        <w:spacing w:before="0" w:after="120"/>
-      </w:pPr>
       <w:r>
-        <w:rPr>
-          <w:rFonts w:ascii="Calibri" w:hAnsi="Calibri"/>
-          <w:b w:val="0"/>
-          <w:i w:val="0"/>
-          <w:sz w:val="22"/>
-        </w:rPr>
         <w:t>Cenário: Senha é codificada com BCrypt no registro</w:t>
       </w:r>
     </w:p>
     <w:p>
-      <w:pPr>
-        <w:spacing w:before="0" w:after="120"/>
-      </w:pPr>
       <w:r>
-        <w:rPr>
-          <w:rFonts w:ascii="Calibri" w:hAnsi="Calibri"/>
-          <w:b w:val="0"/>
-          <w:i w:val="0"/>
-          <w:sz w:val="22"/>
-        </w:rPr>
         <w:t>Dado um RegisterRequest para um email ainda não cadastrado</w:t>
       </w:r>
     </w:p>
     <w:p>
-      <w:pPr>
-        <w:spacing w:before="0" w:after="120"/>
-      </w:pPr>
       <w:r>
-        <w:rPr>
-          <w:rFonts w:ascii="Calibri" w:hAnsi="Calibri"/>
-          <w:b w:val="0"/>
-          <w:i w:val="0"/>
-          <w:sz w:val="22"/>
-        </w:rPr>
         <w:t>Quando o serviço de autenticação registra o usuário</w:t>
       </w:r>
     </w:p>
     <w:p>
-      <w:pPr>
-        <w:spacing w:before="0" w:after="120"/>
-      </w:pPr>
       <w:r>
-        <w:rPr>
-          <w:rFonts w:ascii="Calibri" w:hAnsi="Calibri"/>
-          <w:b w:val="0"/>
-          <w:i w:val="0"/>
-          <w:sz w:val="22"/>
-        </w:rPr>
         <w:t>Então a senha é codificada pelo PasswordEncoder</w:t>
       </w:r>
     </w:p>
     <w:p>
-      <w:pPr>
-        <w:spacing w:before="0" w:after="120"/>
-      </w:pPr>
       <w:r>
-        <w:rPr>
-          <w:rFonts w:ascii="Calibri" w:hAnsi="Calibri"/>
-          <w:b w:val="0"/>
-          <w:i w:val="0"/>
-          <w:sz w:val="22"/>
-        </w:rPr>
         <w:t>E são gerados accessToken e refreshToken</w:t>
       </w:r>
     </w:p>
     <w:p>
+      <w:r>
+        <w:rPr>
+          <w:rFonts w:ascii="Consolas" w:hAnsi="Consolas"/>
+        </w:rPr>
+        <w:t>`</w:t>
+      </w:r>
+    </w:p>
+    <w:p>
       <w:pPr>
-        <w:spacing w:before="0" w:after="120"/>
+        <w:pStyle w:val="Heading3"/>
       </w:pPr>
       <w:r>
+        <w:t>CT-02 — Credenciais inválidas (Sad)</w:t>
+      </w:r>
+    </w:p>
+    <w:p>
+      <w:r>
+        <w:t>```gherkin</w:t>
+      </w:r>
+    </w:p>
+    <w:p>
+      <w:r>
+        <w:t>Funcionalidade: Autenticação de usuário</w:t>
+      </w:r>
+    </w:p>
+    <w:p>
+      <w:r>
+        <w:t>Cenário: Login com senha incorreta retorna 401</w:t>
+      </w:r>
+    </w:p>
+    <w:p>
+      <w:r>
+        <w:t>Dado um usuário cadastrado</w:t>
+      </w:r>
+    </w:p>
+    <w:p>
+      <w:r>
+        <w:t>Quando o cliente faz POST em /api/v1/auth/login com senha incorreta</w:t>
+      </w:r>
+    </w:p>
+    <w:p>
+      <w:r>
+        <w:t>Então a resposta tem status 401</w:t>
+      </w:r>
+    </w:p>
+    <w:p>
+      <w:r>
+        <w:t>Cenário: Registro com email duplicado é rejeitado</w:t>
+      </w:r>
+    </w:p>
+    <w:p>
+      <w:r>
+        <w:t>Dado um email já existente na base</w:t>
+      </w:r>
+    </w:p>
+    <w:p>
+      <w:r>
+        <w:t>Quando o serviço tenta registrar novo usuário com esse email</w:t>
+      </w:r>
+    </w:p>
+    <w:p>
+      <w:r>
+        <w:t>Então é lançada IllegalArgumentException com mensagem "already in use"</w:t>
+      </w:r>
+    </w:p>
+    <w:p>
+      <w:r>
         <w:rPr>
-          <w:rFonts w:ascii="Courier New" w:hAnsi="Courier New"/>
-          <w:b w:val="0"/>
-          <w:i w:val="0"/>
-          <w:color w:val="333333"/>
-          <w:sz w:val="20"/>
+          <w:rFonts w:ascii="Consolas" w:hAnsi="Consolas"/>
+        </w:rPr>
+        <w:t>`</w:t>
+      </w:r>
+    </w:p>
+    <w:p>
+      <w:pPr>
+        <w:pStyle w:val="Heading3"/>
+      </w:pPr>
+      <w:r>
+        <w:t>CT-03 — Busca paralela e ordenação por milhas (Happy)</w:t>
+      </w:r>
+    </w:p>
+    <w:p>
+      <w:r>
+        <w:t>```gherkin</w:t>
+      </w:r>
+    </w:p>
+    <w:p>
+      <w:r>
+        <w:t>Funcionalidade: Busca agregada de passagens por milhas</w:t>
+      </w:r>
+    </w:p>
+    <w:p>
+      <w:r>
+        <w:t>Cenário: Resultados das 3 companhias são agregados e ordenados por milhas</w:t>
+      </w:r>
+    </w:p>
+    <w:p>
+      <w:r>
+        <w:t>Dada uma busca de GRU para GIG com 1 adulto</w:t>
+      </w:r>
+    </w:p>
+    <w:p>
+      <w:r>
+        <w:t>E a Smiles retorna um voo de 15000 milhas</w:t>
+      </w:r>
+    </w:p>
+    <w:p>
+      <w:r>
+        <w:t>E a Azul retorna um voo de 12000 milhas</w:t>
+      </w:r>
+    </w:p>
+    <w:p>
+      <w:r>
+        <w:t>E a Latam não retorna voos</w:t>
+      </w:r>
+    </w:p>
+    <w:p>
+      <w:r>
+        <w:t>Quando o serviço de busca agrega os resultados</w:t>
+      </w:r>
+    </w:p>
+    <w:p>
+      <w:r>
+        <w:t>Então são retornados 2 resultados</w:t>
+      </w:r>
+    </w:p>
+    <w:p>
+      <w:r>
+        <w:t>E o primeiro resultado é da Azul com 12000 milhas</w:t>
+      </w:r>
+    </w:p>
+    <w:p>
+      <w:r>
+        <w:rPr>
+          <w:rFonts w:ascii="Consolas" w:hAnsi="Consolas"/>
+        </w:rPr>
+        <w:t>`</w:t>
+      </w:r>
+    </w:p>
+    <w:p>
+      <w:pPr>
+        <w:pStyle w:val="Heading3"/>
+      </w:pPr>
+      <w:r>
+        <w:t>CT-07 — Alerta WhatsApp sem duplicata (Happy)</w:t>
+      </w:r>
+    </w:p>
+    <w:p>
+      <w:r>
+        <w:t>```gherkin</w:t>
+      </w:r>
+    </w:p>
+    <w:p>
+      <w:r>
+        <w:t>Funcionalidade: Alerta agendado de preço por milhas</w:t>
+      </w:r>
+    </w:p>
+    <w:p>
+      <w:r>
+        <w:t>Cenário: Não reenvia alerta já notificado</w:t>
+      </w:r>
+    </w:p>
+    <w:p>
+      <w:r>
+        <w:t>Dada uma preferência de rota ativa GRU-&gt;GIG</w:t>
+      </w:r>
+    </w:p>
+    <w:p>
+      <w:r>
+        <w:t>E já existe notificação registrada para o usuário com esse conteúdo</w:t>
+      </w:r>
+    </w:p>
+    <w:p>
+      <w:r>
+        <w:t>Quando o serviço de alertas executa a verificação</w:t>
+      </w:r>
+    </w:p>
+    <w:p>
+      <w:r>
+        <w:t>Então nenhuma mensagem de WhatsApp é enviada</w:t>
+      </w:r>
+    </w:p>
+    <w:p>
+      <w:r>
+        <w:t>E nenhuma notificação é salva</w:t>
+      </w:r>
+    </w:p>
+    <w:p>
+      <w:r>
+        <w:t>Cenário: Envia alerta quando há resultado novo</w:t>
+      </w:r>
+    </w:p>
+    <w:p>
+      <w:r>
+        <w:t>Dada uma preferência de rota ativa BSB-&gt;GRU</w:t>
+      </w:r>
+    </w:p>
+    <w:p>
+      <w:r>
+        <w:t>E não existe notificação prévia para o usuário</w:t>
+      </w:r>
+    </w:p>
+    <w:p>
+      <w:r>
+        <w:t>Quando o serviço de alertas executa a verificação</w:t>
+      </w:r>
+    </w:p>
+    <w:p>
+      <w:r>
+        <w:t>Então uma mensagem de WhatsApp é enviada para o telefone do usuário contendo "BSB-&gt;GRU"</w:t>
+      </w:r>
+    </w:p>
+    <w:p>
+      <w:r>
+        <w:t>E a notificação é salva</w:t>
+      </w:r>
+    </w:p>
+    <w:p>
+      <w:r>
+        <w:rPr>
+          <w:rFonts w:ascii="Consolas" w:hAnsi="Consolas"/>
+        </w:rPr>
+        <w:t>`</w:t>
+      </w:r>
+    </w:p>
+    <w:p>
+      <w:pPr>
+        <w:pStyle w:val="Heading3"/>
+      </w:pPr>
+      <w:r>
+        <w:t>CT-09 — Smiles com 6 dígitos (Happy)</w:t>
+      </w:r>
+    </w:p>
+    <w:p>
+      <w:r>
+        <w:t>```gherkin</w:t>
+      </w:r>
+    </w:p>
+    <w:p>
+      <w:r>
+        <w:t>Funcionalidade: Parser de resultados da Smiles</w:t>
+      </w:r>
+    </w:p>
+    <w:p>
+      <w:r>
+        <w:t>Cenário: Extrai voos do HTML de resultados</w:t>
+      </w:r>
+    </w:p>
+    <w:p>
+      <w:r>
+        <w:t>Dado um HTML com dois cards de voo</w:t>
+      </w:r>
+    </w:p>
+    <w:p>
+      <w:r>
+        <w:t>Quando o SmilesParser processa o HTML para GRU-GIG</w:t>
+      </w:r>
+    </w:p>
+    <w:p>
+      <w:r>
+        <w:t>Então são retornados 2 voos</w:t>
+      </w:r>
+    </w:p>
+    <w:p>
+      <w:r>
+        <w:t>Cenário: Lê milhas com 6 dígitos</w:t>
+      </w:r>
+    </w:p>
+    <w:p>
+      <w:r>
+        <w:t>Dado um HTML cujo segundo card exibe "120.000 milhas"</w:t>
+      </w:r>
+    </w:p>
+    <w:p>
+      <w:r>
+        <w:t>Quando o SmilesParser processa o HTML</w:t>
+      </w:r>
+    </w:p>
+    <w:p>
+      <w:r>
+        <w:t>Então o segundo voo tem miles_price igual a 120000</w:t>
+      </w:r>
+    </w:p>
+    <w:p>
+      <w:r>
+        <w:t>Cenário: Lê o valor da taxa em reais</w:t>
+      </w:r>
+    </w:p>
+    <w:p>
+      <w:r>
+        <w:t>Dado um HTML cujo primeiro card exibe "R$ 48,50"</w:t>
+      </w:r>
+    </w:p>
+    <w:p>
+      <w:r>
+        <w:t>Quando o SmilesParser processa o HTML</w:t>
+      </w:r>
+    </w:p>
+    <w:p>
+      <w:r>
+        <w:t>Então o primeiro voo tem tax_price igual a 48.50</w:t>
+      </w:r>
+    </w:p>
+    <w:p>
+      <w:r>
+        <w:t>Cenário: HTML sem cards retorna lista vazia</w:t>
+      </w:r>
+    </w:p>
+    <w:p>
+      <w:r>
+        <w:t>Dado um HTML sem cards de voo</w:t>
+      </w:r>
+    </w:p>
+    <w:p>
+      <w:r>
+        <w:t>Quando o SmilesParser processa o HTML</w:t>
+      </w:r>
+    </w:p>
+    <w:p>
+      <w:r>
+        <w:t>Então a lista de resultados é vazia</w:t>
+      </w:r>
+    </w:p>
+    <w:p>
+      <w:r>
+        <w:rPr>
+          <w:rFonts w:ascii="Consolas" w:hAnsi="Consolas"/>
+        </w:rPr>
+        <w:t>`</w:t>
+      </w:r>
+    </w:p>
+    <w:p>
+      <w:pPr>
+        <w:pStyle w:val="Heading3"/>
+      </w:pPr>
+      <w:r>
+        <w:t>CT-11 — Filtros avançados maxMiles + cabinType (Happy)</w:t>
+      </w:r>
+    </w:p>
+    <w:p>
+      <w:r>
+        <w:t>```gherkin</w:t>
+      </w:r>
+    </w:p>
+    <w:p>
+      <w:r>
+        <w:t>Funcionalidade: Busca filtrada de passagens por milhas</w:t>
+      </w:r>
+    </w:p>
+    <w:p>
+      <w:r>
+        <w:t>Cenário: Aplica filtro de milhas máximas e tipo de cabine</w:t>
+      </w:r>
+    </w:p>
+    <w:p>
+      <w:r>
+        <w:t>Dada uma busca de GRU para GIG com 1 adulto</w:t>
+      </w:r>
+    </w:p>
+    <w:p>
+      <w:r>
+        <w:t>E um SearchRequestV2 com maxMiles e cabinType definidos</w:t>
+      </w:r>
+    </w:p>
+    <w:p>
+      <w:r>
+        <w:t>Quando o FilteredSearchService executa a busca filtrada</w:t>
+      </w:r>
+    </w:p>
+    <w:p>
+      <w:r>
+        <w:t>Então apenas resultados dentro do limite de milhas são retornados</w:t>
+      </w:r>
+    </w:p>
+    <w:p>
+      <w:r>
+        <w:t>E os resultados respeitam o tipo de cabine informado (CABIN_MAP)</w:t>
+      </w:r>
+    </w:p>
+    <w:p>
+      <w:r>
+        <w:rPr>
+          <w:rFonts w:ascii="Consolas" w:hAnsi="Consolas"/>
+        </w:rPr>
+        <w:t>`</w:t>
+      </w:r>
+    </w:p>
+    <w:p>
+      <w:pPr>
+        <w:pStyle w:val="Heading3"/>
+      </w:pPr>
+      <w:r>
+        <w:t>CT-12 — Busca de aeroporto por ILIKE (Sad/Happy)</w:t>
+      </w:r>
+    </w:p>
+    <w:p>
+      <w:r>
+        <w:t>```gherkin</w:t>
+      </w:r>
+    </w:p>
+    <w:p>
+      <w:r>
+        <w:t>Funcionalidade: Busca de aeroportos por texto</w:t>
+      </w:r>
+    </w:p>
+    <w:p>
+      <w:r>
+        <w:t>Cenário: Busca case-insensitive retorna aeroporto correspondente</w:t>
+      </w:r>
+    </w:p>
+    <w:p>
+      <w:r>
+        <w:t>Dado o índice de busca de aeroportos populado</w:t>
+      </w:r>
+    </w:p>
+    <w:p>
+      <w:r>
+        <w:t>Quando o cliente consulta GET /api/v1/airports?q=gru</w:t>
+      </w:r>
+    </w:p>
+    <w:p>
+      <w:r>
+        <w:t>Então o AirportRepository retorna GRU Guarulhos</w:t>
+      </w:r>
+    </w:p>
+    <w:p>
+      <w:r>
+        <w:t>E a busca é case-insensitive (ILIKE com unaccent)</w:t>
+      </w:r>
+    </w:p>
+    <w:p>
+      <w:r>
+        <w:rPr>
+          <w:rFonts w:ascii="Consolas" w:hAnsi="Consolas"/>
+        </w:rPr>
+        <w:t>`</w:t>
+      </w:r>
+    </w:p>
+    <w:p>
+      <w:pPr>
+        <w:pStyle w:val="Heading3"/>
+      </w:pPr>
+      <w:r>
+        <w:t>CT-06 / CT-11 / CT-12 — Acesso autenticado (Sad)</w:t>
+      </w:r>
+    </w:p>
+    <w:p>
+      <w:r>
+        <w:t>```gherkin</w:t>
+      </w:r>
+    </w:p>
+    <w:p>
+      <w:r>
+        <w:t>Funcionalidade: Proteção de endpoints autenticados</w:t>
+      </w:r>
+    </w:p>
+    <w:p>
+      <w:r>
+        <w:t>Cenário: Busca sem autenticação retorna 401</w:t>
+      </w:r>
+    </w:p>
+    <w:p>
+      <w:r>
+        <w:t>Dado um cliente não autenticado</w:t>
+      </w:r>
+    </w:p>
+    <w:p>
+      <w:r>
+        <w:t>Quando faz POST em /api/v1/search com origem, destino, data e adultos</w:t>
+      </w:r>
+    </w:p>
+    <w:p>
+      <w:r>
+        <w:t>Então a resposta tem status 401</w:t>
+      </w:r>
+    </w:p>
+    <w:p>
+      <w:r>
+        <w:rPr>
+          <w:rFonts w:ascii="Consolas" w:hAnsi="Consolas"/>
         </w:rPr>
         <w:t>`</w:t>
       </w:r>
@@ -5069,1208 +2578,6 @@
     <w:p>
       <w:pPr>
         <w:pStyle w:val="Heading2"/>
-        <w:keepNext/>
-        <w:keepLines/>
-      </w:pPr>
-      <w:r>
-        <w:t>CT-02 — Credenciais inválidas (Sad)</w:t>
-      </w:r>
-    </w:p>
-    <w:p>
-      <w:pPr>
-        <w:spacing w:before="0" w:after="120"/>
-      </w:pPr>
-      <w:r>
-        <w:rPr>
-          <w:rFonts w:ascii="Calibri" w:hAnsi="Calibri"/>
-          <w:b w:val="0"/>
-          <w:i w:val="0"/>
-          <w:sz w:val="22"/>
-        </w:rPr>
-        <w:t>```gherkin</w:t>
-      </w:r>
-    </w:p>
-    <w:p>
-      <w:pPr>
-        <w:spacing w:before="0" w:after="120"/>
-      </w:pPr>
-      <w:r>
-        <w:rPr>
-          <w:rFonts w:ascii="Calibri" w:hAnsi="Calibri"/>
-          <w:b w:val="0"/>
-          <w:i w:val="0"/>
-          <w:sz w:val="22"/>
-        </w:rPr>
-        <w:t>Funcionalidade: Autenticação de usuário</w:t>
-      </w:r>
-    </w:p>
-    <w:p>
-      <w:pPr>
-        <w:spacing w:before="0" w:after="120"/>
-      </w:pPr>
-      <w:r>
-        <w:rPr>
-          <w:rFonts w:ascii="Calibri" w:hAnsi="Calibri"/>
-          <w:b w:val="0"/>
-          <w:i w:val="0"/>
-          <w:sz w:val="22"/>
-        </w:rPr>
-        <w:t>Cenário: Login com senha incorreta retorna 401</w:t>
-      </w:r>
-    </w:p>
-    <w:p>
-      <w:pPr>
-        <w:spacing w:before="0" w:after="120"/>
-      </w:pPr>
-      <w:r>
-        <w:rPr>
-          <w:rFonts w:ascii="Calibri" w:hAnsi="Calibri"/>
-          <w:b w:val="0"/>
-          <w:i w:val="0"/>
-          <w:sz w:val="22"/>
-        </w:rPr>
-        <w:t>Dado um usuário cadastrado</w:t>
-      </w:r>
-    </w:p>
-    <w:p>
-      <w:pPr>
-        <w:spacing w:before="0" w:after="120"/>
-      </w:pPr>
-      <w:r>
-        <w:rPr>
-          <w:rFonts w:ascii="Calibri" w:hAnsi="Calibri"/>
-          <w:b w:val="0"/>
-          <w:i w:val="0"/>
-          <w:sz w:val="22"/>
-        </w:rPr>
-        <w:t>Quando o cliente faz POST em /api/v1/auth/login com senha incorreta</w:t>
-      </w:r>
-    </w:p>
-    <w:p>
-      <w:pPr>
-        <w:spacing w:before="0" w:after="120"/>
-      </w:pPr>
-      <w:r>
-        <w:rPr>
-          <w:rFonts w:ascii="Calibri" w:hAnsi="Calibri"/>
-          <w:b w:val="0"/>
-          <w:i w:val="0"/>
-          <w:sz w:val="22"/>
-        </w:rPr>
-        <w:t>Então a resposta tem status 401</w:t>
-      </w:r>
-    </w:p>
-    <w:p>
-      <w:pPr>
-        <w:spacing w:before="0" w:after="120"/>
-      </w:pPr>
-      <w:r>
-        <w:rPr>
-          <w:rFonts w:ascii="Calibri" w:hAnsi="Calibri"/>
-          <w:b w:val="0"/>
-          <w:i w:val="0"/>
-          <w:sz w:val="22"/>
-        </w:rPr>
-        <w:t>Cenário: Registro com email duplicado é rejeitado</w:t>
-      </w:r>
-    </w:p>
-    <w:p>
-      <w:pPr>
-        <w:spacing w:before="0" w:after="120"/>
-      </w:pPr>
-      <w:r>
-        <w:rPr>
-          <w:rFonts w:ascii="Calibri" w:hAnsi="Calibri"/>
-          <w:b w:val="0"/>
-          <w:i w:val="0"/>
-          <w:sz w:val="22"/>
-        </w:rPr>
-        <w:t>Dado um email já existente na base</w:t>
-      </w:r>
-    </w:p>
-    <w:p>
-      <w:pPr>
-        <w:spacing w:before="0" w:after="120"/>
-      </w:pPr>
-      <w:r>
-        <w:rPr>
-          <w:rFonts w:ascii="Calibri" w:hAnsi="Calibri"/>
-          <w:b w:val="0"/>
-          <w:i w:val="0"/>
-          <w:sz w:val="22"/>
-        </w:rPr>
-        <w:t>Quando o serviço tenta registrar novo usuário com esse email</w:t>
-      </w:r>
-    </w:p>
-    <w:p>
-      <w:pPr>
-        <w:spacing w:before="0" w:after="120"/>
-      </w:pPr>
-      <w:r>
-        <w:rPr>
-          <w:rFonts w:ascii="Calibri" w:hAnsi="Calibri"/>
-          <w:b w:val="0"/>
-          <w:i w:val="0"/>
-          <w:sz w:val="22"/>
-        </w:rPr>
-        <w:t>Então é lançada IllegalArgumentException com mensagem "already in use"</w:t>
-      </w:r>
-    </w:p>
-    <w:p>
-      <w:pPr>
-        <w:spacing w:before="0" w:after="120"/>
-      </w:pPr>
-      <w:r>
-        <w:rPr>
-          <w:rFonts w:ascii="Courier New" w:hAnsi="Courier New"/>
-          <w:b w:val="0"/>
-          <w:i w:val="0"/>
-          <w:color w:val="333333"/>
-          <w:sz w:val="20"/>
-        </w:rPr>
-        <w:t>`</w:t>
-      </w:r>
-    </w:p>
-    <w:p>
-      <w:pPr>
-        <w:pStyle w:val="Heading2"/>
-        <w:keepNext/>
-        <w:keepLines/>
-      </w:pPr>
-      <w:r>
-        <w:t>CT-03 — Busca paralela e ordenação por milhas (Happy)</w:t>
-      </w:r>
-    </w:p>
-    <w:p>
-      <w:pPr>
-        <w:spacing w:before="0" w:after="120"/>
-      </w:pPr>
-      <w:r>
-        <w:rPr>
-          <w:rFonts w:ascii="Calibri" w:hAnsi="Calibri"/>
-          <w:b w:val="0"/>
-          <w:i w:val="0"/>
-          <w:sz w:val="22"/>
-        </w:rPr>
-        <w:t>```gherkin</w:t>
-      </w:r>
-    </w:p>
-    <w:p>
-      <w:pPr>
-        <w:spacing w:before="0" w:after="120"/>
-      </w:pPr>
-      <w:r>
-        <w:rPr>
-          <w:rFonts w:ascii="Calibri" w:hAnsi="Calibri"/>
-          <w:b w:val="0"/>
-          <w:i w:val="0"/>
-          <w:sz w:val="22"/>
-        </w:rPr>
-        <w:t>Funcionalidade: Busca agregada de passagens por milhas</w:t>
-      </w:r>
-    </w:p>
-    <w:p>
-      <w:pPr>
-        <w:spacing w:before="0" w:after="120"/>
-      </w:pPr>
-      <w:r>
-        <w:rPr>
-          <w:rFonts w:ascii="Calibri" w:hAnsi="Calibri"/>
-          <w:b w:val="0"/>
-          <w:i w:val="0"/>
-          <w:sz w:val="22"/>
-        </w:rPr>
-        <w:t>Cenário: Resultados das 3 companhias são agregados e ordenados por milhas</w:t>
-      </w:r>
-    </w:p>
-    <w:p>
-      <w:pPr>
-        <w:spacing w:before="0" w:after="120"/>
-      </w:pPr>
-      <w:r>
-        <w:rPr>
-          <w:rFonts w:ascii="Calibri" w:hAnsi="Calibri"/>
-          <w:b w:val="0"/>
-          <w:i w:val="0"/>
-          <w:sz w:val="22"/>
-        </w:rPr>
-        <w:t>Dada uma busca de GRU para GIG com 1 adulto</w:t>
-      </w:r>
-    </w:p>
-    <w:p>
-      <w:pPr>
-        <w:spacing w:before="0" w:after="120"/>
-      </w:pPr>
-      <w:r>
-        <w:rPr>
-          <w:rFonts w:ascii="Calibri" w:hAnsi="Calibri"/>
-          <w:b w:val="0"/>
-          <w:i w:val="0"/>
-          <w:sz w:val="22"/>
-        </w:rPr>
-        <w:t>E a Smiles retorna um voo de 15000 milhas</w:t>
-      </w:r>
-    </w:p>
-    <w:p>
-      <w:pPr>
-        <w:spacing w:before="0" w:after="120"/>
-      </w:pPr>
-      <w:r>
-        <w:rPr>
-          <w:rFonts w:ascii="Calibri" w:hAnsi="Calibri"/>
-          <w:b w:val="0"/>
-          <w:i w:val="0"/>
-          <w:sz w:val="22"/>
-        </w:rPr>
-        <w:t>E a Azul retorna um voo de 12000 milhas</w:t>
-      </w:r>
-    </w:p>
-    <w:p>
-      <w:pPr>
-        <w:spacing w:before="0" w:after="120"/>
-      </w:pPr>
-      <w:r>
-        <w:rPr>
-          <w:rFonts w:ascii="Calibri" w:hAnsi="Calibri"/>
-          <w:b w:val="0"/>
-          <w:i w:val="0"/>
-          <w:sz w:val="22"/>
-        </w:rPr>
-        <w:t>E a Latam não retorna voos</w:t>
-      </w:r>
-    </w:p>
-    <w:p>
-      <w:pPr>
-        <w:spacing w:before="0" w:after="120"/>
-      </w:pPr>
-      <w:r>
-        <w:rPr>
-          <w:rFonts w:ascii="Calibri" w:hAnsi="Calibri"/>
-          <w:b w:val="0"/>
-          <w:i w:val="0"/>
-          <w:sz w:val="22"/>
-        </w:rPr>
-        <w:t>Quando o serviço de busca agrega os resultados</w:t>
-      </w:r>
-    </w:p>
-    <w:p>
-      <w:pPr>
-        <w:spacing w:before="0" w:after="120"/>
-      </w:pPr>
-      <w:r>
-        <w:rPr>
-          <w:rFonts w:ascii="Calibri" w:hAnsi="Calibri"/>
-          <w:b w:val="0"/>
-          <w:i w:val="0"/>
-          <w:sz w:val="22"/>
-        </w:rPr>
-        <w:t>Então são retornados 2 resultados</w:t>
-      </w:r>
-    </w:p>
-    <w:p>
-      <w:pPr>
-        <w:spacing w:before="0" w:after="120"/>
-      </w:pPr>
-      <w:r>
-        <w:rPr>
-          <w:rFonts w:ascii="Calibri" w:hAnsi="Calibri"/>
-          <w:b w:val="0"/>
-          <w:i w:val="0"/>
-          <w:sz w:val="22"/>
-        </w:rPr>
-        <w:t>E o primeiro resultado é da Azul com 12000 milhas</w:t>
-      </w:r>
-    </w:p>
-    <w:p>
-      <w:pPr>
-        <w:spacing w:before="0" w:after="120"/>
-      </w:pPr>
-      <w:r>
-        <w:rPr>
-          <w:rFonts w:ascii="Courier New" w:hAnsi="Courier New"/>
-          <w:b w:val="0"/>
-          <w:i w:val="0"/>
-          <w:color w:val="333333"/>
-          <w:sz w:val="20"/>
-        </w:rPr>
-        <w:t>`</w:t>
-      </w:r>
-    </w:p>
-    <w:p>
-      <w:pPr>
-        <w:pStyle w:val="Heading2"/>
-        <w:keepNext/>
-        <w:keepLines/>
-      </w:pPr>
-      <w:r>
-        <w:t>CT-07 — Alerta WhatsApp sem duplicata (Happy)</w:t>
-      </w:r>
-    </w:p>
-    <w:p>
-      <w:pPr>
-        <w:spacing w:before="0" w:after="120"/>
-      </w:pPr>
-      <w:r>
-        <w:rPr>
-          <w:rFonts w:ascii="Calibri" w:hAnsi="Calibri"/>
-          <w:b w:val="0"/>
-          <w:i w:val="0"/>
-          <w:sz w:val="22"/>
-        </w:rPr>
-        <w:t>```gherkin</w:t>
-      </w:r>
-    </w:p>
-    <w:p>
-      <w:pPr>
-        <w:spacing w:before="0" w:after="120"/>
-      </w:pPr>
-      <w:r>
-        <w:rPr>
-          <w:rFonts w:ascii="Calibri" w:hAnsi="Calibri"/>
-          <w:b w:val="0"/>
-          <w:i w:val="0"/>
-          <w:sz w:val="22"/>
-        </w:rPr>
-        <w:t>Funcionalidade: Alerta agendado de preço por milhas</w:t>
-      </w:r>
-    </w:p>
-    <w:p>
-      <w:pPr>
-        <w:spacing w:before="0" w:after="120"/>
-      </w:pPr>
-      <w:r>
-        <w:rPr>
-          <w:rFonts w:ascii="Calibri" w:hAnsi="Calibri"/>
-          <w:b w:val="0"/>
-          <w:i w:val="0"/>
-          <w:sz w:val="22"/>
-        </w:rPr>
-        <w:t>Cenário: Não reenvia alerta já notificado</w:t>
-      </w:r>
-    </w:p>
-    <w:p>
-      <w:pPr>
-        <w:spacing w:before="0" w:after="120"/>
-      </w:pPr>
-      <w:r>
-        <w:rPr>
-          <w:rFonts w:ascii="Calibri" w:hAnsi="Calibri"/>
-          <w:b w:val="0"/>
-          <w:i w:val="0"/>
-          <w:sz w:val="22"/>
-        </w:rPr>
-        <w:t>Dada uma preferência de rota ativa GRU-&gt;GIG</w:t>
-      </w:r>
-    </w:p>
-    <w:p>
-      <w:pPr>
-        <w:spacing w:before="0" w:after="120"/>
-      </w:pPr>
-      <w:r>
-        <w:rPr>
-          <w:rFonts w:ascii="Calibri" w:hAnsi="Calibri"/>
-          <w:b w:val="0"/>
-          <w:i w:val="0"/>
-          <w:sz w:val="22"/>
-        </w:rPr>
-        <w:t>E já existe notificação registrada para o usuário com esse conteúdo</w:t>
-      </w:r>
-    </w:p>
-    <w:p>
-      <w:pPr>
-        <w:spacing w:before="0" w:after="120"/>
-      </w:pPr>
-      <w:r>
-        <w:rPr>
-          <w:rFonts w:ascii="Calibri" w:hAnsi="Calibri"/>
-          <w:b w:val="0"/>
-          <w:i w:val="0"/>
-          <w:sz w:val="22"/>
-        </w:rPr>
-        <w:t>Quando o serviço de alertas executa a verificação</w:t>
-      </w:r>
-    </w:p>
-    <w:p>
-      <w:pPr>
-        <w:spacing w:before="0" w:after="120"/>
-      </w:pPr>
-      <w:r>
-        <w:rPr>
-          <w:rFonts w:ascii="Calibri" w:hAnsi="Calibri"/>
-          <w:b w:val="0"/>
-          <w:i w:val="0"/>
-          <w:sz w:val="22"/>
-        </w:rPr>
-        <w:t>Então nenhuma mensagem de WhatsApp é enviada</w:t>
-      </w:r>
-    </w:p>
-    <w:p>
-      <w:pPr>
-        <w:spacing w:before="0" w:after="120"/>
-      </w:pPr>
-      <w:r>
-        <w:rPr>
-          <w:rFonts w:ascii="Calibri" w:hAnsi="Calibri"/>
-          <w:b w:val="0"/>
-          <w:i w:val="0"/>
-          <w:sz w:val="22"/>
-        </w:rPr>
-        <w:t>E nenhuma notificação é salva</w:t>
-      </w:r>
-    </w:p>
-    <w:p>
-      <w:pPr>
-        <w:spacing w:before="0" w:after="120"/>
-      </w:pPr>
-      <w:r>
-        <w:rPr>
-          <w:rFonts w:ascii="Calibri" w:hAnsi="Calibri"/>
-          <w:b w:val="0"/>
-          <w:i w:val="0"/>
-          <w:sz w:val="22"/>
-        </w:rPr>
-        <w:t>Cenário: Envia alerta quando há resultado novo</w:t>
-      </w:r>
-    </w:p>
-    <w:p>
-      <w:pPr>
-        <w:spacing w:before="0" w:after="120"/>
-      </w:pPr>
-      <w:r>
-        <w:rPr>
-          <w:rFonts w:ascii="Calibri" w:hAnsi="Calibri"/>
-          <w:b w:val="0"/>
-          <w:i w:val="0"/>
-          <w:sz w:val="22"/>
-        </w:rPr>
-        <w:t>Dada uma preferência de rota ativa BSB-&gt;GRU</w:t>
-      </w:r>
-    </w:p>
-    <w:p>
-      <w:pPr>
-        <w:spacing w:before="0" w:after="120"/>
-      </w:pPr>
-      <w:r>
-        <w:rPr>
-          <w:rFonts w:ascii="Calibri" w:hAnsi="Calibri"/>
-          <w:b w:val="0"/>
-          <w:i w:val="0"/>
-          <w:sz w:val="22"/>
-        </w:rPr>
-        <w:t>E não existe notificação prévia para o usuário</w:t>
-      </w:r>
-    </w:p>
-    <w:p>
-      <w:pPr>
-        <w:spacing w:before="0" w:after="120"/>
-      </w:pPr>
-      <w:r>
-        <w:rPr>
-          <w:rFonts w:ascii="Calibri" w:hAnsi="Calibri"/>
-          <w:b w:val="0"/>
-          <w:i w:val="0"/>
-          <w:sz w:val="22"/>
-        </w:rPr>
-        <w:t>Quando o serviço de alertas executa a verificação</w:t>
-      </w:r>
-    </w:p>
-    <w:p>
-      <w:pPr>
-        <w:spacing w:before="0" w:after="120"/>
-      </w:pPr>
-      <w:r>
-        <w:rPr>
-          <w:rFonts w:ascii="Calibri" w:hAnsi="Calibri"/>
-          <w:b w:val="0"/>
-          <w:i w:val="0"/>
-          <w:sz w:val="22"/>
-        </w:rPr>
-        <w:t>Então uma mensagem de WhatsApp é enviada para o telefone do usuário contendo "BSB-&gt;GRU"</w:t>
-      </w:r>
-    </w:p>
-    <w:p>
-      <w:pPr>
-        <w:spacing w:before="0" w:after="120"/>
-      </w:pPr>
-      <w:r>
-        <w:rPr>
-          <w:rFonts w:ascii="Calibri" w:hAnsi="Calibri"/>
-          <w:b w:val="0"/>
-          <w:i w:val="0"/>
-          <w:sz w:val="22"/>
-        </w:rPr>
-        <w:t>E a notificação é salva</w:t>
-      </w:r>
-    </w:p>
-    <w:p>
-      <w:pPr>
-        <w:spacing w:before="0" w:after="120"/>
-      </w:pPr>
-      <w:r>
-        <w:rPr>
-          <w:rFonts w:ascii="Courier New" w:hAnsi="Courier New"/>
-          <w:b w:val="0"/>
-          <w:i w:val="0"/>
-          <w:color w:val="333333"/>
-          <w:sz w:val="20"/>
-        </w:rPr>
-        <w:t>`</w:t>
-      </w:r>
-    </w:p>
-    <w:p>
-      <w:pPr>
-        <w:pStyle w:val="Heading2"/>
-        <w:keepNext/>
-        <w:keepLines/>
-      </w:pPr>
-      <w:r>
-        <w:t>CT-09 — Smiles com 6 dígitos (Happy)</w:t>
-      </w:r>
-    </w:p>
-    <w:p>
-      <w:pPr>
-        <w:spacing w:before="0" w:after="120"/>
-      </w:pPr>
-      <w:r>
-        <w:rPr>
-          <w:rFonts w:ascii="Calibri" w:hAnsi="Calibri"/>
-          <w:b w:val="0"/>
-          <w:i w:val="0"/>
-          <w:sz w:val="22"/>
-        </w:rPr>
-        <w:t>```gherkin</w:t>
-      </w:r>
-    </w:p>
-    <w:p>
-      <w:pPr>
-        <w:spacing w:before="0" w:after="120"/>
-      </w:pPr>
-      <w:r>
-        <w:rPr>
-          <w:rFonts w:ascii="Calibri" w:hAnsi="Calibri"/>
-          <w:b w:val="0"/>
-          <w:i w:val="0"/>
-          <w:sz w:val="22"/>
-        </w:rPr>
-        <w:t>Funcionalidade: Parser de resultados da Smiles</w:t>
-      </w:r>
-    </w:p>
-    <w:p>
-      <w:pPr>
-        <w:spacing w:before="0" w:after="120"/>
-      </w:pPr>
-      <w:r>
-        <w:rPr>
-          <w:rFonts w:ascii="Calibri" w:hAnsi="Calibri"/>
-          <w:b w:val="0"/>
-          <w:i w:val="0"/>
-          <w:sz w:val="22"/>
-        </w:rPr>
-        <w:t>Cenário: Extrai voos do HTML de resultados</w:t>
-      </w:r>
-    </w:p>
-    <w:p>
-      <w:pPr>
-        <w:spacing w:before="0" w:after="120"/>
-      </w:pPr>
-      <w:r>
-        <w:rPr>
-          <w:rFonts w:ascii="Calibri" w:hAnsi="Calibri"/>
-          <w:b w:val="0"/>
-          <w:i w:val="0"/>
-          <w:sz w:val="22"/>
-        </w:rPr>
-        <w:t>Dado um HTML com dois cards de voo</w:t>
-      </w:r>
-    </w:p>
-    <w:p>
-      <w:pPr>
-        <w:spacing w:before="0" w:after="120"/>
-      </w:pPr>
-      <w:r>
-        <w:rPr>
-          <w:rFonts w:ascii="Calibri" w:hAnsi="Calibri"/>
-          <w:b w:val="0"/>
-          <w:i w:val="0"/>
-          <w:sz w:val="22"/>
-        </w:rPr>
-        <w:t>Quando o SmilesParser processa o HTML para GRU-GIG</w:t>
-      </w:r>
-    </w:p>
-    <w:p>
-      <w:pPr>
-        <w:spacing w:before="0" w:after="120"/>
-      </w:pPr>
-      <w:r>
-        <w:rPr>
-          <w:rFonts w:ascii="Calibri" w:hAnsi="Calibri"/>
-          <w:b w:val="0"/>
-          <w:i w:val="0"/>
-          <w:sz w:val="22"/>
-        </w:rPr>
-        <w:t>Então são retornados 2 voos</w:t>
-      </w:r>
-    </w:p>
-    <w:p>
-      <w:pPr>
-        <w:spacing w:before="0" w:after="120"/>
-      </w:pPr>
-      <w:r>
-        <w:rPr>
-          <w:rFonts w:ascii="Calibri" w:hAnsi="Calibri"/>
-          <w:b w:val="0"/>
-          <w:i w:val="0"/>
-          <w:sz w:val="22"/>
-        </w:rPr>
-        <w:t>Cenário: Lê milhas com 6 dígitos</w:t>
-      </w:r>
-    </w:p>
-    <w:p>
-      <w:pPr>
-        <w:spacing w:before="0" w:after="120"/>
-      </w:pPr>
-      <w:r>
-        <w:rPr>
-          <w:rFonts w:ascii="Calibri" w:hAnsi="Calibri"/>
-          <w:b w:val="0"/>
-          <w:i w:val="0"/>
-          <w:sz w:val="22"/>
-        </w:rPr>
-        <w:t>Dado um HTML cujo segundo card exibe "120.000 milhas"</w:t>
-      </w:r>
-    </w:p>
-    <w:p>
-      <w:pPr>
-        <w:spacing w:before="0" w:after="120"/>
-      </w:pPr>
-      <w:r>
-        <w:rPr>
-          <w:rFonts w:ascii="Calibri" w:hAnsi="Calibri"/>
-          <w:b w:val="0"/>
-          <w:i w:val="0"/>
-          <w:sz w:val="22"/>
-        </w:rPr>
-        <w:t>Quando o SmilesParser processa o HTML</w:t>
-      </w:r>
-    </w:p>
-    <w:p>
-      <w:pPr>
-        <w:spacing w:before="0" w:after="120"/>
-      </w:pPr>
-      <w:r>
-        <w:rPr>
-          <w:rFonts w:ascii="Calibri" w:hAnsi="Calibri"/>
-          <w:b w:val="0"/>
-          <w:i w:val="0"/>
-          <w:sz w:val="22"/>
-        </w:rPr>
-        <w:t>Então o segundo voo tem miles_price igual a 120000</w:t>
-      </w:r>
-    </w:p>
-    <w:p>
-      <w:pPr>
-        <w:spacing w:before="0" w:after="120"/>
-      </w:pPr>
-      <w:r>
-        <w:rPr>
-          <w:rFonts w:ascii="Calibri" w:hAnsi="Calibri"/>
-          <w:b w:val="0"/>
-          <w:i w:val="0"/>
-          <w:sz w:val="22"/>
-        </w:rPr>
-        <w:t>Cenário: Lê o valor da taxa em reais</w:t>
-      </w:r>
-    </w:p>
-    <w:p>
-      <w:pPr>
-        <w:spacing w:before="0" w:after="120"/>
-      </w:pPr>
-      <w:r>
-        <w:rPr>
-          <w:rFonts w:ascii="Calibri" w:hAnsi="Calibri"/>
-          <w:b w:val="0"/>
-          <w:i w:val="0"/>
-          <w:sz w:val="22"/>
-        </w:rPr>
-        <w:t>Dado um HTML cujo primeiro card exibe "R$ 48,50"</w:t>
-      </w:r>
-    </w:p>
-    <w:p>
-      <w:pPr>
-        <w:spacing w:before="0" w:after="120"/>
-      </w:pPr>
-      <w:r>
-        <w:rPr>
-          <w:rFonts w:ascii="Calibri" w:hAnsi="Calibri"/>
-          <w:b w:val="0"/>
-          <w:i w:val="0"/>
-          <w:sz w:val="22"/>
-        </w:rPr>
-        <w:t>Quando o SmilesParser processa o HTML</w:t>
-      </w:r>
-    </w:p>
-    <w:p>
-      <w:pPr>
-        <w:spacing w:before="0" w:after="120"/>
-      </w:pPr>
-      <w:r>
-        <w:rPr>
-          <w:rFonts w:ascii="Calibri" w:hAnsi="Calibri"/>
-          <w:b w:val="0"/>
-          <w:i w:val="0"/>
-          <w:sz w:val="22"/>
-        </w:rPr>
-        <w:t>Então o primeiro voo tem tax_price igual a 48.50</w:t>
-      </w:r>
-    </w:p>
-    <w:p>
-      <w:pPr>
-        <w:spacing w:before="0" w:after="120"/>
-      </w:pPr>
-      <w:r>
-        <w:rPr>
-          <w:rFonts w:ascii="Calibri" w:hAnsi="Calibri"/>
-          <w:b w:val="0"/>
-          <w:i w:val="0"/>
-          <w:sz w:val="22"/>
-        </w:rPr>
-        <w:t>Cenário: HTML sem cards retorna lista vazia</w:t>
-      </w:r>
-    </w:p>
-    <w:p>
-      <w:pPr>
-        <w:spacing w:before="0" w:after="120"/>
-      </w:pPr>
-      <w:r>
-        <w:rPr>
-          <w:rFonts w:ascii="Calibri" w:hAnsi="Calibri"/>
-          <w:b w:val="0"/>
-          <w:i w:val="0"/>
-          <w:sz w:val="22"/>
-        </w:rPr>
-        <w:t>Dado um HTML sem cards de voo</w:t>
-      </w:r>
-    </w:p>
-    <w:p>
-      <w:pPr>
-        <w:spacing w:before="0" w:after="120"/>
-      </w:pPr>
-      <w:r>
-        <w:rPr>
-          <w:rFonts w:ascii="Calibri" w:hAnsi="Calibri"/>
-          <w:b w:val="0"/>
-          <w:i w:val="0"/>
-          <w:sz w:val="22"/>
-        </w:rPr>
-        <w:t>Quando o SmilesParser processa o HTML</w:t>
-      </w:r>
-    </w:p>
-    <w:p>
-      <w:pPr>
-        <w:spacing w:before="0" w:after="120"/>
-      </w:pPr>
-      <w:r>
-        <w:rPr>
-          <w:rFonts w:ascii="Calibri" w:hAnsi="Calibri"/>
-          <w:b w:val="0"/>
-          <w:i w:val="0"/>
-          <w:sz w:val="22"/>
-        </w:rPr>
-        <w:t>Então a lista de resultados é vazia</w:t>
-      </w:r>
-    </w:p>
-    <w:p>
-      <w:pPr>
-        <w:spacing w:before="0" w:after="120"/>
-      </w:pPr>
-      <w:r>
-        <w:rPr>
-          <w:rFonts w:ascii="Courier New" w:hAnsi="Courier New"/>
-          <w:b w:val="0"/>
-          <w:i w:val="0"/>
-          <w:color w:val="333333"/>
-          <w:sz w:val="20"/>
-        </w:rPr>
-        <w:t>`</w:t>
-      </w:r>
-    </w:p>
-    <w:p>
-      <w:pPr>
-        <w:pStyle w:val="Heading2"/>
-        <w:keepNext/>
-        <w:keepLines/>
-      </w:pPr>
-      <w:r>
-        <w:t>CT-11 — Filtros avançados maxMiles + cabinType (Happy)</w:t>
-      </w:r>
-    </w:p>
-    <w:p>
-      <w:pPr>
-        <w:spacing w:before="0" w:after="120"/>
-      </w:pPr>
-      <w:r>
-        <w:rPr>
-          <w:rFonts w:ascii="Calibri" w:hAnsi="Calibri"/>
-          <w:b w:val="0"/>
-          <w:i w:val="0"/>
-          <w:sz w:val="22"/>
-        </w:rPr>
-        <w:t>```gherkin</w:t>
-      </w:r>
-    </w:p>
-    <w:p>
-      <w:pPr>
-        <w:spacing w:before="0" w:after="120"/>
-      </w:pPr>
-      <w:r>
-        <w:rPr>
-          <w:rFonts w:ascii="Calibri" w:hAnsi="Calibri"/>
-          <w:b w:val="0"/>
-          <w:i w:val="0"/>
-          <w:sz w:val="22"/>
-        </w:rPr>
-        <w:t>Funcionalidade: Busca filtrada de passagens por milhas</w:t>
-      </w:r>
-    </w:p>
-    <w:p>
-      <w:pPr>
-        <w:spacing w:before="0" w:after="120"/>
-      </w:pPr>
-      <w:r>
-        <w:rPr>
-          <w:rFonts w:ascii="Calibri" w:hAnsi="Calibri"/>
-          <w:b w:val="0"/>
-          <w:i w:val="0"/>
-          <w:sz w:val="22"/>
-        </w:rPr>
-        <w:t>Cenário: Aplica filtro de milhas máximas e tipo de cabine</w:t>
-      </w:r>
-    </w:p>
-    <w:p>
-      <w:pPr>
-        <w:spacing w:before="0" w:after="120"/>
-      </w:pPr>
-      <w:r>
-        <w:rPr>
-          <w:rFonts w:ascii="Calibri" w:hAnsi="Calibri"/>
-          <w:b w:val="0"/>
-          <w:i w:val="0"/>
-          <w:sz w:val="22"/>
-        </w:rPr>
-        <w:t>Dada uma busca de GRU para GIG com 1 adulto</w:t>
-      </w:r>
-    </w:p>
-    <w:p>
-      <w:pPr>
-        <w:spacing w:before="0" w:after="120"/>
-      </w:pPr>
-      <w:r>
-        <w:rPr>
-          <w:rFonts w:ascii="Calibri" w:hAnsi="Calibri"/>
-          <w:b w:val="0"/>
-          <w:i w:val="0"/>
-          <w:sz w:val="22"/>
-        </w:rPr>
-        <w:t>E um SearchRequestV2 com maxMiles e cabinType definidos</w:t>
-      </w:r>
-    </w:p>
-    <w:p>
-      <w:pPr>
-        <w:spacing w:before="0" w:after="120"/>
-      </w:pPr>
-      <w:r>
-        <w:rPr>
-          <w:rFonts w:ascii="Calibri" w:hAnsi="Calibri"/>
-          <w:b w:val="0"/>
-          <w:i w:val="0"/>
-          <w:sz w:val="22"/>
-        </w:rPr>
-        <w:t>Quando o FilteredSearchService executa a busca filtrada</w:t>
-      </w:r>
-    </w:p>
-    <w:p>
-      <w:pPr>
-        <w:spacing w:before="0" w:after="120"/>
-      </w:pPr>
-      <w:r>
-        <w:rPr>
-          <w:rFonts w:ascii="Calibri" w:hAnsi="Calibri"/>
-          <w:b w:val="0"/>
-          <w:i w:val="0"/>
-          <w:sz w:val="22"/>
-        </w:rPr>
-        <w:t>Então apenas resultados dentro do limite de milhas são retornados</w:t>
-      </w:r>
-    </w:p>
-    <w:p>
-      <w:pPr>
-        <w:spacing w:before="0" w:after="120"/>
-      </w:pPr>
-      <w:r>
-        <w:rPr>
-          <w:rFonts w:ascii="Calibri" w:hAnsi="Calibri"/>
-          <w:b w:val="0"/>
-          <w:i w:val="0"/>
-          <w:sz w:val="22"/>
-        </w:rPr>
-        <w:t>E os resultados respeitam o tipo de cabine informado (CABIN_MAP)</w:t>
-      </w:r>
-    </w:p>
-    <w:p>
-      <w:pPr>
-        <w:spacing w:before="0" w:after="120"/>
-      </w:pPr>
-      <w:r>
-        <w:rPr>
-          <w:rFonts w:ascii="Courier New" w:hAnsi="Courier New"/>
-          <w:b w:val="0"/>
-          <w:i w:val="0"/>
-          <w:color w:val="333333"/>
-          <w:sz w:val="20"/>
-        </w:rPr>
-        <w:t>`</w:t>
-      </w:r>
-    </w:p>
-    <w:p>
-      <w:pPr>
-        <w:pStyle w:val="Heading2"/>
-        <w:keepNext/>
-        <w:keepLines/>
-      </w:pPr>
-      <w:r>
-        <w:t>CT-12 — Busca de aeroporto por ILIKE (Sad/Happy)</w:t>
-      </w:r>
-    </w:p>
-    <w:p>
-      <w:pPr>
-        <w:spacing w:before="0" w:after="120"/>
-      </w:pPr>
-      <w:r>
-        <w:rPr>
-          <w:rFonts w:ascii="Calibri" w:hAnsi="Calibri"/>
-          <w:b w:val="0"/>
-          <w:i w:val="0"/>
-          <w:sz w:val="22"/>
-        </w:rPr>
-        <w:t>```gherkin</w:t>
-      </w:r>
-    </w:p>
-    <w:p>
-      <w:pPr>
-        <w:spacing w:before="0" w:after="120"/>
-      </w:pPr>
-      <w:r>
-        <w:rPr>
-          <w:rFonts w:ascii="Calibri" w:hAnsi="Calibri"/>
-          <w:b w:val="0"/>
-          <w:i w:val="0"/>
-          <w:sz w:val="22"/>
-        </w:rPr>
-        <w:t>Funcionalidade: Busca de aeroportos por texto</w:t>
-      </w:r>
-    </w:p>
-    <w:p>
-      <w:pPr>
-        <w:spacing w:before="0" w:after="120"/>
-      </w:pPr>
-      <w:r>
-        <w:rPr>
-          <w:rFonts w:ascii="Calibri" w:hAnsi="Calibri"/>
-          <w:b w:val="0"/>
-          <w:i w:val="0"/>
-          <w:sz w:val="22"/>
-        </w:rPr>
-        <w:t>Cenário: Busca case-insensitive retorna aeroporto correspondente</w:t>
-      </w:r>
-    </w:p>
-    <w:p>
-      <w:pPr>
-        <w:spacing w:before="0" w:after="120"/>
-      </w:pPr>
-      <w:r>
-        <w:rPr>
-          <w:rFonts w:ascii="Calibri" w:hAnsi="Calibri"/>
-          <w:b w:val="0"/>
-          <w:i w:val="0"/>
-          <w:sz w:val="22"/>
-        </w:rPr>
-        <w:t>Dado o índice de busca de aeroportos populado</w:t>
-      </w:r>
-    </w:p>
-    <w:p>
-      <w:pPr>
-        <w:spacing w:before="0" w:after="120"/>
-      </w:pPr>
-      <w:r>
-        <w:rPr>
-          <w:rFonts w:ascii="Calibri" w:hAnsi="Calibri"/>
-          <w:b w:val="0"/>
-          <w:i w:val="0"/>
-          <w:sz w:val="22"/>
-        </w:rPr>
-        <w:t>Quando o cliente consulta GET /api/v1/airports?q=gru</w:t>
-      </w:r>
-    </w:p>
-    <w:p>
-      <w:pPr>
-        <w:spacing w:before="0" w:after="120"/>
-      </w:pPr>
-      <w:r>
-        <w:rPr>
-          <w:rFonts w:ascii="Calibri" w:hAnsi="Calibri"/>
-          <w:b w:val="0"/>
-          <w:i w:val="0"/>
-          <w:sz w:val="22"/>
-        </w:rPr>
-        <w:t>Então o AirportRepository retorna GRU Guarulhos</w:t>
-      </w:r>
-    </w:p>
-    <w:p>
-      <w:pPr>
-        <w:spacing w:before="0" w:after="120"/>
-      </w:pPr>
-      <w:r>
-        <w:rPr>
-          <w:rFonts w:ascii="Calibri" w:hAnsi="Calibri"/>
-          <w:b w:val="0"/>
-          <w:i w:val="0"/>
-          <w:sz w:val="22"/>
-        </w:rPr>
-        <w:t>E a busca é case-insensitive (ILIKE com unaccent)</w:t>
-      </w:r>
-    </w:p>
-    <w:p>
-      <w:pPr>
-        <w:spacing w:before="0" w:after="120"/>
-      </w:pPr>
-      <w:r>
-        <w:rPr>
-          <w:rFonts w:ascii="Courier New" w:hAnsi="Courier New"/>
-          <w:b w:val="0"/>
-          <w:i w:val="0"/>
-          <w:color w:val="333333"/>
-          <w:sz w:val="20"/>
-        </w:rPr>
-        <w:t>`</w:t>
-      </w:r>
-    </w:p>
-    <w:p>
-      <w:pPr>
-        <w:pStyle w:val="Heading2"/>
-        <w:keepNext/>
-        <w:keepLines/>
-      </w:pPr>
-      <w:r>
-        <w:t>CT-06 / CT-11 / CT-12 — Acesso autenticado (Sad)</w:t>
-      </w:r>
-    </w:p>
-    <w:p>
-      <w:pPr>
-        <w:spacing w:before="0" w:after="120"/>
-      </w:pPr>
-      <w:r>
-        <w:rPr>
-          <w:rFonts w:ascii="Calibri" w:hAnsi="Calibri"/>
-          <w:b w:val="0"/>
-          <w:i w:val="0"/>
-          <w:sz w:val="22"/>
-        </w:rPr>
-        <w:t>```gherkin</w:t>
-      </w:r>
-    </w:p>
-    <w:p>
-      <w:pPr>
-        <w:spacing w:before="0" w:after="120"/>
-      </w:pPr>
-      <w:r>
-        <w:rPr>
-          <w:rFonts w:ascii="Calibri" w:hAnsi="Calibri"/>
-          <w:b w:val="0"/>
-          <w:i w:val="0"/>
-          <w:sz w:val="22"/>
-        </w:rPr>
-        <w:t>Funcionalidade: Proteção de endpoints autenticados</w:t>
-      </w:r>
-    </w:p>
-    <w:p>
-      <w:pPr>
-        <w:spacing w:before="0" w:after="120"/>
-      </w:pPr>
-      <w:r>
-        <w:rPr>
-          <w:rFonts w:ascii="Calibri" w:hAnsi="Calibri"/>
-          <w:b w:val="0"/>
-          <w:i w:val="0"/>
-          <w:sz w:val="22"/>
-        </w:rPr>
-        <w:t>Cenário: Busca sem autenticação retorna 401</w:t>
-      </w:r>
-    </w:p>
-    <w:p>
-      <w:pPr>
-        <w:spacing w:before="0" w:after="120"/>
-      </w:pPr>
-      <w:r>
-        <w:rPr>
-          <w:rFonts w:ascii="Calibri" w:hAnsi="Calibri"/>
-          <w:b w:val="0"/>
-          <w:i w:val="0"/>
-          <w:sz w:val="22"/>
-        </w:rPr>
-        <w:t>Dado um cliente não autenticado</w:t>
-      </w:r>
-    </w:p>
-    <w:p>
-      <w:pPr>
-        <w:spacing w:before="0" w:after="120"/>
-      </w:pPr>
-      <w:r>
-        <w:rPr>
-          <w:rFonts w:ascii="Calibri" w:hAnsi="Calibri"/>
-          <w:b w:val="0"/>
-          <w:i w:val="0"/>
-          <w:sz w:val="22"/>
-        </w:rPr>
-        <w:t>Quando faz POST em /api/v1/search com origem, destino, data e adultos</w:t>
-      </w:r>
-    </w:p>
-    <w:p>
-      <w:pPr>
-        <w:spacing w:before="0" w:after="120"/>
-      </w:pPr>
-      <w:r>
-        <w:rPr>
-          <w:rFonts w:ascii="Calibri" w:hAnsi="Calibri"/>
-          <w:b w:val="0"/>
-          <w:i w:val="0"/>
-          <w:sz w:val="22"/>
-        </w:rPr>
-        <w:t>Então a resposta tem status 401</w:t>
-      </w:r>
-    </w:p>
-    <w:p>
-      <w:pPr>
-        <w:spacing w:before="0" w:after="120"/>
-      </w:pPr>
-      <w:r>
-        <w:rPr>
-          <w:rFonts w:ascii="Courier New" w:hAnsi="Courier New"/>
-          <w:b w:val="0"/>
-          <w:i w:val="0"/>
-          <w:color w:val="333333"/>
-          <w:sz w:val="20"/>
-        </w:rPr>
-        <w:t>`</w:t>
-      </w:r>
-    </w:p>
-    <w:p>
-      <w:pPr>
-        <w:pStyle w:val="Heading1"/>
-        <w:keepNext/>
-        <w:keepLines/>
-        <w:pBdr>
-          <w:bottom w:val="single" w:sz="4" w:space="2" w:color="D6E4F0"/>
-        </w:pBdr>
       </w:pPr>
       <w:r>
         <w:t>5. Resumo executivo dos resultados</w:t>
@@ -6278,49 +2585,25 @@
     </w:p>
     <w:tbl>
       <w:tblPr>
+        <w:tblStyle w:val="TableGrid"/>
         <w:tblW w:type="auto" w:w="0"/>
         <w:tblLook w:firstColumn="1" w:firstRow="1" w:lastColumn="0" w:lastRow="0" w:noHBand="0" w:noVBand="1" w:val="04A0"/>
-        <w:tblBorders>
-          <w:top w:val="single" w:sz="4" w:space="0" w:color="003366"/>
-          <w:left w:val="single" w:sz="4" w:space="0" w:color="003366"/>
-          <w:bottom w:val="single" w:sz="4" w:space="0" w:color="003366"/>
-          <w:right w:val="single" w:sz="4" w:space="0" w:color="003366"/>
-          <w:insideH w:val="single" w:sz="4" w:space="0" w:color="003366"/>
-          <w:insideV w:val="single" w:sz="4" w:space="0" w:color="003366"/>
-        </w:tblBorders>
       </w:tblPr>
       <w:tblGrid>
-        <w:gridCol w:w="2225"/>
-        <w:gridCol w:w="2225"/>
-        <w:gridCol w:w="2225"/>
-        <w:gridCol w:w="2225"/>
+        <w:gridCol w:w="2160"/>
+        <w:gridCol w:w="2160"/>
+        <w:gridCol w:w="2160"/>
+        <w:gridCol w:w="2160"/>
       </w:tblGrid>
       <w:tr>
-        <w:trPr>
-          <w:cantSplit w:val="1"/>
-        </w:trPr>
         <w:tc>
           <w:tcPr>
-            <w:tcW w:type="dxa" w:w="2225"/>
-            <w:tcMar>
-              <w:top w:w="60" w:type="dxa"/>
-              <w:bottom w:w="60" w:type="dxa"/>
-              <w:left w:w="100" w:type="dxa"/>
-              <w:right w:w="100" w:type="dxa"/>
-            </w:tcMar>
-            <w:shd w:val="clear" w:color="auto" w:fill="003366"/>
+            <w:tcW w:type="dxa" w:w="2160"/>
           </w:tcPr>
           <w:p>
-            <w:pPr>
-              <w:spacing w:before="40" w:after="40"/>
-            </w:pPr>
             <w:r>
               <w:rPr>
-                <w:rFonts w:ascii="Calibri" w:hAnsi="Calibri"/>
                 <w:b/>
-                <w:i w:val="0"/>
-                <w:color w:val="FFFFFF"/>
-                <w:sz w:val="20"/>
               </w:rPr>
               <w:t>Nível de teste</w:t>
             </w:r>
@@ -6328,26 +2611,12 @@
         </w:tc>
         <w:tc>
           <w:tcPr>
-            <w:tcW w:type="dxa" w:w="2225"/>
-            <w:tcMar>
-              <w:top w:w="60" w:type="dxa"/>
-              <w:bottom w:w="60" w:type="dxa"/>
-              <w:left w:w="100" w:type="dxa"/>
-              <w:right w:w="100" w:type="dxa"/>
-            </w:tcMar>
-            <w:shd w:val="clear" w:color="auto" w:fill="003366"/>
+            <w:tcW w:type="dxa" w:w="2160"/>
           </w:tcPr>
           <w:p>
-            <w:pPr>
-              <w:spacing w:before="40" w:after="40"/>
-            </w:pPr>
             <w:r>
               <w:rPr>
-                <w:rFonts w:ascii="Calibri" w:hAnsi="Calibri"/>
                 <w:b/>
-                <w:i w:val="0"/>
-                <w:color w:val="FFFFFF"/>
-                <w:sz w:val="20"/>
               </w:rPr>
               <w:t>Ferramenta</w:t>
             </w:r>
@@ -6355,26 +2624,12 @@
         </w:tc>
         <w:tc>
           <w:tcPr>
-            <w:tcW w:type="dxa" w:w="2225"/>
-            <w:tcMar>
-              <w:top w:w="60" w:type="dxa"/>
-              <w:bottom w:w="60" w:type="dxa"/>
-              <w:left w:w="100" w:type="dxa"/>
-              <w:right w:w="100" w:type="dxa"/>
-            </w:tcMar>
-            <w:shd w:val="clear" w:color="auto" w:fill="003366"/>
+            <w:tcW w:type="dxa" w:w="2160"/>
           </w:tcPr>
           <w:p>
-            <w:pPr>
-              <w:spacing w:before="40" w:after="40"/>
-            </w:pPr>
             <w:r>
               <w:rPr>
-                <w:rFonts w:ascii="Calibri" w:hAnsi="Calibri"/>
                 <w:b/>
-                <w:i w:val="0"/>
-                <w:color w:val="FFFFFF"/>
-                <w:sz w:val="20"/>
               </w:rPr>
               <w:t>Status</w:t>
             </w:r>
@@ -6382,26 +2637,12 @@
         </w:tc>
         <w:tc>
           <w:tcPr>
-            <w:tcW w:type="dxa" w:w="2225"/>
-            <w:tcMar>
-              <w:top w:w="60" w:type="dxa"/>
-              <w:bottom w:w="60" w:type="dxa"/>
-              <w:left w:w="100" w:type="dxa"/>
-              <w:right w:w="100" w:type="dxa"/>
-            </w:tcMar>
-            <w:shd w:val="clear" w:color="auto" w:fill="003366"/>
+            <w:tcW w:type="dxa" w:w="2160"/>
           </w:tcPr>
           <w:p>
-            <w:pPr>
-              <w:spacing w:before="40" w:after="40"/>
-            </w:pPr>
             <w:r>
               <w:rPr>
-                <w:rFonts w:ascii="Calibri" w:hAnsi="Calibri"/>
                 <w:b/>
-                <w:i w:val="0"/>
-                <w:color w:val="FFFFFF"/>
-                <w:sz w:val="20"/>
               </w:rPr>
               <w:t>Observação</w:t>
             </w:r>
@@ -6409,888 +2650,377 @@
         </w:tc>
       </w:tr>
       <w:tr>
-        <w:trPr>
-          <w:cantSplit w:val="1"/>
-        </w:trPr>
         <w:tc>
           <w:tcPr>
-            <w:tcW w:type="dxa" w:w="2225"/>
-            <w:tcMar>
-              <w:top w:w="60" w:type="dxa"/>
-              <w:bottom w:w="60" w:type="dxa"/>
-              <w:left w:w="100" w:type="dxa"/>
-              <w:right w:w="100" w:type="dxa"/>
-            </w:tcMar>
-            <w:shd w:val="clear" w:color="auto" w:fill="EBF5FB"/>
+            <w:tcW w:type="dxa" w:w="2160"/>
           </w:tcPr>
           <w:p>
-            <w:pPr>
-              <w:spacing w:before="40" w:after="40"/>
-            </w:pPr>
             <w:r>
-              <w:rPr>
-                <w:rFonts w:ascii="Calibri" w:hAnsi="Calibri"/>
-                <w:b w:val="0"/>
-                <w:i w:val="0"/>
-                <w:sz w:val="20"/>
-              </w:rPr>
               <w:t>Unitários — API</w:t>
             </w:r>
           </w:p>
         </w:tc>
         <w:tc>
           <w:tcPr>
-            <w:tcW w:type="dxa" w:w="2225"/>
-            <w:tcMar>
-              <w:top w:w="60" w:type="dxa"/>
-              <w:bottom w:w="60" w:type="dxa"/>
-              <w:left w:w="100" w:type="dxa"/>
-              <w:right w:w="100" w:type="dxa"/>
-            </w:tcMar>
-            <w:shd w:val="clear" w:color="auto" w:fill="EBF5FB"/>
+            <w:tcW w:type="dxa" w:w="2160"/>
           </w:tcPr>
           <w:p>
-            <w:pPr>
-              <w:spacing w:before="40" w:after="40"/>
-            </w:pPr>
             <w:r>
-              <w:rPr>
-                <w:rFonts w:ascii="Calibri" w:hAnsi="Calibri"/>
-                <w:b w:val="0"/>
-                <w:i w:val="0"/>
-                <w:sz w:val="20"/>
-              </w:rPr>
               <w:t>JUnit 5 + Mockito + AssertJ</w:t>
             </w:r>
           </w:p>
         </w:tc>
         <w:tc>
           <w:tcPr>
-            <w:tcW w:type="dxa" w:w="2225"/>
-            <w:tcMar>
-              <w:top w:w="60" w:type="dxa"/>
-              <w:bottom w:w="60" w:type="dxa"/>
-              <w:left w:w="100" w:type="dxa"/>
-              <w:right w:w="100" w:type="dxa"/>
-            </w:tcMar>
-            <w:shd w:val="clear" w:color="auto" w:fill="EBF5FB"/>
+            <w:tcW w:type="dxa" w:w="2160"/>
           </w:tcPr>
           <w:p>
-            <w:pPr>
-              <w:spacing w:before="40" w:after="40"/>
-            </w:pPr>
             <w:r>
-              <w:rPr>
-                <w:rFonts w:ascii="Calibri" w:hAnsi="Calibri"/>
-                <w:b w:val="0"/>
-                <w:i w:val="0"/>
-                <w:sz w:val="20"/>
-              </w:rPr>
               <w:t>Passando</w:t>
             </w:r>
           </w:p>
         </w:tc>
         <w:tc>
           <w:tcPr>
-            <w:tcW w:type="dxa" w:w="2225"/>
-            <w:tcMar>
-              <w:top w:w="60" w:type="dxa"/>
-              <w:bottom w:w="60" w:type="dxa"/>
-              <w:left w:w="100" w:type="dxa"/>
-              <w:right w:w="100" w:type="dxa"/>
-            </w:tcMar>
-            <w:shd w:val="clear" w:color="auto" w:fill="EBF5FB"/>
+            <w:tcW w:type="dxa" w:w="2160"/>
           </w:tcPr>
           <w:p>
-            <w:pPr>
-              <w:spacing w:before="40" w:after="40"/>
-            </w:pPr>
             <w:r>
-              <w:rPr>
-                <w:rFonts w:ascii="Calibri" w:hAnsi="Calibri"/>
-                <w:b w:val="0"/>
-                <w:i w:val="0"/>
-                <w:sz w:val="20"/>
-              </w:rPr>
               <w:t>AuthService, SearchService, FilteredSearchService, ScheduledAlertService</w:t>
             </w:r>
           </w:p>
         </w:tc>
       </w:tr>
       <w:tr>
-        <w:trPr>
-          <w:cantSplit w:val="1"/>
-        </w:trPr>
         <w:tc>
           <w:tcPr>
-            <w:tcW w:type="dxa" w:w="2225"/>
-            <w:tcMar>
-              <w:top w:w="60" w:type="dxa"/>
-              <w:bottom w:w="60" w:type="dxa"/>
-              <w:left w:w="100" w:type="dxa"/>
-              <w:right w:w="100" w:type="dxa"/>
-            </w:tcMar>
+            <w:tcW w:type="dxa" w:w="2160"/>
           </w:tcPr>
           <w:p>
-            <w:pPr>
-              <w:spacing w:before="40" w:after="40"/>
-            </w:pPr>
             <w:r>
-              <w:rPr>
-                <w:rFonts w:ascii="Calibri" w:hAnsi="Calibri"/>
-                <w:b w:val="0"/>
-                <w:i w:val="0"/>
-                <w:sz w:val="20"/>
-              </w:rPr>
               <w:t>Integração — API</w:t>
             </w:r>
           </w:p>
         </w:tc>
         <w:tc>
           <w:tcPr>
-            <w:tcW w:type="dxa" w:w="2225"/>
-            <w:tcMar>
-              <w:top w:w="60" w:type="dxa"/>
-              <w:bottom w:w="60" w:type="dxa"/>
-              <w:left w:w="100" w:type="dxa"/>
-              <w:right w:w="100" w:type="dxa"/>
-            </w:tcMar>
+            <w:tcW w:type="dxa" w:w="2160"/>
           </w:tcPr>
           <w:p>
-            <w:pPr>
-              <w:spacing w:before="40" w:after="40"/>
-            </w:pPr>
             <w:r>
-              <w:rPr>
-                <w:rFonts w:ascii="Calibri" w:hAnsi="Calibri"/>
-                <w:b w:val="0"/>
-                <w:i w:val="0"/>
-                <w:sz w:val="20"/>
-              </w:rPr>
               <w:t>Spring Boot Test + Testcontainers</w:t>
             </w:r>
           </w:p>
         </w:tc>
         <w:tc>
           <w:tcPr>
-            <w:tcW w:type="dxa" w:w="2225"/>
-            <w:tcMar>
-              <w:top w:w="60" w:type="dxa"/>
-              <w:bottom w:w="60" w:type="dxa"/>
-              <w:left w:w="100" w:type="dxa"/>
-              <w:right w:w="100" w:type="dxa"/>
-            </w:tcMar>
+            <w:tcW w:type="dxa" w:w="2160"/>
           </w:tcPr>
           <w:p>
-            <w:pPr>
-              <w:spacing w:before="40" w:after="40"/>
-            </w:pPr>
             <w:r>
-              <w:rPr>
-                <w:rFonts w:ascii="Calibri" w:hAnsi="Calibri"/>
-                <w:b w:val="0"/>
-                <w:i w:val="0"/>
-                <w:sz w:val="20"/>
-              </w:rPr>
               <w:t>Passando</w:t>
             </w:r>
           </w:p>
         </w:tc>
         <w:tc>
           <w:tcPr>
-            <w:tcW w:type="dxa" w:w="2225"/>
-            <w:tcMar>
-              <w:top w:w="60" w:type="dxa"/>
-              <w:bottom w:w="60" w:type="dxa"/>
-              <w:left w:w="100" w:type="dxa"/>
-              <w:right w:w="100" w:type="dxa"/>
-            </w:tcMar>
+            <w:tcW w:type="dxa" w:w="2160"/>
           </w:tcPr>
           <w:p>
-            <w:pPr>
-              <w:spacing w:before="40" w:after="40"/>
-            </w:pPr>
             <w:r>
-              <w:rPr>
-                <w:rFonts w:ascii="Calibri" w:hAnsi="Calibri"/>
-                <w:b w:val="0"/>
-                <w:i w:val="0"/>
-                <w:sz w:val="20"/>
-              </w:rPr>
               <w:t>AuthController, SearchController e AirportRepository (q=gru → GRU) via MockMvc</w:t>
             </w:r>
           </w:p>
         </w:tc>
       </w:tr>
       <w:tr>
-        <w:trPr>
-          <w:cantSplit w:val="1"/>
-        </w:trPr>
         <w:tc>
           <w:tcPr>
-            <w:tcW w:type="dxa" w:w="2225"/>
-            <w:tcMar>
-              <w:top w:w="60" w:type="dxa"/>
-              <w:bottom w:w="60" w:type="dxa"/>
-              <w:left w:w="100" w:type="dxa"/>
-              <w:right w:w="100" w:type="dxa"/>
-            </w:tcMar>
-            <w:shd w:val="clear" w:color="auto" w:fill="EBF5FB"/>
+            <w:tcW w:type="dxa" w:w="2160"/>
           </w:tcPr>
           <w:p>
-            <w:pPr>
-              <w:spacing w:before="40" w:after="40"/>
-            </w:pPr>
             <w:r>
-              <w:rPr>
-                <w:rFonts w:ascii="Calibri" w:hAnsi="Calibri"/>
-                <w:b w:val="0"/>
-                <w:i w:val="0"/>
-                <w:sz w:val="20"/>
-              </w:rPr>
               <w:t>Unitários — Web</w:t>
             </w:r>
           </w:p>
         </w:tc>
         <w:tc>
           <w:tcPr>
-            <w:tcW w:type="dxa" w:w="2225"/>
-            <w:tcMar>
-              <w:top w:w="60" w:type="dxa"/>
-              <w:bottom w:w="60" w:type="dxa"/>
-              <w:left w:w="100" w:type="dxa"/>
-              <w:right w:w="100" w:type="dxa"/>
-            </w:tcMar>
-            <w:shd w:val="clear" w:color="auto" w:fill="EBF5FB"/>
+            <w:tcW w:type="dxa" w:w="2160"/>
           </w:tcPr>
           <w:p>
-            <w:pPr>
-              <w:spacing w:before="40" w:after="40"/>
-            </w:pPr>
             <w:r>
-              <w:rPr>
-                <w:rFonts w:ascii="Calibri" w:hAnsi="Calibri"/>
-                <w:b w:val="0"/>
-                <w:i w:val="0"/>
-                <w:sz w:val="20"/>
-              </w:rPr>
               <w:t>Karma + Jasmine</w:t>
             </w:r>
           </w:p>
         </w:tc>
         <w:tc>
           <w:tcPr>
-            <w:tcW w:type="dxa" w:w="2225"/>
-            <w:tcMar>
-              <w:top w:w="60" w:type="dxa"/>
-              <w:bottom w:w="60" w:type="dxa"/>
-              <w:left w:w="100" w:type="dxa"/>
-              <w:right w:w="100" w:type="dxa"/>
-            </w:tcMar>
-            <w:shd w:val="clear" w:color="auto" w:fill="EBF5FB"/>
+            <w:tcW w:type="dxa" w:w="2160"/>
           </w:tcPr>
           <w:p>
-            <w:pPr>
-              <w:spacing w:before="40" w:after="40"/>
-            </w:pPr>
             <w:r>
-              <w:rPr>
-                <w:rFonts w:ascii="Calibri" w:hAnsi="Calibri"/>
-                <w:b w:val="0"/>
-                <w:i w:val="0"/>
-                <w:sz w:val="20"/>
-              </w:rPr>
               <w:t>Passando</w:t>
             </w:r>
           </w:p>
         </w:tc>
         <w:tc>
           <w:tcPr>
-            <w:tcW w:type="dxa" w:w="2225"/>
-            <w:tcMar>
-              <w:top w:w="60" w:type="dxa"/>
-              <w:bottom w:w="60" w:type="dxa"/>
-              <w:left w:w="100" w:type="dxa"/>
-              <w:right w:w="100" w:type="dxa"/>
-            </w:tcMar>
-            <w:shd w:val="clear" w:color="auto" w:fill="EBF5FB"/>
+            <w:tcW w:type="dxa" w:w="2160"/>
           </w:tcPr>
           <w:p>
-            <w:pPr>
-              <w:spacing w:before="40" w:after="40"/>
-            </w:pPr>
             <w:r>
-              <w:rPr>
-                <w:rFonts w:ascii="Calibri" w:hAnsi="Calibri"/>
-                <w:b w:val="0"/>
-                <w:i w:val="0"/>
-                <w:sz w:val="20"/>
-              </w:rPr>
               <w:t>AuthService, jwtInterceptor, ThemeService, shared</w:t>
             </w:r>
           </w:p>
         </w:tc>
       </w:tr>
       <w:tr>
-        <w:trPr>
-          <w:cantSplit w:val="1"/>
-        </w:trPr>
         <w:tc>
           <w:tcPr>
-            <w:tcW w:type="dxa" w:w="2225"/>
-            <w:tcMar>
-              <w:top w:w="60" w:type="dxa"/>
-              <w:bottom w:w="60" w:type="dxa"/>
-              <w:left w:w="100" w:type="dxa"/>
-              <w:right w:w="100" w:type="dxa"/>
-            </w:tcMar>
+            <w:tcW w:type="dxa" w:w="2160"/>
           </w:tcPr>
           <w:p>
-            <w:pPr>
-              <w:spacing w:before="40" w:after="40"/>
-            </w:pPr>
             <w:r>
-              <w:rPr>
-                <w:rFonts w:ascii="Calibri" w:hAnsi="Calibri"/>
-                <w:b w:val="0"/>
-                <w:i w:val="0"/>
-                <w:sz w:val="20"/>
-              </w:rPr>
               <w:t>Unitários — Crawler</w:t>
             </w:r>
           </w:p>
         </w:tc>
         <w:tc>
           <w:tcPr>
-            <w:tcW w:type="dxa" w:w="2225"/>
-            <w:tcMar>
-              <w:top w:w="60" w:type="dxa"/>
-              <w:bottom w:w="60" w:type="dxa"/>
-              <w:left w:w="100" w:type="dxa"/>
-              <w:right w:w="100" w:type="dxa"/>
-            </w:tcMar>
+            <w:tcW w:type="dxa" w:w="2160"/>
           </w:tcPr>
           <w:p>
-            <w:pPr>
-              <w:spacing w:before="40" w:after="40"/>
-            </w:pPr>
             <w:r>
-              <w:rPr>
-                <w:rFonts w:ascii="Calibri" w:hAnsi="Calibri"/>
-                <w:b w:val="0"/>
-                <w:i w:val="0"/>
-                <w:sz w:val="20"/>
-              </w:rPr>
               <w:t>pytest</w:t>
             </w:r>
           </w:p>
         </w:tc>
         <w:tc>
           <w:tcPr>
-            <w:tcW w:type="dxa" w:w="2225"/>
-            <w:tcMar>
-              <w:top w:w="60" w:type="dxa"/>
-              <w:bottom w:w="60" w:type="dxa"/>
-              <w:left w:w="100" w:type="dxa"/>
-              <w:right w:w="100" w:type="dxa"/>
-            </w:tcMar>
+            <w:tcW w:type="dxa" w:w="2160"/>
           </w:tcPr>
           <w:p>
-            <w:pPr>
-              <w:spacing w:before="40" w:after="40"/>
-            </w:pPr>
             <w:r>
-              <w:rPr>
-                <w:rFonts w:ascii="Calibri" w:hAnsi="Calibri"/>
-                <w:b w:val="0"/>
-                <w:i w:val="0"/>
-                <w:sz w:val="20"/>
-              </w:rPr>
               <w:t>Passando</w:t>
             </w:r>
           </w:p>
         </w:tc>
         <w:tc>
           <w:tcPr>
-            <w:tcW w:type="dxa" w:w="2225"/>
-            <w:tcMar>
-              <w:top w:w="60" w:type="dxa"/>
-              <w:bottom w:w="60" w:type="dxa"/>
-              <w:left w:w="100" w:type="dxa"/>
-              <w:right w:w="100" w:type="dxa"/>
-            </w:tcMar>
+            <w:tcW w:type="dxa" w:w="2160"/>
           </w:tcPr>
           <w:p>
-            <w:pPr>
-              <w:spacing w:before="40" w:after="40"/>
-            </w:pPr>
             <w:r>
-              <w:rPr>
-                <w:rFonts w:ascii="Calibri" w:hAnsi="Calibri"/>
-                <w:b w:val="0"/>
-                <w:i w:val="0"/>
-                <w:sz w:val="20"/>
-              </w:rPr>
               <w:t>SmilesParser, parsers Azul/Latam, endpoints FastAPI</w:t>
             </w:r>
           </w:p>
         </w:tc>
       </w:tr>
       <w:tr>
-        <w:trPr>
-          <w:cantSplit w:val="1"/>
-        </w:trPr>
         <w:tc>
           <w:tcPr>
-            <w:tcW w:type="dxa" w:w="2225"/>
-            <w:tcMar>
-              <w:top w:w="60" w:type="dxa"/>
-              <w:bottom w:w="60" w:type="dxa"/>
-              <w:left w:w="100" w:type="dxa"/>
-              <w:right w:w="100" w:type="dxa"/>
-            </w:tcMar>
-            <w:shd w:val="clear" w:color="auto" w:fill="EBF5FB"/>
+            <w:tcW w:type="dxa" w:w="2160"/>
           </w:tcPr>
           <w:p>
-            <w:pPr>
-              <w:spacing w:before="40" w:after="40"/>
-            </w:pPr>
             <w:r>
-              <w:rPr>
-                <w:rFonts w:ascii="Calibri" w:hAnsi="Calibri"/>
-                <w:b w:val="0"/>
-                <w:i w:val="0"/>
-                <w:sz w:val="20"/>
-              </w:rPr>
               <w:t>Gate de cobertura</w:t>
             </w:r>
           </w:p>
         </w:tc>
         <w:tc>
           <w:tcPr>
-            <w:tcW w:type="dxa" w:w="2225"/>
-            <w:tcMar>
-              <w:top w:w="60" w:type="dxa"/>
-              <w:bottom w:w="60" w:type="dxa"/>
-              <w:left w:w="100" w:type="dxa"/>
-              <w:right w:w="100" w:type="dxa"/>
-            </w:tcMar>
-            <w:shd w:val="clear" w:color="auto" w:fill="EBF5FB"/>
+            <w:tcW w:type="dxa" w:w="2160"/>
           </w:tcPr>
           <w:p>
-            <w:pPr>
-              <w:spacing w:before="40" w:after="40"/>
-            </w:pPr>
             <w:r>
-              <w:rPr>
-                <w:rFonts w:ascii="Calibri" w:hAnsi="Calibri"/>
-                <w:b w:val="0"/>
-                <w:i w:val="0"/>
-                <w:sz w:val="20"/>
-              </w:rPr>
               <w:t>Pipeline CI (JaCoCo 80%)</w:t>
             </w:r>
           </w:p>
         </w:tc>
         <w:tc>
           <w:tcPr>
-            <w:tcW w:type="dxa" w:w="2225"/>
-            <w:tcMar>
-              <w:top w:w="60" w:type="dxa"/>
-              <w:bottom w:w="60" w:type="dxa"/>
-              <w:left w:w="100" w:type="dxa"/>
-              <w:right w:w="100" w:type="dxa"/>
-            </w:tcMar>
-            <w:shd w:val="clear" w:color="auto" w:fill="EBF5FB"/>
+            <w:tcW w:type="dxa" w:w="2160"/>
           </w:tcPr>
           <w:p>
-            <w:pPr>
-              <w:spacing w:before="40" w:after="40"/>
-            </w:pPr>
             <w:r>
-              <w:rPr>
-                <w:rFonts w:ascii="Calibri" w:hAnsi="Calibri"/>
-                <w:b w:val="0"/>
-                <w:i w:val="0"/>
-                <w:sz w:val="20"/>
-              </w:rPr>
               <w:t>Aprovado</w:t>
             </w:r>
           </w:p>
         </w:tc>
         <w:tc>
           <w:tcPr>
-            <w:tcW w:type="dxa" w:w="2225"/>
-            <w:tcMar>
-              <w:top w:w="60" w:type="dxa"/>
-              <w:bottom w:w="60" w:type="dxa"/>
-              <w:left w:w="100" w:type="dxa"/>
-              <w:right w:w="100" w:type="dxa"/>
-            </w:tcMar>
-            <w:shd w:val="clear" w:color="auto" w:fill="EBF5FB"/>
+            <w:tcW w:type="dxa" w:w="2160"/>
           </w:tcPr>
           <w:p>
-            <w:pPr>
-              <w:spacing w:before="40" w:after="40"/>
-            </w:pPr>
             <w:r>
-              <w:rPr>
-                <w:rFonts w:ascii="Calibri" w:hAnsi="Calibri"/>
-                <w:b w:val="0"/>
-                <w:i w:val="0"/>
-                <w:sz w:val="20"/>
-              </w:rPr>
               <w:t>Ativo desde a S4; CT-10 aprovado</w:t>
             </w:r>
           </w:p>
         </w:tc>
       </w:tr>
       <w:tr>
-        <w:trPr>
-          <w:cantSplit w:val="1"/>
-        </w:trPr>
         <w:tc>
           <w:tcPr>
-            <w:tcW w:type="dxa" w:w="2225"/>
-            <w:tcMar>
-              <w:top w:w="60" w:type="dxa"/>
-              <w:bottom w:w="60" w:type="dxa"/>
-              <w:left w:w="100" w:type="dxa"/>
-              <w:right w:w="100" w:type="dxa"/>
-            </w:tcMar>
+            <w:tcW w:type="dxa" w:w="2160"/>
           </w:tcPr>
           <w:p>
-            <w:pPr>
-              <w:spacing w:before="40" w:after="40"/>
-            </w:pPr>
             <w:r>
-              <w:rPr>
-                <w:rFonts w:ascii="Calibri" w:hAnsi="Calibri"/>
-                <w:b w:val="0"/>
-                <w:i w:val="0"/>
-                <w:sz w:val="20"/>
-              </w:rPr>
               <w:t>Aceitação manual — QA</w:t>
             </w:r>
           </w:p>
         </w:tc>
         <w:tc>
           <w:tcPr>
-            <w:tcW w:type="dxa" w:w="2225"/>
-            <w:tcMar>
-              <w:top w:w="60" w:type="dxa"/>
-              <w:bottom w:w="60" w:type="dxa"/>
-              <w:left w:w="100" w:type="dxa"/>
-              <w:right w:w="100" w:type="dxa"/>
-            </w:tcMar>
+            <w:tcW w:type="dxa" w:w="2160"/>
           </w:tcPr>
           <w:p>
-            <w:pPr>
-              <w:spacing w:before="40" w:after="40"/>
-            </w:pPr>
             <w:r>
-              <w:rPr>
-                <w:rFonts w:ascii="Calibri" w:hAnsi="Calibri"/>
-                <w:b w:val="0"/>
-                <w:i w:val="0"/>
-                <w:sz w:val="20"/>
-              </w:rPr>
               <w:t>Execução manual (sem ferramenta de gestão de testes)</w:t>
             </w:r>
           </w:p>
         </w:tc>
         <w:tc>
           <w:tcPr>
-            <w:tcW w:type="dxa" w:w="2225"/>
-            <w:tcMar>
-              <w:top w:w="60" w:type="dxa"/>
-              <w:bottom w:w="60" w:type="dxa"/>
-              <w:left w:w="100" w:type="dxa"/>
-              <w:right w:w="100" w:type="dxa"/>
-            </w:tcMar>
+            <w:tcW w:type="dxa" w:w="2160"/>
           </w:tcPr>
           <w:p>
-            <w:pPr>
-              <w:spacing w:before="40" w:after="40"/>
-            </w:pPr>
             <w:r>
-              <w:rPr>
-                <w:rFonts w:ascii="Calibri" w:hAnsi="Calibri"/>
-                <w:b w:val="0"/>
-                <w:i w:val="0"/>
-                <w:sz w:val="20"/>
-              </w:rPr>
               <w:t>Aprovado</w:t>
             </w:r>
           </w:p>
         </w:tc>
         <w:tc>
           <w:tcPr>
-            <w:tcW w:type="dxa" w:w="2225"/>
-            <w:tcMar>
-              <w:top w:w="60" w:type="dxa"/>
-              <w:bottom w:w="60" w:type="dxa"/>
-              <w:left w:w="100" w:type="dxa"/>
-              <w:right w:w="100" w:type="dxa"/>
-            </w:tcMar>
+            <w:tcW w:type="dxa" w:w="2160"/>
           </w:tcPr>
           <w:p>
-            <w:pPr>
-              <w:spacing w:before="40" w:after="40"/>
-            </w:pPr>
             <w:r>
-              <w:rPr>
-                <w:rFonts w:ascii="Calibri" w:hAnsi="Calibri"/>
-                <w:b w:val="0"/>
-                <w:i w:val="0"/>
-                <w:sz w:val="20"/>
-              </w:rPr>
               <w:t>Validação da QA Jonathan Alves na release v0.9.0; evidências geradas à mão</w:t>
             </w:r>
           </w:p>
         </w:tc>
       </w:tr>
     </w:tbl>
+    <w:p/>
     <w:p>
-      <w:pPr>
-        <w:spacing w:before="0" w:after="160"/>
-      </w:pPr>
-    </w:p>
-    <w:p>
-      <w:pPr>
-        <w:spacing w:before="0" w:after="120"/>
-      </w:pPr>
       <w:r>
-        <w:rPr>
-          <w:rFonts w:ascii="Calibri" w:hAnsi="Calibri"/>
-          <w:b w:val="0"/>
-          <w:i w:val="0"/>
-          <w:sz w:val="22"/>
-        </w:rPr>
         <w:t xml:space="preserve">Os builds de CI recentes da S9 (#52–#60), dentro da série de CI do projeto (#41–#60), concluíram com sucesso, sustentando o gate de cobertura da API e a execução dos testes nos três repositórios. Os testes integrados de </w:t>
       </w:r>
       <w:r>
         <w:rPr>
-          <w:rFonts w:ascii="Courier New" w:hAnsi="Courier New"/>
-          <w:b w:val="0"/>
-          <w:i w:val="0"/>
-          <w:color w:val="333333"/>
-          <w:sz w:val="20"/>
+          <w:rFonts w:ascii="Consolas" w:hAnsi="Consolas"/>
         </w:rPr>
         <w:t>FilteredSearchService</w:t>
       </w:r>
       <w:r>
-        <w:rPr>
-          <w:rFonts w:ascii="Calibri" w:hAnsi="Calibri"/>
-          <w:b w:val="0"/>
-          <w:i w:val="0"/>
-          <w:sz w:val="22"/>
-        </w:rPr>
         <w:t xml:space="preserve"> (CT-11) e de integração do </w:t>
       </w:r>
       <w:r>
         <w:rPr>
-          <w:rFonts w:ascii="Courier New" w:hAnsi="Courier New"/>
-          <w:b w:val="0"/>
-          <w:i w:val="0"/>
-          <w:color w:val="333333"/>
-          <w:sz w:val="20"/>
+          <w:rFonts w:ascii="Consolas" w:hAnsi="Consolas"/>
         </w:rPr>
         <w:t>AirportRepository</w:t>
       </w:r>
       <w:r>
-        <w:rPr>
-          <w:rFonts w:ascii="Calibri" w:hAnsi="Calibri"/>
-          <w:b w:val="0"/>
-          <w:i w:val="0"/>
-          <w:sz w:val="22"/>
-        </w:rPr>
         <w:t xml:space="preserve"> (CT-12) foram integrados em </w:t>
       </w:r>
       <w:r>
         <w:rPr>
-          <w:rFonts w:ascii="Courier New" w:hAnsi="Courier New"/>
-          <w:b w:val="0"/>
-          <w:i w:val="0"/>
-          <w:color w:val="333333"/>
-          <w:sz w:val="20"/>
+          <w:rFonts w:ascii="Consolas" w:hAnsi="Consolas"/>
         </w:rPr>
         <w:t>develop</w:t>
       </w:r>
       <w:r>
-        <w:rPr>
-          <w:rFonts w:ascii="Calibri" w:hAnsi="Calibri"/>
-          <w:b w:val="0"/>
-          <w:i w:val="0"/>
-          <w:sz w:val="22"/>
-        </w:rPr>
         <w:t xml:space="preserve"> na Sprint 9 e promovidos para </w:t>
       </w:r>
       <w:r>
         <w:rPr>
-          <w:rFonts w:ascii="Courier New" w:hAnsi="Courier New"/>
-          <w:b w:val="0"/>
-          <w:i w:val="0"/>
-          <w:color w:val="333333"/>
-          <w:sz w:val="20"/>
+          <w:rFonts w:ascii="Consolas" w:hAnsi="Consolas"/>
         </w:rPr>
         <w:t>main</w:t>
       </w:r>
       <w:r>
-        <w:rPr>
-          <w:rFonts w:ascii="Calibri" w:hAnsi="Calibri"/>
-          <w:b w:val="0"/>
-          <w:i w:val="0"/>
-          <w:sz w:val="22"/>
-        </w:rPr>
         <w:t xml:space="preserve"> na release v0.9.0 com builds verdes, e validados manualmente pela QA Jonathan Alves.</w:t>
       </w:r>
     </w:p>
     <w:p>
       <w:r>
-        <w:t>[Imagem não encontrada: evidencias/IMG-CI-02_builds-52-60.png]</w:t>
+        <w:t>![IMG-CI-02 — Resultado dos builds #52–#60 no pipeline de CI](evidencias/IMG-CI-02_builds-52-60.png)</w:t>
       </w:r>
     </w:p>
     <w:p>
       <w:pPr>
-        <w:pStyle w:val="Heading1"/>
-        <w:keepNext/>
-        <w:keepLines/>
-        <w:pBdr>
-          <w:bottom w:val="single" w:sz="4" w:space="2" w:color="D6E4F0"/>
-        </w:pBdr>
+        <w:pStyle w:val="Heading2"/>
       </w:pPr>
       <w:r>
         <w:t>6. Defeitos do projeto</w:t>
       </w:r>
     </w:p>
     <w:p>
-      <w:pPr>
-        <w:spacing w:before="0" w:after="120"/>
-      </w:pPr>
       <w:r>
-        <w:rPr>
-          <w:rFonts w:ascii="Calibri" w:hAnsi="Calibri"/>
-          <w:b w:val="0"/>
-          <w:i w:val="0"/>
-          <w:sz w:val="22"/>
-        </w:rPr>
         <w:t>Os defeitos (type Bug, Jira board 614) registrados ao longo do projeto são: MF-17, MF-18, MF-28, MF-36, MF-37, MF-38, MF-46, MF-47, MF-56, MF-58 e MF-59. Destaques de V&amp;V:</w:t>
       </w:r>
     </w:p>
     <w:p>
       <w:pPr>
         <w:pStyle w:val="ListBullet"/>
-        <w:spacing w:before="20" w:after="40"/>
       </w:pPr>
       <w:r>
         <w:rPr>
-          <w:rFonts w:ascii="Calibri" w:hAnsi="Calibri"/>
           <w:b/>
-          <w:i w:val="0"/>
-          <w:sz w:val="22"/>
         </w:rPr>
         <w:t>MF-58</w:t>
       </w:r>
       <w:r>
-        <w:rPr>
-          <w:rFonts w:ascii="Calibri" w:hAnsi="Calibri"/>
-          <w:b w:val="0"/>
-          <w:i w:val="0"/>
-          <w:sz w:val="22"/>
-        </w:rPr>
         <w:t xml:space="preserve"> (Smiles — milhas com 6 dígitos): corrigido na S8; coberto por CT-09 e pelo teste </w:t>
       </w:r>
       <w:r>
         <w:rPr>
-          <w:rFonts w:ascii="Courier New" w:hAnsi="Courier New"/>
-          <w:b w:val="0"/>
-          <w:i w:val="0"/>
-          <w:color w:val="333333"/>
-          <w:sz w:val="20"/>
+          <w:rFonts w:ascii="Consolas" w:hAnsi="Consolas"/>
         </w:rPr>
         <w:t>test_parse_miles_6_digits</w:t>
       </w:r>
       <w:r>
-        <w:rPr>
-          <w:rFonts w:ascii="Calibri" w:hAnsi="Calibri"/>
-          <w:b w:val="0"/>
-          <w:i w:val="0"/>
-          <w:sz w:val="22"/>
-        </w:rPr>
         <w:t>.</w:t>
       </w:r>
     </w:p>
     <w:p>
       <w:pPr>
         <w:pStyle w:val="ListBullet"/>
-        <w:spacing w:before="20" w:after="40"/>
       </w:pPr>
       <w:r>
         <w:rPr>
-          <w:rFonts w:ascii="Calibri" w:hAnsi="Calibri"/>
           <w:b/>
-          <w:i w:val="0"/>
-          <w:sz w:val="22"/>
         </w:rPr>
         <w:t>MF-59</w:t>
       </w:r>
       <w:r>
-        <w:rPr>
-          <w:rFonts w:ascii="Calibri" w:hAnsi="Calibri"/>
-          <w:b w:val="0"/>
-          <w:i w:val="0"/>
-          <w:sz w:val="22"/>
-        </w:rPr>
         <w:t xml:space="preserve"> (regressão do LatamParser após redesign de companhia): risco R-01 materializado na S8, corrigido e coberto por teste de regressão (CT-08).</w:t>
       </w:r>
     </w:p>
     <w:p>
       <w:pPr>
         <w:pStyle w:val="ListBullet"/>
-        <w:spacing w:before="20" w:after="40"/>
       </w:pPr>
       <w:r>
         <w:rPr>
-          <w:rFonts w:ascii="Calibri" w:hAnsi="Calibri"/>
           <w:b/>
-          <w:i w:val="0"/>
-          <w:sz w:val="22"/>
         </w:rPr>
         <w:t>MF-38</w:t>
       </w:r>
       <w:r>
-        <w:rPr>
-          <w:rFonts w:ascii="Calibri" w:hAnsi="Calibri"/>
-          <w:b w:val="0"/>
-          <w:i w:val="0"/>
-          <w:sz w:val="22"/>
-        </w:rPr>
         <w:t xml:space="preserve"> (UX de histórico/refresh de token): vinculado ao histórico paginado (CT-04).</w:t>
       </w:r>
     </w:p>
     <w:p>
-      <w:pPr>
-        <w:spacing w:before="0" w:after="120"/>
-      </w:pPr>
       <w:r>
-        <w:rPr>
-          <w:rFonts w:ascii="Calibri" w:hAnsi="Calibri"/>
-          <w:b w:val="0"/>
-          <w:i w:val="0"/>
-          <w:sz w:val="22"/>
-        </w:rPr>
         <w:t>Não há defeitos críticos em aberto. A não conformidade NC-001 (cobertura &lt; 80% na S2) foi encerrada na S5 com JaCoCo 82%.</w:t>
       </w:r>
     </w:p>
     <w:p>
       <w:pPr>
-        <w:pStyle w:val="Heading1"/>
-        <w:keepNext/>
-        <w:keepLines/>
-        <w:pBdr>
-          <w:bottom w:val="single" w:sz="4" w:space="2" w:color="D6E4F0"/>
-        </w:pBdr>
+        <w:pStyle w:val="Heading2"/>
       </w:pPr>
       <w:r>
         <w:t>Evidências referenciadas</w:t>
@@ -7298,48 +3028,24 @@
     </w:p>
     <w:tbl>
       <w:tblPr>
+        <w:tblStyle w:val="TableGrid"/>
         <w:tblW w:type="auto" w:w="0"/>
         <w:tblLook w:firstColumn="1" w:firstRow="1" w:lastColumn="0" w:lastRow="0" w:noHBand="0" w:noVBand="1" w:val="04A0"/>
-        <w:tblBorders>
-          <w:top w:val="single" w:sz="4" w:space="0" w:color="003366"/>
-          <w:left w:val="single" w:sz="4" w:space="0" w:color="003366"/>
-          <w:bottom w:val="single" w:sz="4" w:space="0" w:color="003366"/>
-          <w:right w:val="single" w:sz="4" w:space="0" w:color="003366"/>
-          <w:insideH w:val="single" w:sz="4" w:space="0" w:color="003366"/>
-          <w:insideV w:val="single" w:sz="4" w:space="0" w:color="003366"/>
-        </w:tblBorders>
       </w:tblPr>
       <w:tblGrid>
-        <w:gridCol w:w="2967"/>
-        <w:gridCol w:w="2967"/>
-        <w:gridCol w:w="2967"/>
+        <w:gridCol w:w="2880"/>
+        <w:gridCol w:w="2880"/>
+        <w:gridCol w:w="2880"/>
       </w:tblGrid>
       <w:tr>
-        <w:trPr>
-          <w:cantSplit w:val="1"/>
-        </w:trPr>
         <w:tc>
           <w:tcPr>
-            <w:tcW w:type="dxa" w:w="2967"/>
-            <w:tcMar>
-              <w:top w:w="60" w:type="dxa"/>
-              <w:bottom w:w="60" w:type="dxa"/>
-              <w:left w:w="100" w:type="dxa"/>
-              <w:right w:w="100" w:type="dxa"/>
-            </w:tcMar>
-            <w:shd w:val="clear" w:color="auto" w:fill="003366"/>
+            <w:tcW w:type="dxa" w:w="2880"/>
           </w:tcPr>
           <w:p>
-            <w:pPr>
-              <w:spacing w:before="40" w:after="40"/>
-            </w:pPr>
             <w:r>
               <w:rPr>
-                <w:rFonts w:ascii="Calibri" w:hAnsi="Calibri"/>
                 <w:b/>
-                <w:i w:val="0"/>
-                <w:color w:val="FFFFFF"/>
-                <w:sz w:val="20"/>
               </w:rPr>
               <w:t>Código</w:t>
             </w:r>
@@ -7347,26 +3053,12 @@
         </w:tc>
         <w:tc>
           <w:tcPr>
-            <w:tcW w:type="dxa" w:w="2967"/>
-            <w:tcMar>
-              <w:top w:w="60" w:type="dxa"/>
-              <w:bottom w:w="60" w:type="dxa"/>
-              <w:left w:w="100" w:type="dxa"/>
-              <w:right w:w="100" w:type="dxa"/>
-            </w:tcMar>
-            <w:shd w:val="clear" w:color="auto" w:fill="003366"/>
+            <w:tcW w:type="dxa" w:w="2880"/>
           </w:tcPr>
           <w:p>
-            <w:pPr>
-              <w:spacing w:before="40" w:after="40"/>
-            </w:pPr>
             <w:r>
               <w:rPr>
-                <w:rFonts w:ascii="Calibri" w:hAnsi="Calibri"/>
                 <w:b/>
-                <w:i w:val="0"/>
-                <w:color w:val="FFFFFF"/>
-                <w:sz w:val="20"/>
               </w:rPr>
               <w:t>O que capturar</w:t>
             </w:r>
@@ -7374,26 +3066,12 @@
         </w:tc>
         <w:tc>
           <w:tcPr>
-            <w:tcW w:type="dxa" w:w="2967"/>
-            <w:tcMar>
-              <w:top w:w="60" w:type="dxa"/>
-              <w:bottom w:w="60" w:type="dxa"/>
-              <w:left w:w="100" w:type="dxa"/>
-              <w:right w:w="100" w:type="dxa"/>
-            </w:tcMar>
-            <w:shd w:val="clear" w:color="auto" w:fill="003366"/>
+            <w:tcW w:type="dxa" w:w="2880"/>
           </w:tcPr>
           <w:p>
-            <w:pPr>
-              <w:spacing w:before="40" w:after="40"/>
-            </w:pPr>
             <w:r>
               <w:rPr>
-                <w:rFonts w:ascii="Calibri" w:hAnsi="Calibri"/>
                 <w:b/>
-                <w:i w:val="0"/>
-                <w:color w:val="FFFFFF"/>
-                <w:sz w:val="20"/>
               </w:rPr>
               <w:t>Fonte/URL</w:t>
             </w:r>
@@ -7401,182 +3079,74 @@
         </w:tc>
       </w:tr>
       <w:tr>
-        <w:trPr>
-          <w:cantSplit w:val="1"/>
-        </w:trPr>
         <w:tc>
           <w:tcPr>
-            <w:tcW w:type="dxa" w:w="2967"/>
-            <w:tcMar>
-              <w:top w:w="60" w:type="dxa"/>
-              <w:bottom w:w="60" w:type="dxa"/>
-              <w:left w:w="100" w:type="dxa"/>
-              <w:right w:w="100" w:type="dxa"/>
-            </w:tcMar>
-            <w:shd w:val="clear" w:color="auto" w:fill="EBF5FB"/>
+            <w:tcW w:type="dxa" w:w="2880"/>
           </w:tcPr>
           <w:p>
-            <w:pPr>
-              <w:spacing w:before="40" w:after="40"/>
-            </w:pPr>
             <w:r>
-              <w:rPr>
-                <w:rFonts w:ascii="Calibri" w:hAnsi="Calibri"/>
-                <w:b w:val="0"/>
-                <w:i w:val="0"/>
-                <w:sz w:val="20"/>
-              </w:rPr>
               <w:t>IMG-CI-01</w:t>
             </w:r>
           </w:p>
         </w:tc>
         <w:tc>
           <w:tcPr>
-            <w:tcW w:type="dxa" w:w="2967"/>
-            <w:tcMar>
-              <w:top w:w="60" w:type="dxa"/>
-              <w:bottom w:w="60" w:type="dxa"/>
-              <w:left w:w="100" w:type="dxa"/>
-              <w:right w:w="100" w:type="dxa"/>
-            </w:tcMar>
-            <w:shd w:val="clear" w:color="auto" w:fill="EBF5FB"/>
+            <w:tcW w:type="dxa" w:w="2880"/>
           </w:tcPr>
           <w:p>
-            <w:pPr>
-              <w:spacing w:before="40" w:after="40"/>
-            </w:pPr>
             <w:r>
-              <w:rPr>
-                <w:rFonts w:ascii="Calibri" w:hAnsi="Calibri"/>
-                <w:b w:val="0"/>
-                <w:i w:val="0"/>
-                <w:sz w:val="20"/>
-              </w:rPr>
               <w:t>Relatório de cobertura JaCoCo exibido no pipeline da API (gate de 80%)</w:t>
             </w:r>
           </w:p>
         </w:tc>
         <w:tc>
           <w:tcPr>
-            <w:tcW w:type="dxa" w:w="2967"/>
-            <w:tcMar>
-              <w:top w:w="60" w:type="dxa"/>
-              <w:bottom w:w="60" w:type="dxa"/>
-              <w:left w:w="100" w:type="dxa"/>
-              <w:right w:w="100" w:type="dxa"/>
-            </w:tcMar>
-            <w:shd w:val="clear" w:color="auto" w:fill="EBF5FB"/>
+            <w:tcW w:type="dxa" w:w="2880"/>
           </w:tcPr>
           <w:p>
-            <w:pPr>
-              <w:spacing w:before="40" w:after="40"/>
-            </w:pPr>
             <w:r>
-              <w:rPr>
-                <w:rFonts w:ascii="Calibri" w:hAnsi="Calibri"/>
-                <w:b w:val="0"/>
-                <w:i w:val="0"/>
-                <w:sz w:val="20"/>
-              </w:rPr>
-              <w:t>Azure DevOps — Pipeline "MilhasFacil API - Pipeline"</w:t>
+              <w:t>GitLab — Pipeline "MilhasFacil API - Pipeline"</w:t>
             </w:r>
           </w:p>
         </w:tc>
       </w:tr>
       <w:tr>
-        <w:trPr>
-          <w:cantSplit w:val="1"/>
-        </w:trPr>
         <w:tc>
           <w:tcPr>
-            <w:tcW w:type="dxa" w:w="2967"/>
-            <w:tcMar>
-              <w:top w:w="60" w:type="dxa"/>
-              <w:bottom w:w="60" w:type="dxa"/>
-              <w:left w:w="100" w:type="dxa"/>
-              <w:right w:w="100" w:type="dxa"/>
-            </w:tcMar>
+            <w:tcW w:type="dxa" w:w="2880"/>
           </w:tcPr>
           <w:p>
-            <w:pPr>
-              <w:spacing w:before="40" w:after="40"/>
-            </w:pPr>
             <w:r>
-              <w:rPr>
-                <w:rFonts w:ascii="Calibri" w:hAnsi="Calibri"/>
-                <w:b w:val="0"/>
-                <w:i w:val="0"/>
-                <w:sz w:val="20"/>
-              </w:rPr>
               <w:t>IMG-CI-02</w:t>
             </w:r>
           </w:p>
         </w:tc>
         <w:tc>
           <w:tcPr>
-            <w:tcW w:type="dxa" w:w="2967"/>
-            <w:tcMar>
-              <w:top w:w="60" w:type="dxa"/>
-              <w:bottom w:w="60" w:type="dxa"/>
-              <w:left w:w="100" w:type="dxa"/>
-              <w:right w:w="100" w:type="dxa"/>
-            </w:tcMar>
+            <w:tcW w:type="dxa" w:w="2880"/>
           </w:tcPr>
           <w:p>
-            <w:pPr>
-              <w:spacing w:before="40" w:after="40"/>
-            </w:pPr>
             <w:r>
-              <w:rPr>
-                <w:rFonts w:ascii="Calibri" w:hAnsi="Calibri"/>
-                <w:b w:val="0"/>
-                <w:i w:val="0"/>
-                <w:sz w:val="20"/>
-              </w:rPr>
               <w:t>Lista de builds #52–#60 concluídos com sucesso nos três pipelines</w:t>
             </w:r>
           </w:p>
         </w:tc>
         <w:tc>
           <w:tcPr>
-            <w:tcW w:type="dxa" w:w="2967"/>
-            <w:tcMar>
-              <w:top w:w="60" w:type="dxa"/>
-              <w:bottom w:w="60" w:type="dxa"/>
-              <w:left w:w="100" w:type="dxa"/>
-              <w:right w:w="100" w:type="dxa"/>
-            </w:tcMar>
+            <w:tcW w:type="dxa" w:w="2880"/>
           </w:tcPr>
           <w:p>
-            <w:pPr>
-              <w:spacing w:before="40" w:after="40"/>
-            </w:pPr>
             <w:r>
-              <w:rPr>
-                <w:rFonts w:ascii="Calibri" w:hAnsi="Calibri"/>
-                <w:b w:val="0"/>
-                <w:i w:val="0"/>
-                <w:sz w:val="20"/>
-              </w:rPr>
-              <w:t>Azure DevOps — Builds dos pipelines API/Web/Crawler</w:t>
+              <w:t>GitLab — Builds dos pipelines API/Web/Crawler</w:t>
             </w:r>
           </w:p>
         </w:tc>
       </w:tr>
     </w:tbl>
+    <w:p/>
     <w:p>
       <w:pPr>
-        <w:spacing w:before="0" w:after="160"/>
-      </w:pPr>
-    </w:p>
-    <w:p>
-      <w:pPr>
-        <w:pStyle w:val="Heading1"/>
-        <w:keepNext/>
-        <w:keepLines/>
-        <w:pBdr>
-          <w:bottom w:val="single" w:sz="4" w:space="2" w:color="D6E4F0"/>
-        </w:pBdr>
+        <w:pStyle w:val="Heading2"/>
       </w:pPr>
       <w:r>
         <w:t>Histórico de revisões</w:t>
@@ -7584,48 +3154,25 @@
     </w:p>
     <w:tbl>
       <w:tblPr>
+        <w:tblStyle w:val="TableGrid"/>
         <w:tblW w:type="auto" w:w="0"/>
         <w:tblLook w:firstColumn="1" w:firstRow="1" w:lastColumn="0" w:lastRow="0" w:noHBand="0" w:noVBand="1" w:val="04A0"/>
-        <w:tblBorders>
-          <w:top w:val="single" w:sz="4" w:space="0" w:color="AAAAAA"/>
-          <w:left w:val="single" w:sz="4" w:space="0" w:color="AAAAAA"/>
-          <w:bottom w:val="single" w:sz="4" w:space="0" w:color="AAAAAA"/>
-          <w:right w:val="single" w:sz="4" w:space="0" w:color="AAAAAA"/>
-          <w:insideH w:val="single" w:sz="4" w:space="0" w:color="AAAAAA"/>
-          <w:insideV w:val="single" w:sz="4" w:space="0" w:color="AAAAAA"/>
-        </w:tblBorders>
       </w:tblPr>
       <w:tblGrid>
-        <w:gridCol w:w="2225"/>
-        <w:gridCol w:w="2225"/>
-        <w:gridCol w:w="2225"/>
-        <w:gridCol w:w="2225"/>
+        <w:gridCol w:w="2160"/>
+        <w:gridCol w:w="2160"/>
+        <w:gridCol w:w="2160"/>
+        <w:gridCol w:w="2160"/>
       </w:tblGrid>
       <w:tr>
-        <w:trPr>
-          <w:cantSplit w:val="1"/>
-        </w:trPr>
         <w:tc>
           <w:tcPr>
-            <w:tcW w:type="dxa" w:w="2225"/>
-            <w:tcMar>
-              <w:top w:w="60" w:type="dxa"/>
-              <w:bottom w:w="60" w:type="dxa"/>
-              <w:left w:w="100" w:type="dxa"/>
-              <w:right w:w="100" w:type="dxa"/>
-            </w:tcMar>
-            <w:shd w:val="clear" w:color="auto" w:fill="D6E4F0"/>
+            <w:tcW w:type="dxa" w:w="2160"/>
           </w:tcPr>
           <w:p>
-            <w:pPr>
-              <w:spacing w:before="40" w:after="40"/>
-            </w:pPr>
             <w:r>
               <w:rPr>
-                <w:rFonts w:ascii="Calibri" w:hAnsi="Calibri"/>
                 <w:b/>
-                <w:i w:val="0"/>
-                <w:sz w:val="20"/>
               </w:rPr>
               <w:t>Versão</w:t>
             </w:r>
@@ -7633,25 +3180,12 @@
         </w:tc>
         <w:tc>
           <w:tcPr>
-            <w:tcW w:type="dxa" w:w="2225"/>
-            <w:tcMar>
-              <w:top w:w="60" w:type="dxa"/>
-              <w:bottom w:w="60" w:type="dxa"/>
-              <w:left w:w="100" w:type="dxa"/>
-              <w:right w:w="100" w:type="dxa"/>
-            </w:tcMar>
-            <w:shd w:val="clear" w:color="auto" w:fill="D6E4F0"/>
+            <w:tcW w:type="dxa" w:w="2160"/>
           </w:tcPr>
           <w:p>
-            <w:pPr>
-              <w:spacing w:before="40" w:after="40"/>
-            </w:pPr>
             <w:r>
               <w:rPr>
-                <w:rFonts w:ascii="Calibri" w:hAnsi="Calibri"/>
                 <w:b/>
-                <w:i w:val="0"/>
-                <w:sz w:val="20"/>
               </w:rPr>
               <w:t>Data</w:t>
             </w:r>
@@ -7659,25 +3193,12 @@
         </w:tc>
         <w:tc>
           <w:tcPr>
-            <w:tcW w:type="dxa" w:w="2225"/>
-            <w:tcMar>
-              <w:top w:w="60" w:type="dxa"/>
-              <w:bottom w:w="60" w:type="dxa"/>
-              <w:left w:w="100" w:type="dxa"/>
-              <w:right w:w="100" w:type="dxa"/>
-            </w:tcMar>
-            <w:shd w:val="clear" w:color="auto" w:fill="D6E4F0"/>
+            <w:tcW w:type="dxa" w:w="2160"/>
           </w:tcPr>
           <w:p>
-            <w:pPr>
-              <w:spacing w:before="40" w:after="40"/>
-            </w:pPr>
             <w:r>
               <w:rPr>
-                <w:rFonts w:ascii="Calibri" w:hAnsi="Calibri"/>
                 <w:b/>
-                <w:i w:val="0"/>
-                <w:sz w:val="20"/>
               </w:rPr>
               <w:t>Autor</w:t>
             </w:r>
@@ -7685,25 +3206,12 @@
         </w:tc>
         <w:tc>
           <w:tcPr>
-            <w:tcW w:type="dxa" w:w="2225"/>
-            <w:tcMar>
-              <w:top w:w="60" w:type="dxa"/>
-              <w:bottom w:w="60" w:type="dxa"/>
-              <w:left w:w="100" w:type="dxa"/>
-              <w:right w:w="100" w:type="dxa"/>
-            </w:tcMar>
-            <w:shd w:val="clear" w:color="auto" w:fill="D6E4F0"/>
+            <w:tcW w:type="dxa" w:w="2160"/>
           </w:tcPr>
           <w:p>
-            <w:pPr>
-              <w:spacing w:before="40" w:after="40"/>
-            </w:pPr>
             <w:r>
               <w:rPr>
-                <w:rFonts w:ascii="Calibri" w:hAnsi="Calibri"/>
                 <w:b/>
-                <w:i w:val="0"/>
-                <w:sz w:val="20"/>
               </w:rPr>
               <w:t>Descrição</w:t>
             </w:r>
@@ -7711,415 +3219,99 @@
         </w:tc>
       </w:tr>
       <w:tr>
-        <w:trPr>
-          <w:cantSplit w:val="1"/>
-        </w:trPr>
         <w:tc>
           <w:tcPr>
-            <w:tcW w:type="dxa" w:w="2225"/>
-            <w:tcMar>
-              <w:top w:w="60" w:type="dxa"/>
-              <w:bottom w:w="60" w:type="dxa"/>
-              <w:left w:w="100" w:type="dxa"/>
-              <w:right w:w="100" w:type="dxa"/>
-            </w:tcMar>
-            <w:shd w:val="clear" w:color="auto" w:fill="F0F4F8"/>
+            <w:tcW w:type="dxa" w:w="2160"/>
           </w:tcPr>
           <w:p>
-            <w:pPr>
-              <w:spacing w:before="40" w:after="40"/>
-            </w:pPr>
             <w:r>
-              <w:rPr>
-                <w:rFonts w:ascii="Calibri" w:hAnsi="Calibri"/>
-                <w:b/>
-                <w:i w:val="0"/>
-                <w:sz w:val="20"/>
-              </w:rPr>
               <w:t>1.0</w:t>
             </w:r>
           </w:p>
         </w:tc>
         <w:tc>
           <w:tcPr>
-            <w:tcW w:type="dxa" w:w="2225"/>
-            <w:tcMar>
-              <w:top w:w="60" w:type="dxa"/>
-              <w:bottom w:w="60" w:type="dxa"/>
-              <w:left w:w="100" w:type="dxa"/>
-              <w:right w:w="100" w:type="dxa"/>
-            </w:tcMar>
+            <w:tcW w:type="dxa" w:w="2160"/>
           </w:tcPr>
           <w:p>
-            <w:pPr>
-              <w:spacing w:before="40" w:after="40"/>
-            </w:pPr>
             <w:r>
-              <w:rPr>
-                <w:rFonts w:ascii="Calibri" w:hAnsi="Calibri"/>
-                <w:b w:val="0"/>
-                <w:i w:val="0"/>
-                <w:sz w:val="20"/>
-              </w:rPr>
               <w:t>15/06/2026</w:t>
             </w:r>
           </w:p>
         </w:tc>
         <w:tc>
           <w:tcPr>
-            <w:tcW w:type="dxa" w:w="2225"/>
-            <w:tcMar>
-              <w:top w:w="60" w:type="dxa"/>
-              <w:bottom w:w="60" w:type="dxa"/>
-              <w:left w:w="100" w:type="dxa"/>
-              <w:right w:w="100" w:type="dxa"/>
-            </w:tcMar>
+            <w:tcW w:type="dxa" w:w="2160"/>
           </w:tcPr>
           <w:p>
-            <w:pPr>
-              <w:spacing w:before="40" w:after="40"/>
-            </w:pPr>
             <w:r>
-              <w:rPr>
-                <w:rFonts w:ascii="Calibri" w:hAnsi="Calibri"/>
-                <w:b w:val="0"/>
-                <w:i w:val="0"/>
-                <w:sz w:val="20"/>
-              </w:rPr>
               <w:t>Time de Melhoria Contínua</w:t>
             </w:r>
           </w:p>
         </w:tc>
         <w:tc>
           <w:tcPr>
-            <w:tcW w:type="dxa" w:w="2225"/>
-            <w:tcMar>
-              <w:top w:w="60" w:type="dxa"/>
-              <w:bottom w:w="60" w:type="dxa"/>
-              <w:left w:w="100" w:type="dxa"/>
-              <w:right w:w="100" w:type="dxa"/>
-            </w:tcMar>
+            <w:tcW w:type="dxa" w:w="2160"/>
           </w:tcPr>
           <w:p>
-            <w:pPr>
-              <w:spacing w:before="40" w:after="40"/>
-            </w:pPr>
             <w:r>
-              <w:rPr>
-                <w:rFonts w:ascii="Calibri" w:hAnsi="Calibri"/>
-                <w:b w:val="0"/>
-                <w:i w:val="0"/>
-                <w:sz w:val="20"/>
-              </w:rPr>
               <w:t>Emissão inicial — evidência do ciclo S1–S9 (MR-MPS-SW:2024 Nível C).</w:t>
             </w:r>
           </w:p>
         </w:tc>
       </w:tr>
       <w:tr>
-        <w:trPr>
-          <w:cantSplit w:val="1"/>
-        </w:trPr>
         <w:tc>
           <w:tcPr>
-            <w:tcW w:type="dxa" w:w="2225"/>
-            <w:tcMar>
-              <w:top w:w="60" w:type="dxa"/>
-              <w:bottom w:w="60" w:type="dxa"/>
-              <w:left w:w="100" w:type="dxa"/>
-              <w:right w:w="100" w:type="dxa"/>
-            </w:tcMar>
-            <w:shd w:val="clear" w:color="auto" w:fill="F0F4F8"/>
+            <w:tcW w:type="dxa" w:w="2160"/>
           </w:tcPr>
           <w:p>
-            <w:pPr>
-              <w:spacing w:before="40" w:after="40"/>
-            </w:pPr>
             <w:r>
-              <w:rPr>
-                <w:rFonts w:ascii="Calibri" w:hAnsi="Calibri"/>
-                <w:b/>
-                <w:i w:val="0"/>
-                <w:sz w:val="20"/>
-              </w:rPr>
               <w:t>1.1</w:t>
             </w:r>
           </w:p>
         </w:tc>
         <w:tc>
           <w:tcPr>
-            <w:tcW w:type="dxa" w:w="2225"/>
-            <w:tcMar>
-              <w:top w:w="60" w:type="dxa"/>
-              <w:bottom w:w="60" w:type="dxa"/>
-              <w:left w:w="100" w:type="dxa"/>
-              <w:right w:w="100" w:type="dxa"/>
-            </w:tcMar>
+            <w:tcW w:type="dxa" w:w="2160"/>
           </w:tcPr>
           <w:p>
-            <w:pPr>
-              <w:spacing w:before="40" w:after="40"/>
-            </w:pPr>
             <w:r>
-              <w:rPr>
-                <w:rFonts w:ascii="Calibri" w:hAnsi="Calibri"/>
-                <w:b w:val="0"/>
-                <w:i w:val="0"/>
-                <w:sz w:val="20"/>
-              </w:rPr>
               <w:t>15/06/2026</w:t>
             </w:r>
           </w:p>
         </w:tc>
         <w:tc>
           <w:tcPr>
-            <w:tcW w:type="dxa" w:w="2225"/>
-            <w:tcMar>
-              <w:top w:w="60" w:type="dxa"/>
-              <w:bottom w:w="60" w:type="dxa"/>
-              <w:left w:w="100" w:type="dxa"/>
-              <w:right w:w="100" w:type="dxa"/>
-            </w:tcMar>
+            <w:tcW w:type="dxa" w:w="2160"/>
           </w:tcPr>
           <w:p>
-            <w:pPr>
-              <w:spacing w:before="40" w:after="40"/>
-            </w:pPr>
             <w:r>
-              <w:rPr>
-                <w:rFonts w:ascii="Calibri" w:hAnsi="Calibri"/>
-                <w:b w:val="0"/>
-                <w:i w:val="0"/>
-                <w:sz w:val="20"/>
-              </w:rPr>
               <w:t>Time de Melhoria Contínua</w:t>
             </w:r>
           </w:p>
         </w:tc>
         <w:tc>
           <w:tcPr>
-            <w:tcW w:type="dxa" w:w="2225"/>
-            <w:tcMar>
-              <w:top w:w="60" w:type="dxa"/>
-              <w:bottom w:w="60" w:type="dxa"/>
-              <w:left w:w="100" w:type="dxa"/>
-              <w:right w:w="100" w:type="dxa"/>
-            </w:tcMar>
+            <w:tcW w:type="dxa" w:w="2160"/>
           </w:tcPr>
           <w:p>
-            <w:pPr>
-              <w:spacing w:before="40" w:after="40"/>
-            </w:pPr>
             <w:r>
-              <w:rPr>
-                <w:rFonts w:ascii="Calibri" w:hAnsi="Calibri"/>
-                <w:b w:val="0"/>
-                <w:i w:val="0"/>
-                <w:sz w:val="20"/>
-              </w:rPr>
               <w:t>Esclarecimento na §5 de que os builds #52–#60 são os recentes da S9, subconjunto da série de CI do projeto (#41–#60).</w:t>
             </w:r>
           </w:p>
         </w:tc>
       </w:tr>
     </w:tbl>
-    <w:p>
-      <w:pPr>
-        <w:spacing w:before="0" w:after="160"/>
-      </w:pPr>
-    </w:p>
+    <w:p/>
     <w:sectPr>
-      <w:headerReference w:type="default" r:id="rId9"/>
-      <w:headerReference w:type="first" r:id="rId10"/>
-      <w:footerReference w:type="default" r:id="rId11"/>
-      <w:footerReference w:type="first" r:id="rId12"/>
-      <w:pgSz w:w="11906" w:h="16838"/>
-      <w:pgMar w:top="1587" w:right="1417" w:bottom="1417" w:left="1587" w:header="720" w:footer="720" w:gutter="0"/>
+      <w:pgSz w:w="12240" w:h="15840"/>
+      <w:pgMar w:top="1440" w:right="1800" w:bottom="1440" w:left="1800" w:header="720" w:footer="720" w:gutter="0"/>
       <w:cols w:space="720"/>
-      <w:titlePg/>
       <w:docGrid w:linePitch="360"/>
     </w:sectPr>
   </w:body>
 </w:document>
-</file>
-
-<file path=word/footer1.xml><?xml version="1.0" encoding="utf-8"?>
-<w:ftr xmlns:m="http://schemas.openxmlformats.org/officeDocument/2006/math" xmlns:mc="http://schemas.openxmlformats.org/markup-compatibility/2006" xmlns:mo="http://schemas.microsoft.com/office/mac/office/2008/main" xmlns:mv="urn:schemas-microsoft-com:mac:vml" xmlns:o="urn:schemas-microsoft-com:office:office" xmlns:r="http://schemas.openxmlformats.org/officeDocument/2006/relationships" xmlns:v="urn:schemas-microsoft-com:vml" xmlns:w10="urn:schemas-microsoft-com:office:word" xmlns:w14="http://schemas.microsoft.com/office/word/2010/wordml" xmlns:w="http://schemas.openxmlformats.org/wordprocessingml/2006/main" xmlns:wne="http://schemas.microsoft.com/office/word/2006/wordml" xmlns:wp14="http://schemas.microsoft.com/office/word/2010/wordprocessingDrawing" xmlns:wp="http://schemas.openxmlformats.org/drawingml/2006/wordprocessingDrawing" xmlns:wpc="http://schemas.microsoft.com/office/word/2010/wordprocessingCanvas" xmlns:wpg="http://schemas.microsoft.com/office/word/2010/wordprocessingGroup" xmlns:wpi="http://schemas.microsoft.com/office/word/2010/wordprocessingInk" xmlns:wps="http://schemas.microsoft.com/office/word/2010/wordprocessingShape" mc:Ignorable="w14 wp14">
-  <w:p>
-    <w:pPr>
-      <w:pStyle w:val="Footer"/>
-      <w:tabs>
-        <w:tab w:val="right" w:pos="8901"/>
-      </w:tabs>
-      <w:pBdr>
-        <w:top w:val="single" w:sz="4" w:space="4" w:color="003366"/>
-      </w:pBdr>
-      <w:spacing w:before="80" w:after="0"/>
-    </w:pPr>
-    <w:r>
-      <w:rPr>
-        <w:rFonts w:ascii="Calibri" w:hAnsi="Calibri"/>
-        <w:color w:val="555555"/>
-        <w:sz w:val="16"/>
-      </w:rPr>
-      <w:t>v1.1  ·  15/06/2026</w:t>
-    </w:r>
-    <w:r>
-      <w:tab/>
-    </w:r>
-    <w:r>
-      <w:rPr>
-        <w:rFonts w:ascii="Calibri" w:hAnsi="Calibri"/>
-        <w:color w:val="555555"/>
-        <w:sz w:val="16"/>
-      </w:rPr>
-      <w:t xml:space="preserve">Página </w:t>
-    </w:r>
-    <w:r>
-      <w:rPr>
-        <w:rFonts w:ascii="Calibri" w:hAnsi="Calibri"/>
-        <w:sz w:val="16"/>
-      </w:rPr>
-      <w:fldChar w:fldCharType="begin"/>
-      <w:instrText xml:space="preserve"> PAGE </w:instrText>
-      <w:fldChar w:fldCharType="end"/>
-    </w:r>
-    <w:r>
-      <w:rPr>
-        <w:rFonts w:ascii="Calibri" w:hAnsi="Calibri"/>
-        <w:color w:val="555555"/>
-        <w:sz w:val="16"/>
-      </w:rPr>
-      <w:t xml:space="preserve"> de </w:t>
-    </w:r>
-    <w:r>
-      <w:rPr>
-        <w:rFonts w:ascii="Calibri" w:hAnsi="Calibri"/>
-        <w:sz w:val="16"/>
-      </w:rPr>
-      <w:fldChar w:fldCharType="begin"/>
-      <w:instrText xml:space="preserve"> NUMPAGES </w:instrText>
-      <w:fldChar w:fldCharType="end"/>
-    </w:r>
-  </w:p>
-</w:ftr>
-</file>
-
-<file path=word/footer2.xml><?xml version="1.0" encoding="utf-8"?>
-<w:ftr xmlns:m="http://schemas.openxmlformats.org/officeDocument/2006/math" xmlns:mc="http://schemas.openxmlformats.org/markup-compatibility/2006" xmlns:mo="http://schemas.microsoft.com/office/mac/office/2008/main" xmlns:mv="urn:schemas-microsoft-com:mac:vml" xmlns:o="urn:schemas-microsoft-com:office:office" xmlns:r="http://schemas.openxmlformats.org/officeDocument/2006/relationships" xmlns:v="urn:schemas-microsoft-com:vml" xmlns:w10="urn:schemas-microsoft-com:office:word" xmlns:w14="http://schemas.microsoft.com/office/word/2010/wordml" xmlns:w="http://schemas.openxmlformats.org/wordprocessingml/2006/main" xmlns:wne="http://schemas.microsoft.com/office/word/2006/wordml" xmlns:wp14="http://schemas.microsoft.com/office/word/2010/wordprocessingDrawing" xmlns:wp="http://schemas.openxmlformats.org/drawingml/2006/wordprocessingDrawing" xmlns:wpc="http://schemas.microsoft.com/office/word/2010/wordprocessingCanvas" xmlns:wpg="http://schemas.microsoft.com/office/word/2010/wordprocessingGroup" xmlns:wpi="http://schemas.microsoft.com/office/word/2010/wordprocessingInk" xmlns:wps="http://schemas.microsoft.com/office/word/2010/wordprocessingShape" mc:Ignorable="w14 wp14">
-  <w:p>
-    <w:pPr>
-      <w:pStyle w:val="Footer"/>
-      <w:tabs>
-        <w:tab w:val="right" w:pos="8901"/>
-      </w:tabs>
-      <w:pBdr>
-        <w:top w:val="single" w:sz="4" w:space="4" w:color="003366"/>
-      </w:pBdr>
-      <w:spacing w:before="80" w:after="0"/>
-    </w:pPr>
-    <w:r>
-      <w:rPr>
-        <w:rFonts w:ascii="Calibri" w:hAnsi="Calibri"/>
-        <w:color w:val="555555"/>
-        <w:sz w:val="16"/>
-      </w:rPr>
-      <w:t>v1.1  ·  15/06/2026</w:t>
-    </w:r>
-    <w:r>
-      <w:tab/>
-    </w:r>
-    <w:r>
-      <w:rPr>
-        <w:rFonts w:ascii="Calibri" w:hAnsi="Calibri"/>
-        <w:color w:val="555555"/>
-        <w:sz w:val="16"/>
-      </w:rPr>
-      <w:t xml:space="preserve">Página </w:t>
-    </w:r>
-    <w:r>
-      <w:rPr>
-        <w:rFonts w:ascii="Calibri" w:hAnsi="Calibri"/>
-        <w:sz w:val="16"/>
-      </w:rPr>
-      <w:fldChar w:fldCharType="begin"/>
-      <w:instrText xml:space="preserve"> PAGE </w:instrText>
-      <w:fldChar w:fldCharType="end"/>
-    </w:r>
-    <w:r>
-      <w:rPr>
-        <w:rFonts w:ascii="Calibri" w:hAnsi="Calibri"/>
-        <w:color w:val="555555"/>
-        <w:sz w:val="16"/>
-      </w:rPr>
-      <w:t xml:space="preserve"> de </w:t>
-    </w:r>
-    <w:r>
-      <w:rPr>
-        <w:rFonts w:ascii="Calibri" w:hAnsi="Calibri"/>
-        <w:sz w:val="16"/>
-      </w:rPr>
-      <w:fldChar w:fldCharType="begin"/>
-      <w:instrText xml:space="preserve"> NUMPAGES </w:instrText>
-      <w:fldChar w:fldCharType="end"/>
-    </w:r>
-  </w:p>
-</w:ftr>
-</file>
-
-<file path=word/header1.xml><?xml version="1.0" encoding="utf-8"?>
-<w:hdr xmlns:m="http://schemas.openxmlformats.org/officeDocument/2006/math" xmlns:mc="http://schemas.openxmlformats.org/markup-compatibility/2006" xmlns:mo="http://schemas.microsoft.com/office/mac/office/2008/main" xmlns:mv="urn:schemas-microsoft-com:mac:vml" xmlns:o="urn:schemas-microsoft-com:office:office" xmlns:r="http://schemas.openxmlformats.org/officeDocument/2006/relationships" xmlns:v="urn:schemas-microsoft-com:vml" xmlns:w10="urn:schemas-microsoft-com:office:word" xmlns:w14="http://schemas.microsoft.com/office/word/2010/wordml" xmlns:w="http://schemas.openxmlformats.org/wordprocessingml/2006/main" xmlns:wne="http://schemas.microsoft.com/office/word/2006/wordml" xmlns:wp14="http://schemas.microsoft.com/office/word/2010/wordprocessingDrawing" xmlns:wp="http://schemas.openxmlformats.org/drawingml/2006/wordprocessingDrawing" xmlns:wpc="http://schemas.microsoft.com/office/word/2010/wordprocessingCanvas" xmlns:wpg="http://schemas.microsoft.com/office/word/2010/wordprocessingGroup" xmlns:wpi="http://schemas.microsoft.com/office/word/2010/wordprocessingInk" xmlns:wps="http://schemas.microsoft.com/office/word/2010/wordprocessingShape" mc:Ignorable="w14 wp14">
-  <w:p>
-    <w:pPr>
-      <w:pStyle w:val="Header"/>
-      <w:tabs>
-        <w:tab w:val="right" w:pos="8901"/>
-      </w:tabs>
-      <w:pBdr>
-        <w:bottom w:val="single" w:sz="8" w:space="4" w:color="003366"/>
-      </w:pBdr>
-      <w:spacing w:before="0" w:after="80"/>
-    </w:pPr>
-    <w:r>
-      <w:rPr>
-        <w:rFonts w:ascii="Calibri" w:hAnsi="Calibri"/>
-        <w:b/>
-        <w:color w:val="003366"/>
-        <w:sz w:val="18"/>
-      </w:rPr>
-      <w:t>TIMEWARE</w:t>
-    </w:r>
-    <w:r>
-      <w:rPr>
-        <w:rFonts w:ascii="Calibri" w:hAnsi="Calibri"/>
-        <w:color w:val="555555"/>
-        <w:sz w:val="18"/>
-      </w:rPr>
-      <w:t xml:space="preserve">   ·   REL-VV-MILHASFACIL01-001</w:t>
-    </w:r>
-    <w:r>
-      <w:tab/>
-    </w:r>
-    <w:r>
-      <w:rPr>
-        <w:rFonts w:ascii="Calibri" w:hAnsi="Calibri"/>
-        <w:color w:val="555555"/>
-        <w:sz w:val="18"/>
-      </w:rPr>
-      <w:t>Verificação e Validação</w:t>
-    </w:r>
-  </w:p>
-</w:hdr>
-</file>
-
-<file path=word/header2.xml><?xml version="1.0" encoding="utf-8"?>
-<w:hdr xmlns:m="http://schemas.openxmlformats.org/officeDocument/2006/math" xmlns:mc="http://schemas.openxmlformats.org/markup-compatibility/2006" xmlns:mo="http://schemas.microsoft.com/office/mac/office/2008/main" xmlns:mv="urn:schemas-microsoft-com:mac:vml" xmlns:o="urn:schemas-microsoft-com:office:office" xmlns:r="http://schemas.openxmlformats.org/officeDocument/2006/relationships" xmlns:v="urn:schemas-microsoft-com:vml" xmlns:w10="urn:schemas-microsoft-com:office:word" xmlns:w14="http://schemas.microsoft.com/office/word/2010/wordml" xmlns:w="http://schemas.openxmlformats.org/wordprocessingml/2006/main" xmlns:wne="http://schemas.microsoft.com/office/word/2006/wordml" xmlns:wp14="http://schemas.microsoft.com/office/word/2010/wordprocessingDrawing" xmlns:wp="http://schemas.openxmlformats.org/drawingml/2006/wordprocessingDrawing" xmlns:wpc="http://schemas.microsoft.com/office/word/2010/wordprocessingCanvas" xmlns:wpg="http://schemas.microsoft.com/office/word/2010/wordprocessingGroup" xmlns:wpi="http://schemas.microsoft.com/office/word/2010/wordprocessingInk" xmlns:wps="http://schemas.microsoft.com/office/word/2010/wordprocessingShape" mc:Ignorable="w14 wp14">
-  <w:p>
-    <w:pPr>
-      <w:pStyle w:val="Header"/>
-    </w:pPr>
-  </w:p>
-</w:hdr>
 </file>
 
 <file path=word/numbering.xml><?xml version="1.0" encoding="utf-8"?>
@@ -8485,12 +3677,9 @@
     <w:name w:val="Normal"/>
     <w:qFormat/>
     <w:rsid w:val="00FC693F"/>
-    <w:pPr>
-      <w:spacing w:after="120" w:lineRule="auto" w:line="276"/>
-    </w:pPr>
     <w:rPr>
       <w:rFonts w:ascii="Calibri" w:hAnsi="Calibri"/>
-      <w:sz w:val="22"/>
+      <w:sz w:val="21"/>
     </w:rPr>
   </w:style>
   <w:style w:type="paragraph" w:styleId="Header">
@@ -8548,15 +3737,15 @@
     <w:pPr>
       <w:keepNext/>
       <w:keepLines/>
-      <w:spacing w:before="360" w:after="120"/>
+      <w:spacing w:before="480" w:after="0"/>
       <w:outlineLvl w:val="0"/>
     </w:pPr>
     <w:rPr>
-      <w:rFonts w:asciiTheme="majorHAnsi" w:eastAsiaTheme="majorEastAsia" w:hAnsiTheme="majorHAnsi" w:cstheme="majorBidi" w:ascii="Calibri" w:hAnsi="Calibri"/>
+      <w:rFonts w:asciiTheme="majorHAnsi" w:eastAsiaTheme="majorEastAsia" w:hAnsiTheme="majorHAnsi" w:cstheme="majorBidi"/>
       <w:b/>
       <w:bCs/>
-      <w:color w:val="003366"/>
-      <w:sz w:val="26"/>
+      <w:color w:val="365F91" w:themeColor="accent1" w:themeShade="BF"/>
+      <w:sz w:val="28"/>
       <w:szCs w:val="28"/>
     </w:rPr>
   </w:style>
@@ -8572,15 +3761,15 @@
     <w:pPr>
       <w:keepNext/>
       <w:keepLines/>
-      <w:spacing w:before="240" w:after="80"/>
+      <w:spacing w:before="200" w:after="0"/>
       <w:outlineLvl w:val="1"/>
     </w:pPr>
     <w:rPr>
-      <w:rFonts w:asciiTheme="majorHAnsi" w:eastAsiaTheme="majorEastAsia" w:hAnsiTheme="majorHAnsi" w:cstheme="majorBidi" w:ascii="Calibri" w:hAnsi="Calibri"/>
+      <w:rFonts w:asciiTheme="majorHAnsi" w:eastAsiaTheme="majorEastAsia" w:hAnsiTheme="majorHAnsi" w:cstheme="majorBidi"/>
       <w:b/>
       <w:bCs/>
-      <w:color w:val="1A5276"/>
-      <w:sz w:val="22"/>
+      <w:color w:val="4F81BD" w:themeColor="accent1"/>
+      <w:sz w:val="26"/>
       <w:szCs w:val="26"/>
     </w:rPr>
   </w:style>
@@ -8596,16 +3785,14 @@
     <w:pPr>
       <w:keepNext/>
       <w:keepLines/>
-      <w:spacing w:before="160" w:after="40"/>
+      <w:spacing w:before="200" w:after="0"/>
       <w:outlineLvl w:val="2"/>
     </w:pPr>
     <w:rPr>
-      <w:rFonts w:asciiTheme="majorHAnsi" w:eastAsiaTheme="majorEastAsia" w:hAnsiTheme="majorHAnsi" w:cstheme="majorBidi" w:ascii="Calibri" w:hAnsi="Calibri"/>
+      <w:rFonts w:asciiTheme="majorHAnsi" w:eastAsiaTheme="majorEastAsia" w:hAnsiTheme="majorHAnsi" w:cstheme="majorBidi"/>
       <w:b/>
       <w:bCs/>
-      <w:i/>
-      <w:color w:val="1A5276"/>
-      <w:sz w:val="22"/>
+      <w:color w:val="4F81BD" w:themeColor="accent1"/>
     </w:rPr>
   </w:style>
   <w:style w:type="paragraph" w:styleId="Heading4">
